--- a/Lab2/Lab2 PC.docx
+++ b/Lab2/Lab2 PC.docx
@@ -1734,7 +1734,7 @@
                 <w:sz w:val="28"/>
                 <w:szCs w:val="28"/>
               </w:rPr>
-              <w:t>15</w:t>
+              <w:t>16</w:t>
             </w:r>
             <w:r>
               <w:rPr>
@@ -2027,29 +2027,7 @@
           <w:sz w:val="28"/>
           <w:szCs w:val="28"/>
         </w:rPr>
-        <w:t xml:space="preserve">Виконати завдання за варіантом з використанням атомарних змінних та CAS\CMPXCHNG операцій (більш </w:t>
-      </w:r>
-      <w:proofErr w:type="spellStart"/>
-      <w:r>
-        <w:rPr>
-          <w:rFonts w:ascii="Times New Roman" w:hAnsi="Times New Roman" w:cs="Times New Roman"/>
-          <w:bCs/>
-          <w:color w:val="000000" w:themeColor="text1"/>
-          <w:sz w:val="28"/>
-          <w:szCs w:val="28"/>
-        </w:rPr>
-        <w:t>високорівнені</w:t>
-      </w:r>
-      <w:proofErr w:type="spellEnd"/>
-      <w:r>
-        <w:rPr>
-          <w:rFonts w:ascii="Times New Roman" w:hAnsi="Times New Roman" w:cs="Times New Roman"/>
-          <w:bCs/>
-          <w:color w:val="000000" w:themeColor="text1"/>
-          <w:sz w:val="28"/>
-          <w:szCs w:val="28"/>
-        </w:rPr>
-        <w:t xml:space="preserve"> функції, що абстрагують дані операції, не приймаються для використання в даній роботі). Заміряти час виконання завдання. </w:t>
+        <w:t xml:space="preserve">Виконати завдання за варіантом з використанням атомарних змінних та CAS\CMPXCHNG операцій (більш високорівнені функції, що абстрагують дані операції, не приймаються для використання в даній роботі). Заміряти час виконання завдання. </w:t>
       </w:r>
     </w:p>
     <w:p>
@@ -2410,23 +2388,21 @@
         </w:rPr>
         <w:t xml:space="preserve"> (</w:t>
       </w:r>
-      <w:proofErr w:type="spellStart"/>
       <w:r>
         <w:rPr>
           <w:sz w:val="28"/>
           <w:szCs w:val="28"/>
           <w:lang w:val="en-US"/>
         </w:rPr>
-        <w:t>fetch_add</w:t>
-      </w:r>
-      <w:proofErr w:type="spellEnd"/>
+        <w:t>fetch_add()</w:t>
+      </w:r>
       <w:r>
         <w:rPr>
           <w:sz w:val="28"/>
           <w:szCs w:val="28"/>
           <w:lang w:val="en-US"/>
         </w:rPr>
-        <w:t>()</w:t>
+        <w:t>,</w:t>
       </w:r>
       <w:r>
         <w:rPr>
@@ -2434,33 +2410,7 @@
           <w:szCs w:val="28"/>
           <w:lang w:val="en-US"/>
         </w:rPr>
-        <w:t>,</w:t>
-      </w:r>
-      <w:r>
-        <w:rPr>
-          <w:sz w:val="28"/>
-          <w:szCs w:val="28"/>
-          <w:lang w:val="en-US"/>
-        </w:rPr>
-        <w:t xml:space="preserve"> </w:t>
-      </w:r>
-      <w:proofErr w:type="spellStart"/>
-      <w:r>
-        <w:rPr>
-          <w:sz w:val="28"/>
-          <w:szCs w:val="28"/>
-          <w:lang w:val="en-US"/>
-        </w:rPr>
-        <w:t>compare_exchange_weak</w:t>
-      </w:r>
-      <w:proofErr w:type="spellEnd"/>
-      <w:r>
-        <w:rPr>
-          <w:sz w:val="28"/>
-          <w:szCs w:val="28"/>
-          <w:lang w:val="en-US"/>
-        </w:rPr>
-        <w:t>()</w:t>
+        <w:t xml:space="preserve"> compare_exchange_weak()</w:t>
       </w:r>
       <w:r>
         <w:rPr>
@@ -2523,23 +2473,7 @@
           <w:szCs w:val="28"/>
         </w:rPr>
         <w:lastRenderedPageBreak/>
-        <w:t xml:space="preserve">процесора (велика структура), компілятор може непомітно для розробника використати приховані </w:t>
-      </w:r>
-      <w:proofErr w:type="spellStart"/>
-      <w:r>
-        <w:rPr>
-          <w:sz w:val="28"/>
-          <w:szCs w:val="28"/>
-        </w:rPr>
-        <w:t>м'ютекси</w:t>
-      </w:r>
-      <w:proofErr w:type="spellEnd"/>
-      <w:r>
-        <w:rPr>
-          <w:sz w:val="28"/>
-          <w:szCs w:val="28"/>
-        </w:rPr>
-        <w:t xml:space="preserve"> для забезпечення атомарності. Щоб перевірити, чи дійсно змінна використовує</w:t>
+        <w:t>процесора (велика структура), компілятор може непомітно для розробника використати приховані м'ютекси для забезпечення атомарності. Щоб перевірити, чи дійсно змінна використовує</w:t>
       </w:r>
       <w:r>
         <w:rPr>
@@ -2555,23 +2489,13 @@
         </w:rPr>
         <w:t xml:space="preserve">справжню атомарність без блокувань, у C++ передбачено метод </w:t>
       </w:r>
-      <w:proofErr w:type="spellStart"/>
       <w:r>
         <w:rPr>
           <w:sz w:val="28"/>
           <w:szCs w:val="28"/>
           <w:lang w:val="en-US"/>
         </w:rPr>
-        <w:t>is_lock_free</w:t>
-      </w:r>
-      <w:proofErr w:type="spellEnd"/>
-      <w:r>
-        <w:rPr>
-          <w:sz w:val="28"/>
-          <w:szCs w:val="28"/>
-          <w:lang w:val="en-US"/>
-        </w:rPr>
-        <w:t>()</w:t>
+        <w:t>is_lock_free()</w:t>
       </w:r>
       <w:r>
         <w:rPr>
@@ -2647,23 +2571,7 @@
           <w:sz w:val="28"/>
           <w:szCs w:val="28"/>
         </w:rPr>
-        <w:t xml:space="preserve">Для виконання завдання в однопотоковому режимі було створено функцію </w:t>
-      </w:r>
-      <w:proofErr w:type="spellStart"/>
-      <w:r>
-        <w:rPr>
-          <w:sz w:val="28"/>
-          <w:szCs w:val="28"/>
-        </w:rPr>
-        <w:t>notParallelSolution</w:t>
-      </w:r>
-      <w:proofErr w:type="spellEnd"/>
-      <w:r>
-        <w:rPr>
-          <w:sz w:val="28"/>
-          <w:szCs w:val="28"/>
-        </w:rPr>
-        <w:t>. Алгоритм лінійно проходить по вектору, виконуючи перевірку на парність за допомогою операції ділення по модулю</w:t>
+        <w:t>Для виконання завдання в однопотоковому режимі було створено функцію notParallelSolution. Алгоритм лінійно проходить по вектору, виконуючи перевірку на парність за допомогою операції ділення по модулю</w:t>
       </w:r>
       <w:r>
         <w:rPr>
@@ -2693,7 +2601,6 @@
         </w:rPr>
         <w:t xml:space="preserve"> та кеш-промахів під час першого заміру, перед стартом таймера виконується один </w:t>
       </w:r>
-      <w:proofErr w:type="spellStart"/>
       <w:r>
         <w:rPr>
           <w:sz w:val="28"/>
@@ -2701,7 +2608,6 @@
         </w:rPr>
         <w:t>прогрівочний</w:t>
       </w:r>
-      <w:proofErr w:type="spellEnd"/>
       <w:r>
         <w:rPr>
           <w:sz w:val="28"/>
@@ -2764,32 +2670,8 @@
           <w:szCs w:val="20"/>
           <w:lang w:val="en-US" w:eastAsia="ru-UA"/>
         </w:rPr>
-        <w:t xml:space="preserve"> </w:t>
-      </w:r>
-      <w:proofErr w:type="spellStart"/>
-      <w:proofErr w:type="gramStart"/>
-      <w:r>
-        <w:rPr>
-          <w:rFonts w:ascii="Courier New" w:hAnsi="Courier New" w:cs="Courier New"/>
-          <w:color w:val="333333"/>
-          <w:sz w:val="20"/>
-          <w:szCs w:val="20"/>
-          <w:lang w:val="en-US" w:eastAsia="ru-UA"/>
-        </w:rPr>
-        <w:t>notParallelSolution</w:t>
-      </w:r>
-      <w:proofErr w:type="spellEnd"/>
-      <w:r>
-        <w:rPr>
-          <w:rFonts w:ascii="Courier New" w:hAnsi="Courier New" w:cs="Courier New"/>
-          <w:color w:val="333333"/>
-          <w:sz w:val="20"/>
-          <w:szCs w:val="20"/>
-          <w:lang w:val="en-US" w:eastAsia="ru-UA"/>
-        </w:rPr>
-        <w:t>(</w:t>
-      </w:r>
-      <w:proofErr w:type="gramEnd"/>
+        <w:t xml:space="preserve"> notParallelSolution(</w:t>
+      </w:r>
       <w:r>
         <w:rPr>
           <w:rFonts w:ascii="Courier New" w:hAnsi="Courier New" w:cs="Courier New"/>
@@ -2868,29 +2750,7 @@
           <w:szCs w:val="20"/>
           <w:lang w:val="en-US" w:eastAsia="ru-UA"/>
         </w:rPr>
-        <w:t xml:space="preserve">&amp; </w:t>
-      </w:r>
-      <w:proofErr w:type="spellStart"/>
-      <w:r>
-        <w:rPr>
-          <w:rFonts w:ascii="Courier New" w:hAnsi="Courier New" w:cs="Courier New"/>
-          <w:color w:val="333333"/>
-          <w:sz w:val="20"/>
-          <w:szCs w:val="20"/>
-          <w:lang w:val="en-US" w:eastAsia="ru-UA"/>
-        </w:rPr>
-        <w:t>maxVal</w:t>
-      </w:r>
-      <w:proofErr w:type="spellEnd"/>
-      <w:r>
-        <w:rPr>
-          <w:rFonts w:ascii="Courier New" w:hAnsi="Courier New" w:cs="Courier New"/>
-          <w:color w:val="333333"/>
-          <w:sz w:val="20"/>
-          <w:szCs w:val="20"/>
-          <w:lang w:val="en-US" w:eastAsia="ru-UA"/>
-        </w:rPr>
-        <w:t>) {</w:t>
+        <w:t>&amp; maxVal) {</w:t>
       </w:r>
     </w:p>
     <w:p>
@@ -2970,29 +2830,7 @@
           <w:szCs w:val="20"/>
           <w:lang w:val="en-US" w:eastAsia="ru-UA"/>
         </w:rPr>
-        <w:t xml:space="preserve">    </w:t>
-      </w:r>
-      <w:proofErr w:type="spellStart"/>
-      <w:r>
-        <w:rPr>
-          <w:rFonts w:ascii="Courier New" w:hAnsi="Courier New" w:cs="Courier New"/>
-          <w:color w:val="333333"/>
-          <w:sz w:val="20"/>
-          <w:szCs w:val="20"/>
-          <w:lang w:val="en-US" w:eastAsia="ru-UA"/>
-        </w:rPr>
-        <w:t>maxVal</w:t>
-      </w:r>
-      <w:proofErr w:type="spellEnd"/>
-      <w:r>
-        <w:rPr>
-          <w:rFonts w:ascii="Courier New" w:hAnsi="Courier New" w:cs="Courier New"/>
-          <w:color w:val="333333"/>
-          <w:sz w:val="20"/>
-          <w:szCs w:val="20"/>
-          <w:lang w:val="en-US" w:eastAsia="ru-UA"/>
-        </w:rPr>
-        <w:t xml:space="preserve"> = INT_MIN;</w:t>
+        <w:t xml:space="preserve">    maxVal = INT_MIN;</w:t>
       </w:r>
     </w:p>
     <w:p>
@@ -3084,7 +2922,6 @@
         </w:rPr>
         <w:t xml:space="preserve"> (</w:t>
       </w:r>
-      <w:proofErr w:type="spellStart"/>
       <w:r>
         <w:rPr>
           <w:rFonts w:ascii="Courier New" w:hAnsi="Courier New" w:cs="Courier New"/>
@@ -3095,106 +2932,15 @@
         </w:rPr>
         <w:t>size_t</w:t>
       </w:r>
-      <w:proofErr w:type="spellEnd"/>
-      <w:r>
-        <w:rPr>
-          <w:rFonts w:ascii="Courier New" w:hAnsi="Courier New" w:cs="Courier New"/>
-          <w:color w:val="333333"/>
-          <w:sz w:val="20"/>
-          <w:szCs w:val="20"/>
-          <w:lang w:val="en-US" w:eastAsia="ru-UA"/>
-        </w:rPr>
-        <w:t xml:space="preserve"> </w:t>
-      </w:r>
-      <w:proofErr w:type="spellStart"/>
-      <w:r>
-        <w:rPr>
-          <w:rFonts w:ascii="Courier New" w:hAnsi="Courier New" w:cs="Courier New"/>
-          <w:color w:val="333333"/>
-          <w:sz w:val="20"/>
-          <w:szCs w:val="20"/>
-          <w:lang w:val="en-US" w:eastAsia="ru-UA"/>
-        </w:rPr>
-        <w:t>i</w:t>
-      </w:r>
-      <w:proofErr w:type="spellEnd"/>
-      <w:r>
-        <w:rPr>
-          <w:rFonts w:ascii="Courier New" w:hAnsi="Courier New" w:cs="Courier New"/>
-          <w:color w:val="333333"/>
-          <w:sz w:val="20"/>
-          <w:szCs w:val="20"/>
-          <w:lang w:val="en-US" w:eastAsia="ru-UA"/>
-        </w:rPr>
-        <w:t xml:space="preserve"> = 0; </w:t>
-      </w:r>
-      <w:proofErr w:type="spellStart"/>
-      <w:r>
-        <w:rPr>
-          <w:rFonts w:ascii="Courier New" w:hAnsi="Courier New" w:cs="Courier New"/>
-          <w:color w:val="333333"/>
-          <w:sz w:val="20"/>
-          <w:szCs w:val="20"/>
-          <w:lang w:val="en-US" w:eastAsia="ru-UA"/>
-        </w:rPr>
-        <w:t>i</w:t>
-      </w:r>
-      <w:proofErr w:type="spellEnd"/>
-      <w:r>
-        <w:rPr>
-          <w:rFonts w:ascii="Courier New" w:hAnsi="Courier New" w:cs="Courier New"/>
-          <w:color w:val="333333"/>
-          <w:sz w:val="20"/>
-          <w:szCs w:val="20"/>
-          <w:lang w:val="en-US" w:eastAsia="ru-UA"/>
-        </w:rPr>
-        <w:t xml:space="preserve"> &lt; </w:t>
-      </w:r>
-      <w:proofErr w:type="spellStart"/>
-      <w:proofErr w:type="gramStart"/>
-      <w:r>
-        <w:rPr>
-          <w:rFonts w:ascii="Courier New" w:hAnsi="Courier New" w:cs="Courier New"/>
-          <w:color w:val="333333"/>
-          <w:sz w:val="20"/>
-          <w:szCs w:val="20"/>
-          <w:lang w:val="en-US" w:eastAsia="ru-UA"/>
-        </w:rPr>
-        <w:t>numbers.size</w:t>
-      </w:r>
-      <w:proofErr w:type="spellEnd"/>
-      <w:proofErr w:type="gramEnd"/>
-      <w:r>
-        <w:rPr>
-          <w:rFonts w:ascii="Courier New" w:hAnsi="Courier New" w:cs="Courier New"/>
-          <w:color w:val="333333"/>
-          <w:sz w:val="20"/>
-          <w:szCs w:val="20"/>
-          <w:lang w:val="en-US" w:eastAsia="ru-UA"/>
-        </w:rPr>
-        <w:t xml:space="preserve">(); </w:t>
-      </w:r>
-      <w:proofErr w:type="spellStart"/>
-      <w:r>
-        <w:rPr>
-          <w:rFonts w:ascii="Courier New" w:hAnsi="Courier New" w:cs="Courier New"/>
-          <w:color w:val="333333"/>
-          <w:sz w:val="20"/>
-          <w:szCs w:val="20"/>
-          <w:lang w:val="en-US" w:eastAsia="ru-UA"/>
-        </w:rPr>
-        <w:t>i</w:t>
-      </w:r>
-      <w:proofErr w:type="spellEnd"/>
-      <w:r>
-        <w:rPr>
-          <w:rFonts w:ascii="Courier New" w:hAnsi="Courier New" w:cs="Courier New"/>
-          <w:color w:val="333333"/>
-          <w:sz w:val="20"/>
-          <w:szCs w:val="20"/>
-          <w:lang w:val="en-US" w:eastAsia="ru-UA"/>
-        </w:rPr>
-        <w:t>++) {</w:t>
+      <w:r>
+        <w:rPr>
+          <w:rFonts w:ascii="Courier New" w:hAnsi="Courier New" w:cs="Courier New"/>
+          <w:color w:val="333333"/>
+          <w:sz w:val="20"/>
+          <w:szCs w:val="20"/>
+          <w:lang w:val="en-US" w:eastAsia="ru-UA"/>
+        </w:rPr>
+        <w:t xml:space="preserve"> i = 0; i &lt; numbers.size(); i++) {</w:t>
       </w:r>
     </w:p>
     <w:p>
@@ -3254,51 +3000,7 @@
           <w:szCs w:val="20"/>
           <w:lang w:val="en-US" w:eastAsia="ru-UA"/>
         </w:rPr>
-        <w:t xml:space="preserve"> ((numbers[</w:t>
-      </w:r>
-      <w:proofErr w:type="spellStart"/>
-      <w:r>
-        <w:rPr>
-          <w:rFonts w:ascii="Courier New" w:hAnsi="Courier New" w:cs="Courier New"/>
-          <w:color w:val="333333"/>
-          <w:sz w:val="20"/>
-          <w:szCs w:val="20"/>
-          <w:lang w:val="en-US" w:eastAsia="ru-UA"/>
-        </w:rPr>
-        <w:t>i</w:t>
-      </w:r>
-      <w:proofErr w:type="spellEnd"/>
-      <w:r>
-        <w:rPr>
-          <w:rFonts w:ascii="Courier New" w:hAnsi="Courier New" w:cs="Courier New"/>
-          <w:color w:val="333333"/>
-          <w:sz w:val="20"/>
-          <w:szCs w:val="20"/>
-          <w:lang w:val="en-US" w:eastAsia="ru-UA"/>
-        </w:rPr>
-        <w:t>] % 2</w:t>
-      </w:r>
-      <w:proofErr w:type="gramStart"/>
-      <w:r>
-        <w:rPr>
-          <w:rFonts w:ascii="Courier New" w:hAnsi="Courier New" w:cs="Courier New"/>
-          <w:color w:val="333333"/>
-          <w:sz w:val="20"/>
-          <w:szCs w:val="20"/>
-          <w:lang w:val="en-US" w:eastAsia="ru-UA"/>
-        </w:rPr>
-        <w:t>) !</w:t>
-      </w:r>
-      <w:proofErr w:type="gramEnd"/>
-      <w:r>
-        <w:rPr>
-          <w:rFonts w:ascii="Courier New" w:hAnsi="Courier New" w:cs="Courier New"/>
-          <w:color w:val="333333"/>
-          <w:sz w:val="20"/>
-          <w:szCs w:val="20"/>
-          <w:lang w:val="en-US" w:eastAsia="ru-UA"/>
-        </w:rPr>
-        <w:t>= 0) {</w:t>
+        <w:t xml:space="preserve"> ((numbers[i] % 2) != 0) {</w:t>
       </w:r>
     </w:p>
     <w:p>
@@ -3378,95 +3080,7 @@
           <w:szCs w:val="20"/>
           <w:lang w:val="en-US" w:eastAsia="ru-UA"/>
         </w:rPr>
-        <w:t xml:space="preserve">            </w:t>
-      </w:r>
-      <w:proofErr w:type="spellStart"/>
-      <w:r>
-        <w:rPr>
-          <w:rFonts w:ascii="Courier New" w:hAnsi="Courier New" w:cs="Courier New"/>
-          <w:color w:val="333333"/>
-          <w:sz w:val="20"/>
-          <w:szCs w:val="20"/>
-          <w:lang w:val="en-US" w:eastAsia="ru-UA"/>
-        </w:rPr>
-        <w:t>maxVal</w:t>
-      </w:r>
-      <w:proofErr w:type="spellEnd"/>
-      <w:r>
-        <w:rPr>
-          <w:rFonts w:ascii="Courier New" w:hAnsi="Courier New" w:cs="Courier New"/>
-          <w:color w:val="333333"/>
-          <w:sz w:val="20"/>
-          <w:szCs w:val="20"/>
-          <w:lang w:val="en-US" w:eastAsia="ru-UA"/>
-        </w:rPr>
-        <w:t xml:space="preserve"> = </w:t>
-      </w:r>
-      <w:proofErr w:type="gramStart"/>
-      <w:r>
-        <w:rPr>
-          <w:rFonts w:ascii="Courier New" w:hAnsi="Courier New" w:cs="Courier New"/>
-          <w:color w:val="333333"/>
-          <w:sz w:val="20"/>
-          <w:szCs w:val="20"/>
-          <w:lang w:val="en-US" w:eastAsia="ru-UA"/>
-        </w:rPr>
-        <w:t>std::</w:t>
-      </w:r>
-      <w:proofErr w:type="gramEnd"/>
-      <w:r>
-        <w:rPr>
-          <w:rFonts w:ascii="Courier New" w:hAnsi="Courier New" w:cs="Courier New"/>
-          <w:color w:val="333333"/>
-          <w:sz w:val="20"/>
-          <w:szCs w:val="20"/>
-          <w:lang w:val="en-US" w:eastAsia="ru-UA"/>
-        </w:rPr>
-        <w:t>max(</w:t>
-      </w:r>
-      <w:proofErr w:type="spellStart"/>
-      <w:r>
-        <w:rPr>
-          <w:rFonts w:ascii="Courier New" w:hAnsi="Courier New" w:cs="Courier New"/>
-          <w:color w:val="333333"/>
-          <w:sz w:val="20"/>
-          <w:szCs w:val="20"/>
-          <w:lang w:val="en-US" w:eastAsia="ru-UA"/>
-        </w:rPr>
-        <w:t>maxVal</w:t>
-      </w:r>
-      <w:proofErr w:type="spellEnd"/>
-      <w:r>
-        <w:rPr>
-          <w:rFonts w:ascii="Courier New" w:hAnsi="Courier New" w:cs="Courier New"/>
-          <w:color w:val="333333"/>
-          <w:sz w:val="20"/>
-          <w:szCs w:val="20"/>
-          <w:lang w:val="en-US" w:eastAsia="ru-UA"/>
-        </w:rPr>
-        <w:t>, numbers[</w:t>
-      </w:r>
-      <w:proofErr w:type="spellStart"/>
-      <w:r>
-        <w:rPr>
-          <w:rFonts w:ascii="Courier New" w:hAnsi="Courier New" w:cs="Courier New"/>
-          <w:color w:val="333333"/>
-          <w:sz w:val="20"/>
-          <w:szCs w:val="20"/>
-          <w:lang w:val="en-US" w:eastAsia="ru-UA"/>
-        </w:rPr>
-        <w:t>i</w:t>
-      </w:r>
-      <w:proofErr w:type="spellEnd"/>
-      <w:r>
-        <w:rPr>
-          <w:rFonts w:ascii="Courier New" w:hAnsi="Courier New" w:cs="Courier New"/>
-          <w:color w:val="333333"/>
-          <w:sz w:val="20"/>
-          <w:szCs w:val="20"/>
-          <w:lang w:val="en-US" w:eastAsia="ru-UA"/>
-        </w:rPr>
-        <w:t>]);</w:t>
+        <w:t xml:space="preserve">            maxVal = std::max(maxVal, numbers[i]);</w:t>
       </w:r>
     </w:p>
     <w:p>
@@ -3622,7 +3236,14 @@
           <w:szCs w:val="28"/>
           <w:lang w:val="en-US"/>
         </w:rPr>
-        <w:t>^7</w:t>
+        <w:t>^</w:t>
+      </w:r>
+      <w:r>
+        <w:rPr>
+          <w:sz w:val="28"/>
+          <w:szCs w:val="28"/>
+        </w:rPr>
+        <w:t>5</w:t>
       </w:r>
       <w:r>
         <w:rPr>
@@ -3648,9 +3269,9 @@
           <w:szCs w:val="28"/>
         </w:rPr>
         <w:drawing>
-          <wp:inline distT="0" distB="0" distL="0" distR="0" wp14:anchorId="4B85DB6D" wp14:editId="48337105">
-            <wp:extent cx="3111862" cy="1021080"/>
-            <wp:effectExtent l="0" t="0" r="0" b="7620"/>
+          <wp:inline distT="0" distB="0" distL="0" distR="0" wp14:anchorId="0250AD9B" wp14:editId="03F789A3">
+            <wp:extent cx="3095625" cy="952500"/>
+            <wp:effectExtent l="0" t="0" r="9525" b="0"/>
             <wp:docPr id="1" name="Рисунок 1"/>
             <wp:cNvGraphicFramePr>
               <a:graphicFrameLocks xmlns:a="http://schemas.openxmlformats.org/drawingml/2006/main" noChangeAspect="1"/>
@@ -3671,7 +3292,7 @@
                   <pic:spPr>
                     <a:xfrm>
                       <a:off x="0" y="0"/>
-                      <a:ext cx="3117901" cy="1023061"/>
+                      <a:ext cx="3097829" cy="953178"/>
                     </a:xfrm>
                     <a:prstGeom prst="rect">
                       <a:avLst/>
@@ -3691,37 +3312,43 @@
         <w:rPr>
           <w:sz w:val="28"/>
           <w:szCs w:val="28"/>
+        </w:rPr>
+      </w:pPr>
+      <w:r>
+        <w:rPr>
+          <w:sz w:val="28"/>
+          <w:szCs w:val="28"/>
+        </w:rPr>
+        <w:t xml:space="preserve">Рисунок 1 - </w:t>
+      </w:r>
+      <w:r>
+        <w:rPr>
+          <w:sz w:val="28"/>
+          <w:szCs w:val="28"/>
+        </w:rPr>
+        <w:t>Результат роботи послідовного алгоритму</w:t>
+      </w:r>
+      <w:r>
+        <w:rPr>
+          <w:sz w:val="28"/>
+          <w:szCs w:val="28"/>
+        </w:rPr>
+        <w:t xml:space="preserve"> при </w:t>
+      </w:r>
+      <w:r>
+        <w:rPr>
+          <w:sz w:val="28"/>
+          <w:szCs w:val="28"/>
           <w:lang w:val="en-US"/>
         </w:rPr>
-      </w:pPr>
-      <w:r>
-        <w:rPr>
-          <w:sz w:val="28"/>
-          <w:szCs w:val="28"/>
-        </w:rPr>
-        <w:t xml:space="preserve">Рисунок 1 - </w:t>
-      </w:r>
-      <w:r>
-        <w:rPr>
-          <w:sz w:val="28"/>
-          <w:szCs w:val="28"/>
-        </w:rPr>
-        <w:t>Результат роботи послідовного алгоритму</w:t>
-      </w:r>
-      <w:r>
-        <w:rPr>
-          <w:sz w:val="28"/>
-          <w:szCs w:val="28"/>
-        </w:rPr>
-        <w:t xml:space="preserve"> при </w:t>
-      </w:r>
-      <w:r>
-        <w:rPr>
-          <w:sz w:val="28"/>
-          <w:szCs w:val="28"/>
-          <w:lang w:val="en-US"/>
-        </w:rPr>
-        <w:t>N = 10^7</w:t>
+        <w:t>N = 10^</w:t>
+      </w:r>
+      <w:r>
+        <w:rPr>
+          <w:sz w:val="28"/>
+          <w:szCs w:val="28"/>
+        </w:rPr>
+        <w:t>5</w:t>
       </w:r>
     </w:p>
     <w:p>
@@ -3842,21 +3469,7 @@
           <w:sz w:val="28"/>
           <w:szCs w:val="28"/>
         </w:rPr>
-        <w:t>Для паралелізації алгоритму масив даних було рівномірно поділено між 4 потоками (відповідно до кількості фізичних ядер процесора). Для уникнення стану гонки при оновленні спільних глобальних змінних</w:t>
-      </w:r>
-      <w:r>
-        <w:rPr>
-          <w:sz w:val="28"/>
-          <w:szCs w:val="28"/>
-        </w:rPr>
-        <w:t xml:space="preserve"> </w:t>
-      </w:r>
-      <w:r>
-        <w:rPr>
-          <w:sz w:val="28"/>
-          <w:szCs w:val="28"/>
-        </w:rPr>
-        <w:t xml:space="preserve">використано блокуючий примітив синхронізації </w:t>
+        <w:t xml:space="preserve">Для паралелізації алгоритму масив даних було рівномірно поділено між 4 потоками (відповідно до кількості фізичних ядер процесора). Щоб наочно продемонструвати вплив високої конкуренції на продуктивність системи, у цій реалізації свідомо відкинуто оптимізацію через локальні змінні. Тепер для уникнення стану гонки при оновленні спільних глобальних змінних, примітив </w:t>
       </w:r>
       <w:r>
         <w:rPr>
@@ -3871,51 +3484,7 @@
           <w:sz w:val="28"/>
           <w:szCs w:val="28"/>
         </w:rPr>
-        <w:t>.</w:t>
-      </w:r>
-      <w:r>
-        <w:rPr>
-          <w:sz w:val="28"/>
-          <w:szCs w:val="28"/>
-        </w:rPr>
-        <w:t xml:space="preserve"> </w:t>
-      </w:r>
-      <w:r>
-        <w:rPr>
-          <w:sz w:val="28"/>
-          <w:szCs w:val="28"/>
-        </w:rPr>
-        <w:t xml:space="preserve">Щоб уникнути катастрофічного падіння продуктивності через постійні перемикання контексту ОС, синхронізацію оптимізовано: кожен потік спочатку накопичує результати у своїх локальних </w:t>
-      </w:r>
-      <w:r>
-        <w:rPr>
-          <w:sz w:val="28"/>
-          <w:szCs w:val="28"/>
-        </w:rPr>
-        <w:t>змінних</w:t>
-      </w:r>
-      <w:r>
-        <w:rPr>
-          <w:sz w:val="28"/>
-          <w:szCs w:val="28"/>
-        </w:rPr>
-        <w:t xml:space="preserve">, і лише після обробки всієї своєї частини масиву один раз захоплює </w:t>
-      </w:r>
-      <w:proofErr w:type="spellStart"/>
-      <w:r>
-        <w:rPr>
-          <w:sz w:val="28"/>
-          <w:szCs w:val="28"/>
-        </w:rPr>
-        <w:t>м'ютекс</w:t>
-      </w:r>
-      <w:proofErr w:type="spellEnd"/>
-      <w:r>
-        <w:rPr>
-          <w:sz w:val="28"/>
-          <w:szCs w:val="28"/>
-        </w:rPr>
-        <w:t xml:space="preserve"> за допомогою </w:t>
+        <w:t xml:space="preserve"> захоплюється за допомогою </w:t>
       </w:r>
       <w:r>
         <w:rPr>
@@ -3923,24 +3492,28 @@
           <w:szCs w:val="28"/>
           <w:lang w:val="en-US"/>
         </w:rPr>
-        <w:t>std::</w:t>
-      </w:r>
-      <w:proofErr w:type="spellStart"/>
-      <w:r>
-        <w:rPr>
-          <w:sz w:val="28"/>
-          <w:szCs w:val="28"/>
-          <w:lang w:val="en-US"/>
-        </w:rPr>
-        <w:t>lock_guard</w:t>
-      </w:r>
-      <w:proofErr w:type="spellEnd"/>
-      <w:r>
-        <w:rPr>
-          <w:sz w:val="28"/>
-          <w:szCs w:val="28"/>
-        </w:rPr>
-        <w:t xml:space="preserve"> для додавання локального результату до глобального.</w:t>
+        <w:t>std::lock_guard</w:t>
+      </w:r>
+      <w:r>
+        <w:rPr>
+          <w:sz w:val="28"/>
+          <w:szCs w:val="28"/>
+        </w:rPr>
+        <w:t xml:space="preserve"> безпосередньо всередині циклу </w:t>
+      </w:r>
+      <w:r>
+        <w:rPr>
+          <w:sz w:val="28"/>
+          <w:szCs w:val="28"/>
+        </w:rPr>
+        <w:t>-</w:t>
+      </w:r>
+      <w:r>
+        <w:rPr>
+          <w:sz w:val="28"/>
+          <w:szCs w:val="28"/>
+        </w:rPr>
+        <w:t xml:space="preserve"> під час обробки кожного знайденого непарного числа. Такий підхід гарантує безпеку даних, однак очікувано створює величезні накладні витрати через постійні блокування потоків та перемикання контексту операційною системою.</w:t>
       </w:r>
       <w:r>
         <w:rPr>
@@ -3949,16 +3522,6 @@
         </w:rPr>
         <w:t xml:space="preserve"> Код відповідних функцій:</w:t>
       </w:r>
-    </w:p>
-    <w:p>
-      <w:pPr>
-        <w:spacing w:line="360" w:lineRule="auto"/>
-        <w:ind w:firstLine="709"/>
-        <w:rPr>
-          <w:sz w:val="28"/>
-          <w:szCs w:val="28"/>
-        </w:rPr>
-      </w:pPr>
     </w:p>
     <w:p>
       <w:pPr>
@@ -4007,32 +3570,8 @@
           <w:szCs w:val="20"/>
           <w:lang w:val="en-US" w:eastAsia="ru-UA"/>
         </w:rPr>
-        <w:t xml:space="preserve"> </w:t>
-      </w:r>
-      <w:proofErr w:type="spellStart"/>
-      <w:proofErr w:type="gramStart"/>
-      <w:r>
-        <w:rPr>
-          <w:rFonts w:ascii="Courier New" w:hAnsi="Courier New" w:cs="Courier New"/>
-          <w:color w:val="333333"/>
-          <w:sz w:val="20"/>
-          <w:szCs w:val="20"/>
-          <w:lang w:val="en-US" w:eastAsia="ru-UA"/>
-        </w:rPr>
-        <w:t>mutexThreadWorker</w:t>
-      </w:r>
-      <w:proofErr w:type="spellEnd"/>
-      <w:r>
-        <w:rPr>
-          <w:rFonts w:ascii="Courier New" w:hAnsi="Courier New" w:cs="Courier New"/>
-          <w:color w:val="333333"/>
-          <w:sz w:val="20"/>
-          <w:szCs w:val="20"/>
-          <w:lang w:val="en-US" w:eastAsia="ru-UA"/>
-        </w:rPr>
-        <w:t>(</w:t>
-      </w:r>
-      <w:proofErr w:type="gramEnd"/>
+        <w:t xml:space="preserve"> mutexThreadWorker(</w:t>
+      </w:r>
       <w:r>
         <w:rPr>
           <w:rFonts w:ascii="Courier New" w:hAnsi="Courier New" w:cs="Courier New"/>
@@ -4073,7 +3612,6 @@
         </w:rPr>
         <w:t xml:space="preserve">&gt;&amp; numbers, </w:t>
       </w:r>
-      <w:proofErr w:type="spellStart"/>
       <w:r>
         <w:rPr>
           <w:rFonts w:ascii="Courier New" w:hAnsi="Courier New" w:cs="Courier New"/>
@@ -4084,7 +3622,6 @@
         </w:rPr>
         <w:t>size_t</w:t>
       </w:r>
-      <w:proofErr w:type="spellEnd"/>
       <w:r>
         <w:rPr>
           <w:rFonts w:ascii="Courier New" w:hAnsi="Courier New" w:cs="Courier New"/>
@@ -4095,7 +3632,6 @@
         </w:rPr>
         <w:t xml:space="preserve"> start, </w:t>
       </w:r>
-      <w:proofErr w:type="spellStart"/>
       <w:r>
         <w:rPr>
           <w:rFonts w:ascii="Courier New" w:hAnsi="Courier New" w:cs="Courier New"/>
@@ -4106,7 +3642,6 @@
         </w:rPr>
         <w:t>size_t</w:t>
       </w:r>
-      <w:proofErr w:type="spellEnd"/>
       <w:r>
         <w:rPr>
           <w:rFonts w:ascii="Courier New" w:hAnsi="Courier New" w:cs="Courier New"/>
@@ -4135,29 +3670,7 @@
           <w:szCs w:val="20"/>
           <w:lang w:val="en-US" w:eastAsia="ru-UA"/>
         </w:rPr>
-        <w:t xml:space="preserve">&amp; </w:t>
-      </w:r>
-      <w:proofErr w:type="spellStart"/>
-      <w:r>
-        <w:rPr>
-          <w:rFonts w:ascii="Courier New" w:hAnsi="Courier New" w:cs="Courier New"/>
-          <w:color w:val="333333"/>
-          <w:sz w:val="20"/>
-          <w:szCs w:val="20"/>
-          <w:lang w:val="en-US" w:eastAsia="ru-UA"/>
-        </w:rPr>
-        <w:t>globalCounter</w:t>
-      </w:r>
-      <w:proofErr w:type="spellEnd"/>
-      <w:r>
-        <w:rPr>
-          <w:rFonts w:ascii="Courier New" w:hAnsi="Courier New" w:cs="Courier New"/>
-          <w:color w:val="333333"/>
-          <w:sz w:val="20"/>
-          <w:szCs w:val="20"/>
-          <w:lang w:val="en-US" w:eastAsia="ru-UA"/>
-        </w:rPr>
-        <w:t xml:space="preserve">, </w:t>
+        <w:t xml:space="preserve">&amp; globalCounter, </w:t>
       </w:r>
       <w:r>
         <w:rPr>
@@ -4177,51 +3690,7 @@
           <w:szCs w:val="20"/>
           <w:lang w:val="en-US" w:eastAsia="ru-UA"/>
         </w:rPr>
-        <w:t xml:space="preserve">&amp; </w:t>
-      </w:r>
-      <w:proofErr w:type="spellStart"/>
-      <w:r>
-        <w:rPr>
-          <w:rFonts w:ascii="Courier New" w:hAnsi="Courier New" w:cs="Courier New"/>
-          <w:color w:val="333333"/>
-          <w:sz w:val="20"/>
-          <w:szCs w:val="20"/>
-          <w:lang w:val="en-US" w:eastAsia="ru-UA"/>
-        </w:rPr>
-        <w:t>globalMax</w:t>
-      </w:r>
-      <w:proofErr w:type="spellEnd"/>
-      <w:r>
-        <w:rPr>
-          <w:rFonts w:ascii="Courier New" w:hAnsi="Courier New" w:cs="Courier New"/>
-          <w:color w:val="333333"/>
-          <w:sz w:val="20"/>
-          <w:szCs w:val="20"/>
-          <w:lang w:val="en-US" w:eastAsia="ru-UA"/>
-        </w:rPr>
-        <w:t xml:space="preserve">, std::mutex&amp; </w:t>
-      </w:r>
-      <w:proofErr w:type="spellStart"/>
-      <w:r>
-        <w:rPr>
-          <w:rFonts w:ascii="Courier New" w:hAnsi="Courier New" w:cs="Courier New"/>
-          <w:color w:val="333333"/>
-          <w:sz w:val="20"/>
-          <w:szCs w:val="20"/>
-          <w:lang w:val="en-US" w:eastAsia="ru-UA"/>
-        </w:rPr>
-        <w:t>globalVarMtx</w:t>
-      </w:r>
-      <w:proofErr w:type="spellEnd"/>
-      <w:r>
-        <w:rPr>
-          <w:rFonts w:ascii="Courier New" w:hAnsi="Courier New" w:cs="Courier New"/>
-          <w:color w:val="333333"/>
-          <w:sz w:val="20"/>
-          <w:szCs w:val="20"/>
-          <w:lang w:val="en-US" w:eastAsia="ru-UA"/>
-        </w:rPr>
-        <w:t>) {</w:t>
+        <w:t>&amp; globalMax, std::mutex&amp; globalVarMtx) {</w:t>
       </w:r>
     </w:p>
     <w:p>
@@ -4266,44 +3735,42 @@
       <w:r>
         <w:rPr>
           <w:rFonts w:ascii="Courier New" w:hAnsi="Courier New" w:cs="Courier New"/>
+          <w:color w:val="0000FF"/>
+          <w:sz w:val="20"/>
+          <w:szCs w:val="20"/>
+          <w:lang w:val="en-US" w:eastAsia="ru-UA"/>
+        </w:rPr>
+        <w:t>for</w:t>
+      </w:r>
+      <w:r>
+        <w:rPr>
+          <w:rFonts w:ascii="Courier New" w:hAnsi="Courier New" w:cs="Courier New"/>
+          <w:color w:val="333333"/>
+          <w:sz w:val="20"/>
+          <w:szCs w:val="20"/>
+          <w:lang w:val="en-US" w:eastAsia="ru-UA"/>
+        </w:rPr>
+        <w:t xml:space="preserve"> (</w:t>
+      </w:r>
+      <w:r>
+        <w:rPr>
+          <w:rFonts w:ascii="Courier New" w:hAnsi="Courier New" w:cs="Courier New"/>
           <w:color w:val="2B91AF"/>
           <w:sz w:val="20"/>
           <w:szCs w:val="20"/>
           <w:lang w:val="en-US" w:eastAsia="ru-UA"/>
         </w:rPr>
-        <w:t>int</w:t>
-      </w:r>
-      <w:r>
-        <w:rPr>
-          <w:rFonts w:ascii="Courier New" w:hAnsi="Courier New" w:cs="Courier New"/>
-          <w:color w:val="333333"/>
-          <w:sz w:val="20"/>
-          <w:szCs w:val="20"/>
-          <w:lang w:val="en-US" w:eastAsia="ru-UA"/>
-        </w:rPr>
-        <w:t xml:space="preserve"> </w:t>
-      </w:r>
-      <w:proofErr w:type="spellStart"/>
-      <w:r>
-        <w:rPr>
-          <w:rFonts w:ascii="Courier New" w:hAnsi="Courier New" w:cs="Courier New"/>
-          <w:color w:val="333333"/>
-          <w:sz w:val="20"/>
-          <w:szCs w:val="20"/>
-          <w:lang w:val="en-US" w:eastAsia="ru-UA"/>
-        </w:rPr>
-        <w:t>localCounter</w:t>
-      </w:r>
-      <w:proofErr w:type="spellEnd"/>
-      <w:r>
-        <w:rPr>
-          <w:rFonts w:ascii="Courier New" w:hAnsi="Courier New" w:cs="Courier New"/>
-          <w:color w:val="333333"/>
-          <w:sz w:val="20"/>
-          <w:szCs w:val="20"/>
-          <w:lang w:val="en-US" w:eastAsia="ru-UA"/>
-        </w:rPr>
-        <w:t xml:space="preserve"> = 0;</w:t>
+        <w:t>size_t</w:t>
+      </w:r>
+      <w:r>
+        <w:rPr>
+          <w:rFonts w:ascii="Courier New" w:hAnsi="Courier New" w:cs="Courier New"/>
+          <w:color w:val="333333"/>
+          <w:sz w:val="20"/>
+          <w:szCs w:val="20"/>
+          <w:lang w:val="en-US" w:eastAsia="ru-UA"/>
+        </w:rPr>
+        <w:t xml:space="preserve"> i = start; i &lt; end; i++) {</w:t>
       </w:r>
     </w:p>
     <w:p>
@@ -4343,49 +3810,27 @@
           <w:szCs w:val="20"/>
           <w:lang w:val="en-US" w:eastAsia="ru-UA"/>
         </w:rPr>
-        <w:t xml:space="preserve">    </w:t>
-      </w:r>
-      <w:r>
-        <w:rPr>
-          <w:rFonts w:ascii="Courier New" w:hAnsi="Courier New" w:cs="Courier New"/>
-          <w:color w:val="2B91AF"/>
-          <w:sz w:val="20"/>
-          <w:szCs w:val="20"/>
-          <w:lang w:val="en-US" w:eastAsia="ru-UA"/>
-        </w:rPr>
-        <w:t>int</w:t>
-      </w:r>
-      <w:r>
-        <w:rPr>
-          <w:rFonts w:ascii="Courier New" w:hAnsi="Courier New" w:cs="Courier New"/>
-          <w:color w:val="333333"/>
-          <w:sz w:val="20"/>
-          <w:szCs w:val="20"/>
-          <w:lang w:val="en-US" w:eastAsia="ru-UA"/>
-        </w:rPr>
-        <w:t xml:space="preserve"> </w:t>
-      </w:r>
-      <w:proofErr w:type="spellStart"/>
-      <w:r>
-        <w:rPr>
-          <w:rFonts w:ascii="Courier New" w:hAnsi="Courier New" w:cs="Courier New"/>
-          <w:color w:val="333333"/>
-          <w:sz w:val="20"/>
-          <w:szCs w:val="20"/>
-          <w:lang w:val="en-US" w:eastAsia="ru-UA"/>
-        </w:rPr>
-        <w:t>localMax</w:t>
-      </w:r>
-      <w:proofErr w:type="spellEnd"/>
-      <w:r>
-        <w:rPr>
-          <w:rFonts w:ascii="Courier New" w:hAnsi="Courier New" w:cs="Courier New"/>
-          <w:color w:val="333333"/>
-          <w:sz w:val="20"/>
-          <w:szCs w:val="20"/>
-          <w:lang w:val="en-US" w:eastAsia="ru-UA"/>
-        </w:rPr>
-        <w:t xml:space="preserve"> = INT_MIN;</w:t>
+        <w:t xml:space="preserve">        </w:t>
+      </w:r>
+      <w:r>
+        <w:rPr>
+          <w:rFonts w:ascii="Courier New" w:hAnsi="Courier New" w:cs="Courier New"/>
+          <w:color w:val="0000FF"/>
+          <w:sz w:val="20"/>
+          <w:szCs w:val="20"/>
+          <w:lang w:val="en-US" w:eastAsia="ru-UA"/>
+        </w:rPr>
+        <w:t>if</w:t>
+      </w:r>
+      <w:r>
+        <w:rPr>
+          <w:rFonts w:ascii="Courier New" w:hAnsi="Courier New" w:cs="Courier New"/>
+          <w:color w:val="333333"/>
+          <w:sz w:val="20"/>
+          <w:szCs w:val="20"/>
+          <w:lang w:val="en-US" w:eastAsia="ru-UA"/>
+        </w:rPr>
+        <w:t xml:space="preserve"> ((numbers[i] % 2) != 0) {</w:t>
       </w:r>
     </w:p>
     <w:p>
@@ -4417,6 +3862,16 @@
           <w:lang w:val="en-US" w:eastAsia="ru-UA"/>
         </w:rPr>
       </w:pPr>
+      <w:r>
+        <w:rPr>
+          <w:rFonts w:ascii="Courier New" w:hAnsi="Courier New" w:cs="Courier New"/>
+          <w:color w:val="333333"/>
+          <w:sz w:val="20"/>
+          <w:szCs w:val="20"/>
+          <w:lang w:val="en-US" w:eastAsia="ru-UA"/>
+        </w:rPr>
+        <w:t xml:space="preserve">            std::lock_guard&lt;std::mutex&gt; lock(globalVarMtx);</w:t>
+      </w:r>
     </w:p>
     <w:p>
       <w:pPr>
@@ -4455,115 +3910,7 @@
           <w:szCs w:val="20"/>
           <w:lang w:val="en-US" w:eastAsia="ru-UA"/>
         </w:rPr>
-        <w:t xml:space="preserve">    </w:t>
-      </w:r>
-      <w:r>
-        <w:rPr>
-          <w:rFonts w:ascii="Courier New" w:hAnsi="Courier New" w:cs="Courier New"/>
-          <w:color w:val="0000FF"/>
-          <w:sz w:val="20"/>
-          <w:szCs w:val="20"/>
-          <w:lang w:val="en-US" w:eastAsia="ru-UA"/>
-        </w:rPr>
-        <w:t>for</w:t>
-      </w:r>
-      <w:r>
-        <w:rPr>
-          <w:rFonts w:ascii="Courier New" w:hAnsi="Courier New" w:cs="Courier New"/>
-          <w:color w:val="333333"/>
-          <w:sz w:val="20"/>
-          <w:szCs w:val="20"/>
-          <w:lang w:val="en-US" w:eastAsia="ru-UA"/>
-        </w:rPr>
-        <w:t xml:space="preserve"> (</w:t>
-      </w:r>
-      <w:proofErr w:type="spellStart"/>
-      <w:r>
-        <w:rPr>
-          <w:rFonts w:ascii="Courier New" w:hAnsi="Courier New" w:cs="Courier New"/>
-          <w:color w:val="2B91AF"/>
-          <w:sz w:val="20"/>
-          <w:szCs w:val="20"/>
-          <w:lang w:val="en-US" w:eastAsia="ru-UA"/>
-        </w:rPr>
-        <w:t>size_t</w:t>
-      </w:r>
-      <w:proofErr w:type="spellEnd"/>
-      <w:r>
-        <w:rPr>
-          <w:rFonts w:ascii="Courier New" w:hAnsi="Courier New" w:cs="Courier New"/>
-          <w:color w:val="333333"/>
-          <w:sz w:val="20"/>
-          <w:szCs w:val="20"/>
-          <w:lang w:val="en-US" w:eastAsia="ru-UA"/>
-        </w:rPr>
-        <w:t xml:space="preserve"> </w:t>
-      </w:r>
-      <w:proofErr w:type="spellStart"/>
-      <w:r>
-        <w:rPr>
-          <w:rFonts w:ascii="Courier New" w:hAnsi="Courier New" w:cs="Courier New"/>
-          <w:color w:val="333333"/>
-          <w:sz w:val="20"/>
-          <w:szCs w:val="20"/>
-          <w:lang w:val="en-US" w:eastAsia="ru-UA"/>
-        </w:rPr>
-        <w:t>i</w:t>
-      </w:r>
-      <w:proofErr w:type="spellEnd"/>
-      <w:r>
-        <w:rPr>
-          <w:rFonts w:ascii="Courier New" w:hAnsi="Courier New" w:cs="Courier New"/>
-          <w:color w:val="333333"/>
-          <w:sz w:val="20"/>
-          <w:szCs w:val="20"/>
-          <w:lang w:val="en-US" w:eastAsia="ru-UA"/>
-        </w:rPr>
-        <w:t xml:space="preserve"> = start; </w:t>
-      </w:r>
-      <w:proofErr w:type="spellStart"/>
-      <w:r>
-        <w:rPr>
-          <w:rFonts w:ascii="Courier New" w:hAnsi="Courier New" w:cs="Courier New"/>
-          <w:color w:val="333333"/>
-          <w:sz w:val="20"/>
-          <w:szCs w:val="20"/>
-          <w:lang w:val="en-US" w:eastAsia="ru-UA"/>
-        </w:rPr>
-        <w:t>i</w:t>
-      </w:r>
-      <w:proofErr w:type="spellEnd"/>
-      <w:r>
-        <w:rPr>
-          <w:rFonts w:ascii="Courier New" w:hAnsi="Courier New" w:cs="Courier New"/>
-          <w:color w:val="333333"/>
-          <w:sz w:val="20"/>
-          <w:szCs w:val="20"/>
-          <w:lang w:val="en-US" w:eastAsia="ru-UA"/>
-        </w:rPr>
-        <w:t xml:space="preserve"> &lt; end; </w:t>
-      </w:r>
-      <w:proofErr w:type="spellStart"/>
-      <w:r>
-        <w:rPr>
-          <w:rFonts w:ascii="Courier New" w:hAnsi="Courier New" w:cs="Courier New"/>
-          <w:color w:val="333333"/>
-          <w:sz w:val="20"/>
-          <w:szCs w:val="20"/>
-          <w:lang w:val="en-US" w:eastAsia="ru-UA"/>
-        </w:rPr>
-        <w:t>i</w:t>
-      </w:r>
-      <w:proofErr w:type="spellEnd"/>
-      <w:r>
-        <w:rPr>
-          <w:rFonts w:ascii="Courier New" w:hAnsi="Courier New" w:cs="Courier New"/>
-          <w:color w:val="333333"/>
-          <w:sz w:val="20"/>
-          <w:szCs w:val="20"/>
-          <w:lang w:val="en-US" w:eastAsia="ru-UA"/>
-        </w:rPr>
-        <w:t>++) {</w:t>
+        <w:t xml:space="preserve">            globalCounter++;</w:t>
       </w:r>
     </w:p>
     <w:p>
@@ -4603,71 +3950,7 @@
           <w:szCs w:val="20"/>
           <w:lang w:val="en-US" w:eastAsia="ru-UA"/>
         </w:rPr>
-        <w:t xml:space="preserve">        </w:t>
-      </w:r>
-      <w:r>
-        <w:rPr>
-          <w:rFonts w:ascii="Courier New" w:hAnsi="Courier New" w:cs="Courier New"/>
-          <w:color w:val="0000FF"/>
-          <w:sz w:val="20"/>
-          <w:szCs w:val="20"/>
-          <w:lang w:val="en-US" w:eastAsia="ru-UA"/>
-        </w:rPr>
-        <w:t>if</w:t>
-      </w:r>
-      <w:r>
-        <w:rPr>
-          <w:rFonts w:ascii="Courier New" w:hAnsi="Courier New" w:cs="Courier New"/>
-          <w:color w:val="333333"/>
-          <w:sz w:val="20"/>
-          <w:szCs w:val="20"/>
-          <w:lang w:val="en-US" w:eastAsia="ru-UA"/>
-        </w:rPr>
-        <w:t xml:space="preserve"> ((numbers[</w:t>
-      </w:r>
-      <w:proofErr w:type="spellStart"/>
-      <w:r>
-        <w:rPr>
-          <w:rFonts w:ascii="Courier New" w:hAnsi="Courier New" w:cs="Courier New"/>
-          <w:color w:val="333333"/>
-          <w:sz w:val="20"/>
-          <w:szCs w:val="20"/>
-          <w:lang w:val="en-US" w:eastAsia="ru-UA"/>
-        </w:rPr>
-        <w:t>i</w:t>
-      </w:r>
-      <w:proofErr w:type="spellEnd"/>
-      <w:r>
-        <w:rPr>
-          <w:rFonts w:ascii="Courier New" w:hAnsi="Courier New" w:cs="Courier New"/>
-          <w:color w:val="333333"/>
-          <w:sz w:val="20"/>
-          <w:szCs w:val="20"/>
-          <w:lang w:val="en-US" w:eastAsia="ru-UA"/>
-        </w:rPr>
-        <w:t>] % 2</w:t>
-      </w:r>
-      <w:proofErr w:type="gramStart"/>
-      <w:r>
-        <w:rPr>
-          <w:rFonts w:ascii="Courier New" w:hAnsi="Courier New" w:cs="Courier New"/>
-          <w:color w:val="333333"/>
-          <w:sz w:val="20"/>
-          <w:szCs w:val="20"/>
-          <w:lang w:val="en-US" w:eastAsia="ru-UA"/>
-        </w:rPr>
-        <w:t>) !</w:t>
-      </w:r>
-      <w:proofErr w:type="gramEnd"/>
-      <w:r>
-        <w:rPr>
-          <w:rFonts w:ascii="Courier New" w:hAnsi="Courier New" w:cs="Courier New"/>
-          <w:color w:val="333333"/>
-          <w:sz w:val="20"/>
-          <w:szCs w:val="20"/>
-          <w:lang w:val="en-US" w:eastAsia="ru-UA"/>
-        </w:rPr>
-        <w:t>= 0) {</w:t>
+        <w:t xml:space="preserve">            globalMax = std::max(globalMax, numbers[i]);</w:t>
       </w:r>
     </w:p>
     <w:p>
@@ -4707,29 +3990,7 @@
           <w:szCs w:val="20"/>
           <w:lang w:val="en-US" w:eastAsia="ru-UA"/>
         </w:rPr>
-        <w:t xml:space="preserve">            </w:t>
-      </w:r>
-      <w:proofErr w:type="spellStart"/>
-      <w:r>
-        <w:rPr>
-          <w:rFonts w:ascii="Courier New" w:hAnsi="Courier New" w:cs="Courier New"/>
-          <w:color w:val="333333"/>
-          <w:sz w:val="20"/>
-          <w:szCs w:val="20"/>
-          <w:lang w:val="en-US" w:eastAsia="ru-UA"/>
-        </w:rPr>
-        <w:t>localCounter</w:t>
-      </w:r>
-      <w:proofErr w:type="spellEnd"/>
-      <w:r>
-        <w:rPr>
-          <w:rFonts w:ascii="Courier New" w:hAnsi="Courier New" w:cs="Courier New"/>
-          <w:color w:val="333333"/>
-          <w:sz w:val="20"/>
-          <w:szCs w:val="20"/>
-          <w:lang w:val="en-US" w:eastAsia="ru-UA"/>
-        </w:rPr>
-        <w:t>++;</w:t>
+        <w:t xml:space="preserve">        }</w:t>
       </w:r>
     </w:p>
     <w:p>
@@ -4769,95 +4030,7 @@
           <w:szCs w:val="20"/>
           <w:lang w:val="en-US" w:eastAsia="ru-UA"/>
         </w:rPr>
-        <w:t xml:space="preserve">            </w:t>
-      </w:r>
-      <w:proofErr w:type="spellStart"/>
-      <w:r>
-        <w:rPr>
-          <w:rFonts w:ascii="Courier New" w:hAnsi="Courier New" w:cs="Courier New"/>
-          <w:color w:val="333333"/>
-          <w:sz w:val="20"/>
-          <w:szCs w:val="20"/>
-          <w:lang w:val="en-US" w:eastAsia="ru-UA"/>
-        </w:rPr>
-        <w:t>localMax</w:t>
-      </w:r>
-      <w:proofErr w:type="spellEnd"/>
-      <w:r>
-        <w:rPr>
-          <w:rFonts w:ascii="Courier New" w:hAnsi="Courier New" w:cs="Courier New"/>
-          <w:color w:val="333333"/>
-          <w:sz w:val="20"/>
-          <w:szCs w:val="20"/>
-          <w:lang w:val="en-US" w:eastAsia="ru-UA"/>
-        </w:rPr>
-        <w:t xml:space="preserve"> = </w:t>
-      </w:r>
-      <w:proofErr w:type="gramStart"/>
-      <w:r>
-        <w:rPr>
-          <w:rFonts w:ascii="Courier New" w:hAnsi="Courier New" w:cs="Courier New"/>
-          <w:color w:val="333333"/>
-          <w:sz w:val="20"/>
-          <w:szCs w:val="20"/>
-          <w:lang w:val="en-US" w:eastAsia="ru-UA"/>
-        </w:rPr>
-        <w:t>std::</w:t>
-      </w:r>
-      <w:proofErr w:type="gramEnd"/>
-      <w:r>
-        <w:rPr>
-          <w:rFonts w:ascii="Courier New" w:hAnsi="Courier New" w:cs="Courier New"/>
-          <w:color w:val="333333"/>
-          <w:sz w:val="20"/>
-          <w:szCs w:val="20"/>
-          <w:lang w:val="en-US" w:eastAsia="ru-UA"/>
-        </w:rPr>
-        <w:t>max(</w:t>
-      </w:r>
-      <w:proofErr w:type="spellStart"/>
-      <w:r>
-        <w:rPr>
-          <w:rFonts w:ascii="Courier New" w:hAnsi="Courier New" w:cs="Courier New"/>
-          <w:color w:val="333333"/>
-          <w:sz w:val="20"/>
-          <w:szCs w:val="20"/>
-          <w:lang w:val="en-US" w:eastAsia="ru-UA"/>
-        </w:rPr>
-        <w:t>localMax</w:t>
-      </w:r>
-      <w:proofErr w:type="spellEnd"/>
-      <w:r>
-        <w:rPr>
-          <w:rFonts w:ascii="Courier New" w:hAnsi="Courier New" w:cs="Courier New"/>
-          <w:color w:val="333333"/>
-          <w:sz w:val="20"/>
-          <w:szCs w:val="20"/>
-          <w:lang w:val="en-US" w:eastAsia="ru-UA"/>
-        </w:rPr>
-        <w:t>, numbers[</w:t>
-      </w:r>
-      <w:proofErr w:type="spellStart"/>
-      <w:r>
-        <w:rPr>
-          <w:rFonts w:ascii="Courier New" w:hAnsi="Courier New" w:cs="Courier New"/>
-          <w:color w:val="333333"/>
-          <w:sz w:val="20"/>
-          <w:szCs w:val="20"/>
-          <w:lang w:val="en-US" w:eastAsia="ru-UA"/>
-        </w:rPr>
-        <w:t>i</w:t>
-      </w:r>
-      <w:proofErr w:type="spellEnd"/>
-      <w:r>
-        <w:rPr>
-          <w:rFonts w:ascii="Courier New" w:hAnsi="Courier New" w:cs="Courier New"/>
-          <w:color w:val="333333"/>
-          <w:sz w:val="20"/>
-          <w:szCs w:val="20"/>
-          <w:lang w:val="en-US" w:eastAsia="ru-UA"/>
-        </w:rPr>
-        <w:t>]);</w:t>
+        <w:t xml:space="preserve">    }</w:t>
       </w:r>
     </w:p>
     <w:p>
@@ -4897,7 +4070,7 @@
           <w:szCs w:val="20"/>
           <w:lang w:val="en-US" w:eastAsia="ru-UA"/>
         </w:rPr>
-        <w:t xml:space="preserve">        }</w:t>
+        <w:t>}</w:t>
       </w:r>
     </w:p>
     <w:p>
@@ -4929,16 +4102,6 @@
           <w:lang w:val="en-US" w:eastAsia="ru-UA"/>
         </w:rPr>
       </w:pPr>
-      <w:r>
-        <w:rPr>
-          <w:rFonts w:ascii="Courier New" w:hAnsi="Courier New" w:cs="Courier New"/>
-          <w:color w:val="333333"/>
-          <w:sz w:val="20"/>
-          <w:szCs w:val="20"/>
-          <w:lang w:val="en-US" w:eastAsia="ru-UA"/>
-        </w:rPr>
-        <w:t xml:space="preserve">    }</w:t>
-      </w:r>
     </w:p>
     <w:p>
       <w:pPr>
@@ -4969,6 +4132,126 @@
           <w:lang w:val="en-US" w:eastAsia="ru-UA"/>
         </w:rPr>
       </w:pPr>
+      <w:r>
+        <w:rPr>
+          <w:rFonts w:ascii="Courier New" w:hAnsi="Courier New" w:cs="Courier New"/>
+          <w:color w:val="2B91AF"/>
+          <w:sz w:val="20"/>
+          <w:szCs w:val="20"/>
+          <w:lang w:val="en-US" w:eastAsia="ru-UA"/>
+        </w:rPr>
+        <w:t>void</w:t>
+      </w:r>
+      <w:r>
+        <w:rPr>
+          <w:rFonts w:ascii="Courier New" w:hAnsi="Courier New" w:cs="Courier New"/>
+          <w:color w:val="333333"/>
+          <w:sz w:val="20"/>
+          <w:szCs w:val="20"/>
+          <w:lang w:val="en-US" w:eastAsia="ru-UA"/>
+        </w:rPr>
+        <w:t xml:space="preserve"> parallelMutexSolution(</w:t>
+      </w:r>
+      <w:r>
+        <w:rPr>
+          <w:rFonts w:ascii="Courier New" w:hAnsi="Courier New" w:cs="Courier New"/>
+          <w:color w:val="0000FF"/>
+          <w:sz w:val="20"/>
+          <w:szCs w:val="20"/>
+          <w:lang w:val="en-US" w:eastAsia="ru-UA"/>
+        </w:rPr>
+        <w:t>const</w:t>
+      </w:r>
+      <w:r>
+        <w:rPr>
+          <w:rFonts w:ascii="Courier New" w:hAnsi="Courier New" w:cs="Courier New"/>
+          <w:color w:val="333333"/>
+          <w:sz w:val="20"/>
+          <w:szCs w:val="20"/>
+          <w:lang w:val="en-US" w:eastAsia="ru-UA"/>
+        </w:rPr>
+        <w:t xml:space="preserve"> std::vector&lt;</w:t>
+      </w:r>
+      <w:r>
+        <w:rPr>
+          <w:rFonts w:ascii="Courier New" w:hAnsi="Courier New" w:cs="Courier New"/>
+          <w:color w:val="2B91AF"/>
+          <w:sz w:val="20"/>
+          <w:szCs w:val="20"/>
+          <w:lang w:val="en-US" w:eastAsia="ru-UA"/>
+        </w:rPr>
+        <w:t>int</w:t>
+      </w:r>
+      <w:r>
+        <w:rPr>
+          <w:rFonts w:ascii="Courier New" w:hAnsi="Courier New" w:cs="Courier New"/>
+          <w:color w:val="333333"/>
+          <w:sz w:val="20"/>
+          <w:szCs w:val="20"/>
+          <w:lang w:val="en-US" w:eastAsia="ru-UA"/>
+        </w:rPr>
+        <w:t xml:space="preserve">&gt;&amp; numbers, </w:t>
+      </w:r>
+      <w:r>
+        <w:rPr>
+          <w:rFonts w:ascii="Courier New" w:hAnsi="Courier New" w:cs="Courier New"/>
+          <w:color w:val="2B91AF"/>
+          <w:sz w:val="20"/>
+          <w:szCs w:val="20"/>
+          <w:lang w:val="en-US" w:eastAsia="ru-UA"/>
+        </w:rPr>
+        <w:t>int</w:t>
+      </w:r>
+      <w:r>
+        <w:rPr>
+          <w:rFonts w:ascii="Courier New" w:hAnsi="Courier New" w:cs="Courier New"/>
+          <w:color w:val="333333"/>
+          <w:sz w:val="20"/>
+          <w:szCs w:val="20"/>
+          <w:lang w:val="en-US" w:eastAsia="ru-UA"/>
+        </w:rPr>
+        <w:t xml:space="preserve"> nThreads, </w:t>
+      </w:r>
+      <w:r>
+        <w:rPr>
+          <w:rFonts w:ascii="Courier New" w:hAnsi="Courier New" w:cs="Courier New"/>
+          <w:color w:val="2B91AF"/>
+          <w:sz w:val="20"/>
+          <w:szCs w:val="20"/>
+          <w:lang w:val="en-US" w:eastAsia="ru-UA"/>
+        </w:rPr>
+        <w:t>int</w:t>
+      </w:r>
+      <w:r>
+        <w:rPr>
+          <w:rFonts w:ascii="Courier New" w:hAnsi="Courier New" w:cs="Courier New"/>
+          <w:color w:val="333333"/>
+          <w:sz w:val="20"/>
+          <w:szCs w:val="20"/>
+          <w:lang w:val="en-US" w:eastAsia="ru-UA"/>
+        </w:rPr>
+        <w:t xml:space="preserve">&amp; globalCounter, </w:t>
+      </w:r>
+      <w:r>
+        <w:rPr>
+          <w:rFonts w:ascii="Courier New" w:hAnsi="Courier New" w:cs="Courier New"/>
+          <w:color w:val="2B91AF"/>
+          <w:sz w:val="20"/>
+          <w:szCs w:val="20"/>
+          <w:lang w:val="en-US" w:eastAsia="ru-UA"/>
+        </w:rPr>
+        <w:t>int</w:t>
+      </w:r>
+      <w:r>
+        <w:rPr>
+          <w:rFonts w:ascii="Courier New" w:hAnsi="Courier New" w:cs="Courier New"/>
+          <w:color w:val="333333"/>
+          <w:sz w:val="20"/>
+          <w:szCs w:val="20"/>
+          <w:lang w:val="en-US" w:eastAsia="ru-UA"/>
+        </w:rPr>
+        <w:t>&amp; globalMax) {</w:t>
+      </w:r>
     </w:p>
     <w:p>
       <w:pPr>
@@ -5007,63 +4290,7 @@
           <w:szCs w:val="20"/>
           <w:lang w:val="en-US" w:eastAsia="ru-UA"/>
         </w:rPr>
-        <w:t xml:space="preserve">    </w:t>
-      </w:r>
-      <w:proofErr w:type="gramStart"/>
-      <w:r>
-        <w:rPr>
-          <w:rFonts w:ascii="Courier New" w:hAnsi="Courier New" w:cs="Courier New"/>
-          <w:color w:val="333333"/>
-          <w:sz w:val="20"/>
-          <w:szCs w:val="20"/>
-          <w:lang w:val="en-US" w:eastAsia="ru-UA"/>
-        </w:rPr>
-        <w:t>std::</w:t>
-      </w:r>
-      <w:proofErr w:type="spellStart"/>
-      <w:proofErr w:type="gramEnd"/>
-      <w:r>
-        <w:rPr>
-          <w:rFonts w:ascii="Courier New" w:hAnsi="Courier New" w:cs="Courier New"/>
-          <w:color w:val="333333"/>
-          <w:sz w:val="20"/>
-          <w:szCs w:val="20"/>
-          <w:lang w:val="en-US" w:eastAsia="ru-UA"/>
-        </w:rPr>
-        <w:t>lock_guard</w:t>
-      </w:r>
-      <w:proofErr w:type="spellEnd"/>
-      <w:r>
-        <w:rPr>
-          <w:rFonts w:ascii="Courier New" w:hAnsi="Courier New" w:cs="Courier New"/>
-          <w:color w:val="333333"/>
-          <w:sz w:val="20"/>
-          <w:szCs w:val="20"/>
-          <w:lang w:val="en-US" w:eastAsia="ru-UA"/>
-        </w:rPr>
-        <w:t>&lt;std::mutex&gt; lock(</w:t>
-      </w:r>
-      <w:proofErr w:type="spellStart"/>
-      <w:r>
-        <w:rPr>
-          <w:rFonts w:ascii="Courier New" w:hAnsi="Courier New" w:cs="Courier New"/>
-          <w:color w:val="333333"/>
-          <w:sz w:val="20"/>
-          <w:szCs w:val="20"/>
-          <w:lang w:val="en-US" w:eastAsia="ru-UA"/>
-        </w:rPr>
-        <w:t>globalVarMtx</w:t>
-      </w:r>
-      <w:proofErr w:type="spellEnd"/>
-      <w:r>
-        <w:rPr>
-          <w:rFonts w:ascii="Courier New" w:hAnsi="Courier New" w:cs="Courier New"/>
-          <w:color w:val="333333"/>
-          <w:sz w:val="20"/>
-          <w:szCs w:val="20"/>
-          <w:lang w:val="en-US" w:eastAsia="ru-UA"/>
-        </w:rPr>
-        <w:t>);</w:t>
+        <w:t xml:space="preserve">    globalCounter = 0;</w:t>
       </w:r>
     </w:p>
     <w:p>
@@ -5103,51 +4330,7 @@
           <w:szCs w:val="20"/>
           <w:lang w:val="en-US" w:eastAsia="ru-UA"/>
         </w:rPr>
-        <w:t xml:space="preserve">    </w:t>
-      </w:r>
-      <w:proofErr w:type="spellStart"/>
-      <w:r>
-        <w:rPr>
-          <w:rFonts w:ascii="Courier New" w:hAnsi="Courier New" w:cs="Courier New"/>
-          <w:color w:val="333333"/>
-          <w:sz w:val="20"/>
-          <w:szCs w:val="20"/>
-          <w:lang w:val="en-US" w:eastAsia="ru-UA"/>
-        </w:rPr>
-        <w:t>globalCounter</w:t>
-      </w:r>
-      <w:proofErr w:type="spellEnd"/>
-      <w:r>
-        <w:rPr>
-          <w:rFonts w:ascii="Courier New" w:hAnsi="Courier New" w:cs="Courier New"/>
-          <w:color w:val="333333"/>
-          <w:sz w:val="20"/>
-          <w:szCs w:val="20"/>
-          <w:lang w:val="en-US" w:eastAsia="ru-UA"/>
-        </w:rPr>
-        <w:t xml:space="preserve"> += </w:t>
-      </w:r>
-      <w:proofErr w:type="spellStart"/>
-      <w:r>
-        <w:rPr>
-          <w:rFonts w:ascii="Courier New" w:hAnsi="Courier New" w:cs="Courier New"/>
-          <w:color w:val="333333"/>
-          <w:sz w:val="20"/>
-          <w:szCs w:val="20"/>
-          <w:lang w:val="en-US" w:eastAsia="ru-UA"/>
-        </w:rPr>
-        <w:t>localCounter</w:t>
-      </w:r>
-      <w:proofErr w:type="spellEnd"/>
-      <w:r>
-        <w:rPr>
-          <w:rFonts w:ascii="Courier New" w:hAnsi="Courier New" w:cs="Courier New"/>
-          <w:color w:val="333333"/>
-          <w:sz w:val="20"/>
-          <w:szCs w:val="20"/>
-          <w:lang w:val="en-US" w:eastAsia="ru-UA"/>
-        </w:rPr>
-        <w:t>;</w:t>
+        <w:t xml:space="preserve">    globalMax = INT_MIN;</w:t>
       </w:r>
     </w:p>
     <w:p>
@@ -5179,104 +4362,6 @@
           <w:lang w:val="en-US" w:eastAsia="ru-UA"/>
         </w:rPr>
       </w:pPr>
-      <w:r>
-        <w:rPr>
-          <w:rFonts w:ascii="Courier New" w:hAnsi="Courier New" w:cs="Courier New"/>
-          <w:color w:val="333333"/>
-          <w:sz w:val="20"/>
-          <w:szCs w:val="20"/>
-          <w:lang w:val="en-US" w:eastAsia="ru-UA"/>
-        </w:rPr>
-        <w:t xml:space="preserve">    </w:t>
-      </w:r>
-      <w:proofErr w:type="spellStart"/>
-      <w:r>
-        <w:rPr>
-          <w:rFonts w:ascii="Courier New" w:hAnsi="Courier New" w:cs="Courier New"/>
-          <w:color w:val="333333"/>
-          <w:sz w:val="20"/>
-          <w:szCs w:val="20"/>
-          <w:lang w:val="en-US" w:eastAsia="ru-UA"/>
-        </w:rPr>
-        <w:t>globalMax</w:t>
-      </w:r>
-      <w:proofErr w:type="spellEnd"/>
-      <w:r>
-        <w:rPr>
-          <w:rFonts w:ascii="Courier New" w:hAnsi="Courier New" w:cs="Courier New"/>
-          <w:color w:val="333333"/>
-          <w:sz w:val="20"/>
-          <w:szCs w:val="20"/>
-          <w:lang w:val="en-US" w:eastAsia="ru-UA"/>
-        </w:rPr>
-        <w:t xml:space="preserve"> = </w:t>
-      </w:r>
-      <w:proofErr w:type="gramStart"/>
-      <w:r>
-        <w:rPr>
-          <w:rFonts w:ascii="Courier New" w:hAnsi="Courier New" w:cs="Courier New"/>
-          <w:color w:val="333333"/>
-          <w:sz w:val="20"/>
-          <w:szCs w:val="20"/>
-          <w:lang w:val="en-US" w:eastAsia="ru-UA"/>
-        </w:rPr>
-        <w:t>std::</w:t>
-      </w:r>
-      <w:proofErr w:type="gramEnd"/>
-      <w:r>
-        <w:rPr>
-          <w:rFonts w:ascii="Courier New" w:hAnsi="Courier New" w:cs="Courier New"/>
-          <w:color w:val="333333"/>
-          <w:sz w:val="20"/>
-          <w:szCs w:val="20"/>
-          <w:lang w:val="en-US" w:eastAsia="ru-UA"/>
-        </w:rPr>
-        <w:t>max(</w:t>
-      </w:r>
-      <w:proofErr w:type="spellStart"/>
-      <w:r>
-        <w:rPr>
-          <w:rFonts w:ascii="Courier New" w:hAnsi="Courier New" w:cs="Courier New"/>
-          <w:color w:val="333333"/>
-          <w:sz w:val="20"/>
-          <w:szCs w:val="20"/>
-          <w:lang w:val="en-US" w:eastAsia="ru-UA"/>
-        </w:rPr>
-        <w:t>globalMax</w:t>
-      </w:r>
-      <w:proofErr w:type="spellEnd"/>
-      <w:r>
-        <w:rPr>
-          <w:rFonts w:ascii="Courier New" w:hAnsi="Courier New" w:cs="Courier New"/>
-          <w:color w:val="333333"/>
-          <w:sz w:val="20"/>
-          <w:szCs w:val="20"/>
-          <w:lang w:val="en-US" w:eastAsia="ru-UA"/>
-        </w:rPr>
-        <w:t xml:space="preserve">, </w:t>
-      </w:r>
-      <w:proofErr w:type="spellStart"/>
-      <w:r>
-        <w:rPr>
-          <w:rFonts w:ascii="Courier New" w:hAnsi="Courier New" w:cs="Courier New"/>
-          <w:color w:val="333333"/>
-          <w:sz w:val="20"/>
-          <w:szCs w:val="20"/>
-          <w:lang w:val="en-US" w:eastAsia="ru-UA"/>
-        </w:rPr>
-        <w:t>localMax</w:t>
-      </w:r>
-      <w:proofErr w:type="spellEnd"/>
-      <w:r>
-        <w:rPr>
-          <w:rFonts w:ascii="Courier New" w:hAnsi="Courier New" w:cs="Courier New"/>
-          <w:color w:val="333333"/>
-          <w:sz w:val="20"/>
-          <w:szCs w:val="20"/>
-          <w:lang w:val="en-US" w:eastAsia="ru-UA"/>
-        </w:rPr>
-        <w:t>);</w:t>
-      </w:r>
     </w:p>
     <w:p>
       <w:pPr>
@@ -5315,7 +4400,7 @@
           <w:szCs w:val="20"/>
           <w:lang w:val="en-US" w:eastAsia="ru-UA"/>
         </w:rPr>
-        <w:t>}</w:t>
+        <w:t xml:space="preserve">    std::mutex globalMtx;</w:t>
       </w:r>
     </w:p>
     <w:p>
@@ -5347,6 +4432,36 @@
           <w:lang w:val="en-US" w:eastAsia="ru-UA"/>
         </w:rPr>
       </w:pPr>
+      <w:r>
+        <w:rPr>
+          <w:rFonts w:ascii="Courier New" w:hAnsi="Courier New" w:cs="Courier New"/>
+          <w:color w:val="333333"/>
+          <w:sz w:val="20"/>
+          <w:szCs w:val="20"/>
+          <w:lang w:val="en-US" w:eastAsia="ru-UA"/>
+        </w:rPr>
+        <w:t xml:space="preserve">    std::vector&lt;std::</w:t>
+      </w:r>
+      <w:r>
+        <w:rPr>
+          <w:rFonts w:ascii="Courier New" w:hAnsi="Courier New" w:cs="Courier New"/>
+          <w:color w:val="0000FF"/>
+          <w:sz w:val="20"/>
+          <w:szCs w:val="20"/>
+          <w:lang w:val="en-US" w:eastAsia="ru-UA"/>
+        </w:rPr>
+        <w:t>thread</w:t>
+      </w:r>
+      <w:r>
+        <w:rPr>
+          <w:rFonts w:ascii="Courier New" w:hAnsi="Courier New" w:cs="Courier New"/>
+          <w:color w:val="333333"/>
+          <w:sz w:val="20"/>
+          <w:szCs w:val="20"/>
+          <w:lang w:val="en-US" w:eastAsia="ru-UA"/>
+        </w:rPr>
+        <w:t>&gt; threads;</w:t>
+      </w:r>
     </w:p>
     <w:p>
       <w:pPr>
@@ -5380,212 +4495,32 @@
       <w:r>
         <w:rPr>
           <w:rFonts w:ascii="Courier New" w:hAnsi="Courier New" w:cs="Courier New"/>
+          <w:color w:val="333333"/>
+          <w:sz w:val="20"/>
+          <w:szCs w:val="20"/>
+          <w:lang w:val="en-US" w:eastAsia="ru-UA"/>
+        </w:rPr>
+        <w:t xml:space="preserve">    </w:t>
+      </w:r>
+      <w:r>
+        <w:rPr>
+          <w:rFonts w:ascii="Courier New" w:hAnsi="Courier New" w:cs="Courier New"/>
           <w:color w:val="2B91AF"/>
           <w:sz w:val="20"/>
           <w:szCs w:val="20"/>
           <w:lang w:val="en-US" w:eastAsia="ru-UA"/>
         </w:rPr>
-        <w:t>void</w:t>
-      </w:r>
-      <w:r>
-        <w:rPr>
-          <w:rFonts w:ascii="Courier New" w:hAnsi="Courier New" w:cs="Courier New"/>
-          <w:color w:val="333333"/>
-          <w:sz w:val="20"/>
-          <w:szCs w:val="20"/>
-          <w:lang w:val="en-US" w:eastAsia="ru-UA"/>
-        </w:rPr>
-        <w:t xml:space="preserve"> </w:t>
-      </w:r>
-      <w:proofErr w:type="spellStart"/>
-      <w:proofErr w:type="gramStart"/>
-      <w:r>
-        <w:rPr>
-          <w:rFonts w:ascii="Courier New" w:hAnsi="Courier New" w:cs="Courier New"/>
-          <w:color w:val="333333"/>
-          <w:sz w:val="20"/>
-          <w:szCs w:val="20"/>
-          <w:lang w:val="en-US" w:eastAsia="ru-UA"/>
-        </w:rPr>
-        <w:t>parallelMutexSolution</w:t>
-      </w:r>
-      <w:proofErr w:type="spellEnd"/>
-      <w:r>
-        <w:rPr>
-          <w:rFonts w:ascii="Courier New" w:hAnsi="Courier New" w:cs="Courier New"/>
-          <w:color w:val="333333"/>
-          <w:sz w:val="20"/>
-          <w:szCs w:val="20"/>
-          <w:lang w:val="en-US" w:eastAsia="ru-UA"/>
-        </w:rPr>
-        <w:t>(</w:t>
-      </w:r>
-      <w:proofErr w:type="gramEnd"/>
-      <w:r>
-        <w:rPr>
-          <w:rFonts w:ascii="Courier New" w:hAnsi="Courier New" w:cs="Courier New"/>
-          <w:color w:val="0000FF"/>
-          <w:sz w:val="20"/>
-          <w:szCs w:val="20"/>
-          <w:lang w:val="en-US" w:eastAsia="ru-UA"/>
-        </w:rPr>
-        <w:t>const</w:t>
-      </w:r>
-      <w:r>
-        <w:rPr>
-          <w:rFonts w:ascii="Courier New" w:hAnsi="Courier New" w:cs="Courier New"/>
-          <w:color w:val="333333"/>
-          <w:sz w:val="20"/>
-          <w:szCs w:val="20"/>
-          <w:lang w:val="en-US" w:eastAsia="ru-UA"/>
-        </w:rPr>
-        <w:t xml:space="preserve"> std::vector&lt;</w:t>
-      </w:r>
-      <w:r>
-        <w:rPr>
-          <w:rFonts w:ascii="Courier New" w:hAnsi="Courier New" w:cs="Courier New"/>
-          <w:color w:val="2B91AF"/>
-          <w:sz w:val="20"/>
-          <w:szCs w:val="20"/>
-          <w:lang w:val="en-US" w:eastAsia="ru-UA"/>
-        </w:rPr>
-        <w:t>int</w:t>
-      </w:r>
-      <w:r>
-        <w:rPr>
-          <w:rFonts w:ascii="Courier New" w:hAnsi="Courier New" w:cs="Courier New"/>
-          <w:color w:val="333333"/>
-          <w:sz w:val="20"/>
-          <w:szCs w:val="20"/>
-          <w:lang w:val="en-US" w:eastAsia="ru-UA"/>
-        </w:rPr>
-        <w:t xml:space="preserve">&gt;&amp; numbers, </w:t>
-      </w:r>
-      <w:r>
-        <w:rPr>
-          <w:rFonts w:ascii="Courier New" w:hAnsi="Courier New" w:cs="Courier New"/>
-          <w:color w:val="2B91AF"/>
-          <w:sz w:val="20"/>
-          <w:szCs w:val="20"/>
-          <w:lang w:val="en-US" w:eastAsia="ru-UA"/>
-        </w:rPr>
-        <w:t>int</w:t>
-      </w:r>
-      <w:r>
-        <w:rPr>
-          <w:rFonts w:ascii="Courier New" w:hAnsi="Courier New" w:cs="Courier New"/>
-          <w:color w:val="333333"/>
-          <w:sz w:val="20"/>
-          <w:szCs w:val="20"/>
-          <w:lang w:val="en-US" w:eastAsia="ru-UA"/>
-        </w:rPr>
-        <w:t xml:space="preserve"> </w:t>
-      </w:r>
-      <w:proofErr w:type="spellStart"/>
-      <w:r>
-        <w:rPr>
-          <w:rFonts w:ascii="Courier New" w:hAnsi="Courier New" w:cs="Courier New"/>
-          <w:color w:val="333333"/>
-          <w:sz w:val="20"/>
-          <w:szCs w:val="20"/>
-          <w:lang w:val="en-US" w:eastAsia="ru-UA"/>
-        </w:rPr>
-        <w:t>nThreads</w:t>
-      </w:r>
-      <w:proofErr w:type="spellEnd"/>
-      <w:r>
-        <w:rPr>
-          <w:rFonts w:ascii="Courier New" w:hAnsi="Courier New" w:cs="Courier New"/>
-          <w:color w:val="333333"/>
-          <w:sz w:val="20"/>
-          <w:szCs w:val="20"/>
-          <w:lang w:val="en-US" w:eastAsia="ru-UA"/>
-        </w:rPr>
-        <w:t xml:space="preserve">, </w:t>
-      </w:r>
-      <w:r>
-        <w:rPr>
-          <w:rFonts w:ascii="Courier New" w:hAnsi="Courier New" w:cs="Courier New"/>
-          <w:color w:val="2B91AF"/>
-          <w:sz w:val="20"/>
-          <w:szCs w:val="20"/>
-          <w:lang w:val="en-US" w:eastAsia="ru-UA"/>
-        </w:rPr>
-        <w:t>int</w:t>
-      </w:r>
-      <w:r>
-        <w:rPr>
-          <w:rFonts w:ascii="Courier New" w:hAnsi="Courier New" w:cs="Courier New"/>
-          <w:color w:val="333333"/>
-          <w:sz w:val="20"/>
-          <w:szCs w:val="20"/>
-          <w:lang w:val="en-US" w:eastAsia="ru-UA"/>
-        </w:rPr>
-        <w:t xml:space="preserve">&amp; </w:t>
-      </w:r>
-      <w:proofErr w:type="spellStart"/>
-      <w:r>
-        <w:rPr>
-          <w:rFonts w:ascii="Courier New" w:hAnsi="Courier New" w:cs="Courier New"/>
-          <w:color w:val="333333"/>
-          <w:sz w:val="20"/>
-          <w:szCs w:val="20"/>
-          <w:lang w:val="en-US" w:eastAsia="ru-UA"/>
-        </w:rPr>
-        <w:t>globalCounter</w:t>
-      </w:r>
-      <w:proofErr w:type="spellEnd"/>
-      <w:r>
-        <w:rPr>
-          <w:rFonts w:ascii="Courier New" w:hAnsi="Courier New" w:cs="Courier New"/>
-          <w:color w:val="333333"/>
-          <w:sz w:val="20"/>
-          <w:szCs w:val="20"/>
-          <w:lang w:val="en-US" w:eastAsia="ru-UA"/>
-        </w:rPr>
-        <w:t xml:space="preserve">, </w:t>
-      </w:r>
-      <w:r>
-        <w:rPr>
-          <w:rFonts w:ascii="Courier New" w:hAnsi="Courier New" w:cs="Courier New"/>
-          <w:color w:val="2B91AF"/>
-          <w:sz w:val="20"/>
-          <w:szCs w:val="20"/>
-          <w:lang w:val="en-US" w:eastAsia="ru-UA"/>
-        </w:rPr>
-        <w:t>int</w:t>
-      </w:r>
-      <w:r>
-        <w:rPr>
-          <w:rFonts w:ascii="Courier New" w:hAnsi="Courier New" w:cs="Courier New"/>
-          <w:color w:val="333333"/>
-          <w:sz w:val="20"/>
-          <w:szCs w:val="20"/>
-          <w:lang w:val="en-US" w:eastAsia="ru-UA"/>
-        </w:rPr>
-        <w:t xml:space="preserve">&amp; </w:t>
-      </w:r>
-      <w:proofErr w:type="spellStart"/>
-      <w:r>
-        <w:rPr>
-          <w:rFonts w:ascii="Courier New" w:hAnsi="Courier New" w:cs="Courier New"/>
-          <w:color w:val="333333"/>
-          <w:sz w:val="20"/>
-          <w:szCs w:val="20"/>
-          <w:lang w:val="en-US" w:eastAsia="ru-UA"/>
-        </w:rPr>
-        <w:t>globalMax</w:t>
-      </w:r>
-      <w:proofErr w:type="spellEnd"/>
-      <w:r>
-        <w:rPr>
-          <w:rFonts w:ascii="Courier New" w:hAnsi="Courier New" w:cs="Courier New"/>
-          <w:color w:val="333333"/>
-          <w:sz w:val="20"/>
-          <w:szCs w:val="20"/>
-          <w:lang w:val="en-US" w:eastAsia="ru-UA"/>
-        </w:rPr>
-        <w:t>) {</w:t>
+        <w:t>size_t</w:t>
+      </w:r>
+      <w:r>
+        <w:rPr>
+          <w:rFonts w:ascii="Courier New" w:hAnsi="Courier New" w:cs="Courier New"/>
+          <w:color w:val="333333"/>
+          <w:sz w:val="20"/>
+          <w:szCs w:val="20"/>
+          <w:lang w:val="en-US" w:eastAsia="ru-UA"/>
+        </w:rPr>
+        <w:t xml:space="preserve"> chainSize = numbers.size() / nThreads;</w:t>
       </w:r>
     </w:p>
     <w:p>
@@ -5617,38 +4552,6 @@
           <w:lang w:val="en-US" w:eastAsia="ru-UA"/>
         </w:rPr>
       </w:pPr>
-      <w:r>
-        <w:rPr>
-          <w:rFonts w:ascii="Courier New" w:hAnsi="Courier New" w:cs="Courier New"/>
-          <w:color w:val="333333"/>
-          <w:sz w:val="20"/>
-          <w:szCs w:val="20"/>
-          <w:lang w:val="en-US" w:eastAsia="ru-UA"/>
-        </w:rPr>
-        <w:t xml:space="preserve">    </w:t>
-      </w:r>
-      <w:proofErr w:type="spellStart"/>
-      <w:r>
-        <w:rPr>
-          <w:rFonts w:ascii="Courier New" w:hAnsi="Courier New" w:cs="Courier New"/>
-          <w:color w:val="333333"/>
-          <w:sz w:val="20"/>
-          <w:szCs w:val="20"/>
-          <w:lang w:val="en-US" w:eastAsia="ru-UA"/>
-        </w:rPr>
-        <w:t>globalCounter</w:t>
-      </w:r>
-      <w:proofErr w:type="spellEnd"/>
-      <w:r>
-        <w:rPr>
-          <w:rFonts w:ascii="Courier New" w:hAnsi="Courier New" w:cs="Courier New"/>
-          <w:color w:val="333333"/>
-          <w:sz w:val="20"/>
-          <w:szCs w:val="20"/>
-          <w:lang w:val="en-US" w:eastAsia="ru-UA"/>
-        </w:rPr>
-        <w:t xml:space="preserve"> = 0;</w:t>
-      </w:r>
     </w:p>
     <w:p>
       <w:pPr>
@@ -5689,27 +4592,45 @@
         </w:rPr>
         <w:t xml:space="preserve">    </w:t>
       </w:r>
-      <w:proofErr w:type="spellStart"/>
-      <w:r>
-        <w:rPr>
-          <w:rFonts w:ascii="Courier New" w:hAnsi="Courier New" w:cs="Courier New"/>
-          <w:color w:val="333333"/>
-          <w:sz w:val="20"/>
-          <w:szCs w:val="20"/>
-          <w:lang w:val="en-US" w:eastAsia="ru-UA"/>
-        </w:rPr>
-        <w:t>globalMax</w:t>
-      </w:r>
-      <w:proofErr w:type="spellEnd"/>
-      <w:r>
-        <w:rPr>
-          <w:rFonts w:ascii="Courier New" w:hAnsi="Courier New" w:cs="Courier New"/>
-          <w:color w:val="333333"/>
-          <w:sz w:val="20"/>
-          <w:szCs w:val="20"/>
-          <w:lang w:val="en-US" w:eastAsia="ru-UA"/>
-        </w:rPr>
-        <w:t xml:space="preserve"> = INT_MIN;</w:t>
+      <w:r>
+        <w:rPr>
+          <w:rFonts w:ascii="Courier New" w:hAnsi="Courier New" w:cs="Courier New"/>
+          <w:color w:val="0000FF"/>
+          <w:sz w:val="20"/>
+          <w:szCs w:val="20"/>
+          <w:lang w:val="en-US" w:eastAsia="ru-UA"/>
+        </w:rPr>
+        <w:t>for</w:t>
+      </w:r>
+      <w:r>
+        <w:rPr>
+          <w:rFonts w:ascii="Courier New" w:hAnsi="Courier New" w:cs="Courier New"/>
+          <w:color w:val="333333"/>
+          <w:sz w:val="20"/>
+          <w:szCs w:val="20"/>
+          <w:lang w:val="en-US" w:eastAsia="ru-UA"/>
+        </w:rPr>
+        <w:t xml:space="preserve"> (</w:t>
+      </w:r>
+      <w:r>
+        <w:rPr>
+          <w:rFonts w:ascii="Courier New" w:hAnsi="Courier New" w:cs="Courier New"/>
+          <w:color w:val="2B91AF"/>
+          <w:sz w:val="20"/>
+          <w:szCs w:val="20"/>
+          <w:lang w:val="en-US" w:eastAsia="ru-UA"/>
+        </w:rPr>
+        <w:t>int</w:t>
+      </w:r>
+      <w:r>
+        <w:rPr>
+          <w:rFonts w:ascii="Courier New" w:hAnsi="Courier New" w:cs="Courier New"/>
+          <w:color w:val="333333"/>
+          <w:sz w:val="20"/>
+          <w:szCs w:val="20"/>
+          <w:lang w:val="en-US" w:eastAsia="ru-UA"/>
+        </w:rPr>
+        <w:t xml:space="preserve"> i = 0; i &lt; nThreads; i++) {</w:t>
       </w:r>
     </w:p>
     <w:p>
@@ -5741,6 +4662,36 @@
           <w:lang w:val="en-US" w:eastAsia="ru-UA"/>
         </w:rPr>
       </w:pPr>
+      <w:r>
+        <w:rPr>
+          <w:rFonts w:ascii="Courier New" w:hAnsi="Courier New" w:cs="Courier New"/>
+          <w:color w:val="333333"/>
+          <w:sz w:val="20"/>
+          <w:szCs w:val="20"/>
+          <w:lang w:val="en-US" w:eastAsia="ru-UA"/>
+        </w:rPr>
+        <w:t xml:space="preserve">        </w:t>
+      </w:r>
+      <w:r>
+        <w:rPr>
+          <w:rFonts w:ascii="Courier New" w:hAnsi="Courier New" w:cs="Courier New"/>
+          <w:color w:val="2B91AF"/>
+          <w:sz w:val="20"/>
+          <w:szCs w:val="20"/>
+          <w:lang w:val="en-US" w:eastAsia="ru-UA"/>
+        </w:rPr>
+        <w:t>size_t</w:t>
+      </w:r>
+      <w:r>
+        <w:rPr>
+          <w:rFonts w:ascii="Courier New" w:hAnsi="Courier New" w:cs="Courier New"/>
+          <w:color w:val="333333"/>
+          <w:sz w:val="20"/>
+          <w:szCs w:val="20"/>
+          <w:lang w:val="en-US" w:eastAsia="ru-UA"/>
+        </w:rPr>
+        <w:t xml:space="preserve"> start = i * chainSize;</w:t>
+      </w:r>
     </w:p>
     <w:p>
       <w:pPr>
@@ -5779,51 +4730,27 @@
           <w:szCs w:val="20"/>
           <w:lang w:val="en-US" w:eastAsia="ru-UA"/>
         </w:rPr>
-        <w:t xml:space="preserve">    </w:t>
-      </w:r>
-      <w:proofErr w:type="gramStart"/>
-      <w:r>
-        <w:rPr>
-          <w:rFonts w:ascii="Courier New" w:hAnsi="Courier New" w:cs="Courier New"/>
-          <w:color w:val="333333"/>
-          <w:sz w:val="20"/>
-          <w:szCs w:val="20"/>
-          <w:lang w:val="en-US" w:eastAsia="ru-UA"/>
-        </w:rPr>
-        <w:t>std::</w:t>
-      </w:r>
-      <w:proofErr w:type="gramEnd"/>
-      <w:r>
-        <w:rPr>
-          <w:rFonts w:ascii="Courier New" w:hAnsi="Courier New" w:cs="Courier New"/>
-          <w:color w:val="333333"/>
-          <w:sz w:val="20"/>
-          <w:szCs w:val="20"/>
-          <w:lang w:val="en-US" w:eastAsia="ru-UA"/>
-        </w:rPr>
-        <w:t xml:space="preserve">mutex </w:t>
-      </w:r>
-      <w:proofErr w:type="spellStart"/>
-      <w:r>
-        <w:rPr>
-          <w:rFonts w:ascii="Courier New" w:hAnsi="Courier New" w:cs="Courier New"/>
-          <w:color w:val="333333"/>
-          <w:sz w:val="20"/>
-          <w:szCs w:val="20"/>
-          <w:lang w:val="en-US" w:eastAsia="ru-UA"/>
-        </w:rPr>
-        <w:t>globalMtx</w:t>
-      </w:r>
-      <w:proofErr w:type="spellEnd"/>
-      <w:r>
-        <w:rPr>
-          <w:rFonts w:ascii="Courier New" w:hAnsi="Courier New" w:cs="Courier New"/>
-          <w:color w:val="333333"/>
-          <w:sz w:val="20"/>
-          <w:szCs w:val="20"/>
-          <w:lang w:val="en-US" w:eastAsia="ru-UA"/>
-        </w:rPr>
-        <w:t>;</w:t>
+        <w:t xml:space="preserve">        </w:t>
+      </w:r>
+      <w:r>
+        <w:rPr>
+          <w:rFonts w:ascii="Courier New" w:hAnsi="Courier New" w:cs="Courier New"/>
+          <w:color w:val="2B91AF"/>
+          <w:sz w:val="20"/>
+          <w:szCs w:val="20"/>
+          <w:lang w:val="en-US" w:eastAsia="ru-UA"/>
+        </w:rPr>
+        <w:t>size_t</w:t>
+      </w:r>
+      <w:r>
+        <w:rPr>
+          <w:rFonts w:ascii="Courier New" w:hAnsi="Courier New" w:cs="Courier New"/>
+          <w:color w:val="333333"/>
+          <w:sz w:val="20"/>
+          <w:szCs w:val="20"/>
+          <w:lang w:val="en-US" w:eastAsia="ru-UA"/>
+        </w:rPr>
+        <w:t xml:space="preserve"> end = (i == nThreads - 1) ? numbers.size() : start + chainSize;</w:t>
       </w:r>
     </w:p>
     <w:p>
@@ -5864,49 +4791,7 @@
           <w:lang w:val="en-US" w:eastAsia="ru-UA"/>
         </w:rPr>
         <w:lastRenderedPageBreak/>
-        <w:t xml:space="preserve">    </w:t>
-      </w:r>
-      <w:proofErr w:type="gramStart"/>
-      <w:r>
-        <w:rPr>
-          <w:rFonts w:ascii="Courier New" w:hAnsi="Courier New" w:cs="Courier New"/>
-          <w:color w:val="333333"/>
-          <w:sz w:val="20"/>
-          <w:szCs w:val="20"/>
-          <w:lang w:val="en-US" w:eastAsia="ru-UA"/>
-        </w:rPr>
-        <w:t>std::</w:t>
-      </w:r>
-      <w:proofErr w:type="gramEnd"/>
-      <w:r>
-        <w:rPr>
-          <w:rFonts w:ascii="Courier New" w:hAnsi="Courier New" w:cs="Courier New"/>
-          <w:color w:val="333333"/>
-          <w:sz w:val="20"/>
-          <w:szCs w:val="20"/>
-          <w:lang w:val="en-US" w:eastAsia="ru-UA"/>
-        </w:rPr>
-        <w:t>vector&lt;std::</w:t>
-      </w:r>
-      <w:r>
-        <w:rPr>
-          <w:rFonts w:ascii="Courier New" w:hAnsi="Courier New" w:cs="Courier New"/>
-          <w:color w:val="0000FF"/>
-          <w:sz w:val="20"/>
-          <w:szCs w:val="20"/>
-          <w:lang w:val="en-US" w:eastAsia="ru-UA"/>
-        </w:rPr>
-        <w:t>thread</w:t>
-      </w:r>
-      <w:r>
-        <w:rPr>
-          <w:rFonts w:ascii="Courier New" w:hAnsi="Courier New" w:cs="Courier New"/>
-          <w:color w:val="333333"/>
-          <w:sz w:val="20"/>
-          <w:szCs w:val="20"/>
-          <w:lang w:val="en-US" w:eastAsia="ru-UA"/>
-        </w:rPr>
-        <w:t>&gt; threads;</w:t>
+        <w:t xml:space="preserve">        threads.emplace_back(mutexThreadWorker, std::cref(numbers), start, end,</w:t>
       </w:r>
     </w:p>
     <w:p>
@@ -5946,97 +4831,7 @@
           <w:szCs w:val="20"/>
           <w:lang w:val="en-US" w:eastAsia="ru-UA"/>
         </w:rPr>
-        <w:t xml:space="preserve">    </w:t>
-      </w:r>
-      <w:proofErr w:type="spellStart"/>
-      <w:r>
-        <w:rPr>
-          <w:rFonts w:ascii="Courier New" w:hAnsi="Courier New" w:cs="Courier New"/>
-          <w:color w:val="2B91AF"/>
-          <w:sz w:val="20"/>
-          <w:szCs w:val="20"/>
-          <w:lang w:val="en-US" w:eastAsia="ru-UA"/>
-        </w:rPr>
-        <w:t>size_t</w:t>
-      </w:r>
-      <w:proofErr w:type="spellEnd"/>
-      <w:r>
-        <w:rPr>
-          <w:rFonts w:ascii="Courier New" w:hAnsi="Courier New" w:cs="Courier New"/>
-          <w:color w:val="333333"/>
-          <w:sz w:val="20"/>
-          <w:szCs w:val="20"/>
-          <w:lang w:val="en-US" w:eastAsia="ru-UA"/>
-        </w:rPr>
-        <w:t xml:space="preserve"> </w:t>
-      </w:r>
-      <w:proofErr w:type="spellStart"/>
-      <w:r>
-        <w:rPr>
-          <w:rFonts w:ascii="Courier New" w:hAnsi="Courier New" w:cs="Courier New"/>
-          <w:color w:val="333333"/>
-          <w:sz w:val="20"/>
-          <w:szCs w:val="20"/>
-          <w:lang w:val="en-US" w:eastAsia="ru-UA"/>
-        </w:rPr>
-        <w:t>chainSize</w:t>
-      </w:r>
-      <w:proofErr w:type="spellEnd"/>
-      <w:r>
-        <w:rPr>
-          <w:rFonts w:ascii="Courier New" w:hAnsi="Courier New" w:cs="Courier New"/>
-          <w:color w:val="333333"/>
-          <w:sz w:val="20"/>
-          <w:szCs w:val="20"/>
-          <w:lang w:val="en-US" w:eastAsia="ru-UA"/>
-        </w:rPr>
-        <w:t xml:space="preserve"> = </w:t>
-      </w:r>
-      <w:proofErr w:type="spellStart"/>
-      <w:proofErr w:type="gramStart"/>
-      <w:r>
-        <w:rPr>
-          <w:rFonts w:ascii="Courier New" w:hAnsi="Courier New" w:cs="Courier New"/>
-          <w:color w:val="333333"/>
-          <w:sz w:val="20"/>
-          <w:szCs w:val="20"/>
-          <w:lang w:val="en-US" w:eastAsia="ru-UA"/>
-        </w:rPr>
-        <w:t>numbers.size</w:t>
-      </w:r>
-      <w:proofErr w:type="spellEnd"/>
-      <w:proofErr w:type="gramEnd"/>
-      <w:r>
-        <w:rPr>
-          <w:rFonts w:ascii="Courier New" w:hAnsi="Courier New" w:cs="Courier New"/>
-          <w:color w:val="333333"/>
-          <w:sz w:val="20"/>
-          <w:szCs w:val="20"/>
-          <w:lang w:val="en-US" w:eastAsia="ru-UA"/>
-        </w:rPr>
-        <w:t xml:space="preserve">() / </w:t>
-      </w:r>
-      <w:proofErr w:type="spellStart"/>
-      <w:r>
-        <w:rPr>
-          <w:rFonts w:ascii="Courier New" w:hAnsi="Courier New" w:cs="Courier New"/>
-          <w:color w:val="333333"/>
-          <w:sz w:val="20"/>
-          <w:szCs w:val="20"/>
-          <w:lang w:val="en-US" w:eastAsia="ru-UA"/>
-        </w:rPr>
-        <w:t>nThreads</w:t>
-      </w:r>
-      <w:proofErr w:type="spellEnd"/>
-      <w:r>
-        <w:rPr>
-          <w:rFonts w:ascii="Courier New" w:hAnsi="Courier New" w:cs="Courier New"/>
-          <w:color w:val="333333"/>
-          <w:sz w:val="20"/>
-          <w:szCs w:val="20"/>
-          <w:lang w:val="en-US" w:eastAsia="ru-UA"/>
-        </w:rPr>
-        <w:t>;</w:t>
+        <w:t xml:space="preserve">            std::ref(globalCounter), std::ref(globalMax), std::ref(globalMtx));</w:t>
       </w:r>
     </w:p>
     <w:p>
@@ -6068,6 +4863,16 @@
           <w:lang w:val="en-US" w:eastAsia="ru-UA"/>
         </w:rPr>
       </w:pPr>
+      <w:r>
+        <w:rPr>
+          <w:rFonts w:ascii="Courier New" w:hAnsi="Courier New" w:cs="Courier New"/>
+          <w:color w:val="333333"/>
+          <w:sz w:val="20"/>
+          <w:szCs w:val="20"/>
+          <w:lang w:val="en-US" w:eastAsia="ru-UA"/>
+        </w:rPr>
+        <w:t xml:space="preserve">    }</w:t>
+      </w:r>
     </w:p>
     <w:p>
       <w:pPr>
@@ -6098,144 +4903,6 @@
           <w:lang w:val="en-US" w:eastAsia="ru-UA"/>
         </w:rPr>
       </w:pPr>
-      <w:r>
-        <w:rPr>
-          <w:rFonts w:ascii="Courier New" w:hAnsi="Courier New" w:cs="Courier New"/>
-          <w:color w:val="333333"/>
-          <w:sz w:val="20"/>
-          <w:szCs w:val="20"/>
-          <w:lang w:val="en-US" w:eastAsia="ru-UA"/>
-        </w:rPr>
-        <w:t xml:space="preserve">    </w:t>
-      </w:r>
-      <w:r>
-        <w:rPr>
-          <w:rFonts w:ascii="Courier New" w:hAnsi="Courier New" w:cs="Courier New"/>
-          <w:color w:val="0000FF"/>
-          <w:sz w:val="20"/>
-          <w:szCs w:val="20"/>
-          <w:lang w:val="en-US" w:eastAsia="ru-UA"/>
-        </w:rPr>
-        <w:t>for</w:t>
-      </w:r>
-      <w:r>
-        <w:rPr>
-          <w:rFonts w:ascii="Courier New" w:hAnsi="Courier New" w:cs="Courier New"/>
-          <w:color w:val="333333"/>
-          <w:sz w:val="20"/>
-          <w:szCs w:val="20"/>
-          <w:lang w:val="en-US" w:eastAsia="ru-UA"/>
-        </w:rPr>
-        <w:t xml:space="preserve"> (</w:t>
-      </w:r>
-      <w:r>
-        <w:rPr>
-          <w:rFonts w:ascii="Courier New" w:hAnsi="Courier New" w:cs="Courier New"/>
-          <w:color w:val="2B91AF"/>
-          <w:sz w:val="20"/>
-          <w:szCs w:val="20"/>
-          <w:lang w:val="en-US" w:eastAsia="ru-UA"/>
-        </w:rPr>
-        <w:t>int</w:t>
-      </w:r>
-      <w:r>
-        <w:rPr>
-          <w:rFonts w:ascii="Courier New" w:hAnsi="Courier New" w:cs="Courier New"/>
-          <w:color w:val="333333"/>
-          <w:sz w:val="20"/>
-          <w:szCs w:val="20"/>
-          <w:lang w:val="en-US" w:eastAsia="ru-UA"/>
-        </w:rPr>
-        <w:t xml:space="preserve"> </w:t>
-      </w:r>
-      <w:proofErr w:type="spellStart"/>
-      <w:r>
-        <w:rPr>
-          <w:rFonts w:ascii="Courier New" w:hAnsi="Courier New" w:cs="Courier New"/>
-          <w:color w:val="333333"/>
-          <w:sz w:val="20"/>
-          <w:szCs w:val="20"/>
-          <w:lang w:val="en-US" w:eastAsia="ru-UA"/>
-        </w:rPr>
-        <w:t>i</w:t>
-      </w:r>
-      <w:proofErr w:type="spellEnd"/>
-      <w:r>
-        <w:rPr>
-          <w:rFonts w:ascii="Courier New" w:hAnsi="Courier New" w:cs="Courier New"/>
-          <w:color w:val="333333"/>
-          <w:sz w:val="20"/>
-          <w:szCs w:val="20"/>
-          <w:lang w:val="en-US" w:eastAsia="ru-UA"/>
-        </w:rPr>
-        <w:t xml:space="preserve"> = 0; </w:t>
-      </w:r>
-      <w:proofErr w:type="spellStart"/>
-      <w:r>
-        <w:rPr>
-          <w:rFonts w:ascii="Courier New" w:hAnsi="Courier New" w:cs="Courier New"/>
-          <w:color w:val="333333"/>
-          <w:sz w:val="20"/>
-          <w:szCs w:val="20"/>
-          <w:lang w:val="en-US" w:eastAsia="ru-UA"/>
-        </w:rPr>
-        <w:t>i</w:t>
-      </w:r>
-      <w:proofErr w:type="spellEnd"/>
-      <w:r>
-        <w:rPr>
-          <w:rFonts w:ascii="Courier New" w:hAnsi="Courier New" w:cs="Courier New"/>
-          <w:color w:val="333333"/>
-          <w:sz w:val="20"/>
-          <w:szCs w:val="20"/>
-          <w:lang w:val="en-US" w:eastAsia="ru-UA"/>
-        </w:rPr>
-        <w:t xml:space="preserve"> &lt; </w:t>
-      </w:r>
-      <w:proofErr w:type="spellStart"/>
-      <w:r>
-        <w:rPr>
-          <w:rFonts w:ascii="Courier New" w:hAnsi="Courier New" w:cs="Courier New"/>
-          <w:color w:val="333333"/>
-          <w:sz w:val="20"/>
-          <w:szCs w:val="20"/>
-          <w:lang w:val="en-US" w:eastAsia="ru-UA"/>
-        </w:rPr>
-        <w:t>nThreads</w:t>
-      </w:r>
-      <w:proofErr w:type="spellEnd"/>
-      <w:r>
-        <w:rPr>
-          <w:rFonts w:ascii="Courier New" w:hAnsi="Courier New" w:cs="Courier New"/>
-          <w:color w:val="333333"/>
-          <w:sz w:val="20"/>
-          <w:szCs w:val="20"/>
-          <w:lang w:val="en-US" w:eastAsia="ru-UA"/>
-        </w:rPr>
-        <w:t xml:space="preserve">; </w:t>
-      </w:r>
-      <w:proofErr w:type="spellStart"/>
-      <w:r>
-        <w:rPr>
-          <w:rFonts w:ascii="Courier New" w:hAnsi="Courier New" w:cs="Courier New"/>
-          <w:color w:val="333333"/>
-          <w:sz w:val="20"/>
-          <w:szCs w:val="20"/>
-          <w:lang w:val="en-US" w:eastAsia="ru-UA"/>
-        </w:rPr>
-        <w:t>i</w:t>
-      </w:r>
-      <w:proofErr w:type="spellEnd"/>
-      <w:r>
-        <w:rPr>
-          <w:rFonts w:ascii="Courier New" w:hAnsi="Courier New" w:cs="Courier New"/>
-          <w:color w:val="333333"/>
-          <w:sz w:val="20"/>
-          <w:szCs w:val="20"/>
-          <w:lang w:val="en-US" w:eastAsia="ru-UA"/>
-        </w:rPr>
-        <w:t>++) {</w:t>
-      </w:r>
     </w:p>
     <w:p>
       <w:pPr>
@@ -6274,73 +4941,47 @@
           <w:szCs w:val="20"/>
           <w:lang w:val="en-US" w:eastAsia="ru-UA"/>
         </w:rPr>
-        <w:t xml:space="preserve">        </w:t>
-      </w:r>
-      <w:proofErr w:type="spellStart"/>
-      <w:r>
-        <w:rPr>
-          <w:rFonts w:ascii="Courier New" w:hAnsi="Courier New" w:cs="Courier New"/>
-          <w:color w:val="2B91AF"/>
-          <w:sz w:val="20"/>
-          <w:szCs w:val="20"/>
-          <w:lang w:val="en-US" w:eastAsia="ru-UA"/>
-        </w:rPr>
-        <w:t>size_t</w:t>
-      </w:r>
-      <w:proofErr w:type="spellEnd"/>
-      <w:r>
-        <w:rPr>
-          <w:rFonts w:ascii="Courier New" w:hAnsi="Courier New" w:cs="Courier New"/>
-          <w:color w:val="333333"/>
-          <w:sz w:val="20"/>
-          <w:szCs w:val="20"/>
-          <w:lang w:val="en-US" w:eastAsia="ru-UA"/>
-        </w:rPr>
-        <w:t xml:space="preserve"> start = </w:t>
-      </w:r>
-      <w:proofErr w:type="spellStart"/>
-      <w:r>
-        <w:rPr>
-          <w:rFonts w:ascii="Courier New" w:hAnsi="Courier New" w:cs="Courier New"/>
-          <w:color w:val="333333"/>
-          <w:sz w:val="20"/>
-          <w:szCs w:val="20"/>
-          <w:lang w:val="en-US" w:eastAsia="ru-UA"/>
-        </w:rPr>
-        <w:t>i</w:t>
-      </w:r>
-      <w:proofErr w:type="spellEnd"/>
-      <w:r>
-        <w:rPr>
-          <w:rFonts w:ascii="Courier New" w:hAnsi="Courier New" w:cs="Courier New"/>
-          <w:color w:val="333333"/>
-          <w:sz w:val="20"/>
-          <w:szCs w:val="20"/>
-          <w:lang w:val="en-US" w:eastAsia="ru-UA"/>
-        </w:rPr>
-        <w:t xml:space="preserve"> * </w:t>
-      </w:r>
-      <w:proofErr w:type="spellStart"/>
-      <w:r>
-        <w:rPr>
-          <w:rFonts w:ascii="Courier New" w:hAnsi="Courier New" w:cs="Courier New"/>
-          <w:color w:val="333333"/>
-          <w:sz w:val="20"/>
-          <w:szCs w:val="20"/>
-          <w:lang w:val="en-US" w:eastAsia="ru-UA"/>
-        </w:rPr>
-        <w:t>chainSize</w:t>
-      </w:r>
-      <w:proofErr w:type="spellEnd"/>
-      <w:r>
-        <w:rPr>
-          <w:rFonts w:ascii="Courier New" w:hAnsi="Courier New" w:cs="Courier New"/>
-          <w:color w:val="333333"/>
-          <w:sz w:val="20"/>
-          <w:szCs w:val="20"/>
-          <w:lang w:val="en-US" w:eastAsia="ru-UA"/>
-        </w:rPr>
-        <w:t>;</w:t>
+        <w:t xml:space="preserve">    </w:t>
+      </w:r>
+      <w:r>
+        <w:rPr>
+          <w:rFonts w:ascii="Courier New" w:hAnsi="Courier New" w:cs="Courier New"/>
+          <w:color w:val="0000FF"/>
+          <w:sz w:val="20"/>
+          <w:szCs w:val="20"/>
+          <w:lang w:val="en-US" w:eastAsia="ru-UA"/>
+        </w:rPr>
+        <w:t>for</w:t>
+      </w:r>
+      <w:r>
+        <w:rPr>
+          <w:rFonts w:ascii="Courier New" w:hAnsi="Courier New" w:cs="Courier New"/>
+          <w:color w:val="333333"/>
+          <w:sz w:val="20"/>
+          <w:szCs w:val="20"/>
+          <w:lang w:val="en-US" w:eastAsia="ru-UA"/>
+        </w:rPr>
+        <w:t xml:space="preserve"> (</w:t>
+      </w:r>
+      <w:r>
+        <w:rPr>
+          <w:rFonts w:ascii="Courier New" w:hAnsi="Courier New" w:cs="Courier New"/>
+          <w:color w:val="0000FF"/>
+          <w:sz w:val="20"/>
+          <w:szCs w:val="20"/>
+          <w:lang w:val="en-US" w:eastAsia="ru-UA"/>
+        </w:rPr>
+        <w:t>auto</w:t>
+      </w:r>
+      <w:r>
+        <w:rPr>
+          <w:rFonts w:ascii="Courier New" w:hAnsi="Courier New" w:cs="Courier New"/>
+          <w:color w:val="333333"/>
+          <w:sz w:val="20"/>
+          <w:szCs w:val="20"/>
+          <w:lang w:val="en-US" w:eastAsia="ru-UA"/>
+        </w:rPr>
+        <w:t>&amp; t : threads) {</w:t>
       </w:r>
     </w:p>
     <w:p>
@@ -6380,139 +5021,7 @@
           <w:szCs w:val="20"/>
           <w:lang w:val="en-US" w:eastAsia="ru-UA"/>
         </w:rPr>
-        <w:t xml:space="preserve">        </w:t>
-      </w:r>
-      <w:proofErr w:type="spellStart"/>
-      <w:r>
-        <w:rPr>
-          <w:rFonts w:ascii="Courier New" w:hAnsi="Courier New" w:cs="Courier New"/>
-          <w:color w:val="2B91AF"/>
-          <w:sz w:val="20"/>
-          <w:szCs w:val="20"/>
-          <w:lang w:val="en-US" w:eastAsia="ru-UA"/>
-        </w:rPr>
-        <w:t>size_t</w:t>
-      </w:r>
-      <w:proofErr w:type="spellEnd"/>
-      <w:r>
-        <w:rPr>
-          <w:rFonts w:ascii="Courier New" w:hAnsi="Courier New" w:cs="Courier New"/>
-          <w:color w:val="333333"/>
-          <w:sz w:val="20"/>
-          <w:szCs w:val="20"/>
-          <w:lang w:val="en-US" w:eastAsia="ru-UA"/>
-        </w:rPr>
-        <w:t xml:space="preserve"> end = (</w:t>
-      </w:r>
-      <w:proofErr w:type="spellStart"/>
-      <w:r>
-        <w:rPr>
-          <w:rFonts w:ascii="Courier New" w:hAnsi="Courier New" w:cs="Courier New"/>
-          <w:color w:val="333333"/>
-          <w:sz w:val="20"/>
-          <w:szCs w:val="20"/>
-          <w:lang w:val="en-US" w:eastAsia="ru-UA"/>
-        </w:rPr>
-        <w:t>i</w:t>
-      </w:r>
-      <w:proofErr w:type="spellEnd"/>
-      <w:r>
-        <w:rPr>
-          <w:rFonts w:ascii="Courier New" w:hAnsi="Courier New" w:cs="Courier New"/>
-          <w:color w:val="333333"/>
-          <w:sz w:val="20"/>
-          <w:szCs w:val="20"/>
-          <w:lang w:val="en-US" w:eastAsia="ru-UA"/>
-        </w:rPr>
-        <w:t xml:space="preserve"> == </w:t>
-      </w:r>
-      <w:proofErr w:type="spellStart"/>
-      <w:r>
-        <w:rPr>
-          <w:rFonts w:ascii="Courier New" w:hAnsi="Courier New" w:cs="Courier New"/>
-          <w:color w:val="333333"/>
-          <w:sz w:val="20"/>
-          <w:szCs w:val="20"/>
-          <w:lang w:val="en-US" w:eastAsia="ru-UA"/>
-        </w:rPr>
-        <w:t>nThreads</w:t>
-      </w:r>
-      <w:proofErr w:type="spellEnd"/>
-      <w:r>
-        <w:rPr>
-          <w:rFonts w:ascii="Courier New" w:hAnsi="Courier New" w:cs="Courier New"/>
-          <w:color w:val="333333"/>
-          <w:sz w:val="20"/>
-          <w:szCs w:val="20"/>
-          <w:lang w:val="en-US" w:eastAsia="ru-UA"/>
-        </w:rPr>
-        <w:t xml:space="preserve"> - 1</w:t>
-      </w:r>
-      <w:proofErr w:type="gramStart"/>
-      <w:r>
-        <w:rPr>
-          <w:rFonts w:ascii="Courier New" w:hAnsi="Courier New" w:cs="Courier New"/>
-          <w:color w:val="333333"/>
-          <w:sz w:val="20"/>
-          <w:szCs w:val="20"/>
-          <w:lang w:val="en-US" w:eastAsia="ru-UA"/>
-        </w:rPr>
-        <w:t>) ?</w:t>
-      </w:r>
-      <w:proofErr w:type="gramEnd"/>
-      <w:r>
-        <w:rPr>
-          <w:rFonts w:ascii="Courier New" w:hAnsi="Courier New" w:cs="Courier New"/>
-          <w:color w:val="333333"/>
-          <w:sz w:val="20"/>
-          <w:szCs w:val="20"/>
-          <w:lang w:val="en-US" w:eastAsia="ru-UA"/>
-        </w:rPr>
-        <w:t xml:space="preserve"> </w:t>
-      </w:r>
-      <w:proofErr w:type="spellStart"/>
-      <w:r>
-        <w:rPr>
-          <w:rFonts w:ascii="Courier New" w:hAnsi="Courier New" w:cs="Courier New"/>
-          <w:color w:val="333333"/>
-          <w:sz w:val="20"/>
-          <w:szCs w:val="20"/>
-          <w:lang w:val="en-US" w:eastAsia="ru-UA"/>
-        </w:rPr>
-        <w:t>numbers.size</w:t>
-      </w:r>
-      <w:proofErr w:type="spellEnd"/>
-      <w:r>
-        <w:rPr>
-          <w:rFonts w:ascii="Courier New" w:hAnsi="Courier New" w:cs="Courier New"/>
-          <w:color w:val="333333"/>
-          <w:sz w:val="20"/>
-          <w:szCs w:val="20"/>
-          <w:lang w:val="en-US" w:eastAsia="ru-UA"/>
-        </w:rPr>
-        <w:t xml:space="preserve">() : start + </w:t>
-      </w:r>
-      <w:proofErr w:type="spellStart"/>
-      <w:r>
-        <w:rPr>
-          <w:rFonts w:ascii="Courier New" w:hAnsi="Courier New" w:cs="Courier New"/>
-          <w:color w:val="333333"/>
-          <w:sz w:val="20"/>
-          <w:szCs w:val="20"/>
-          <w:lang w:val="en-US" w:eastAsia="ru-UA"/>
-        </w:rPr>
-        <w:t>chainSize</w:t>
-      </w:r>
-      <w:proofErr w:type="spellEnd"/>
-      <w:r>
-        <w:rPr>
-          <w:rFonts w:ascii="Courier New" w:hAnsi="Courier New" w:cs="Courier New"/>
-          <w:color w:val="333333"/>
-          <w:sz w:val="20"/>
-          <w:szCs w:val="20"/>
-          <w:lang w:val="en-US" w:eastAsia="ru-UA"/>
-        </w:rPr>
-        <w:t>;</w:t>
+        <w:t xml:space="preserve">        t.join();</w:t>
       </w:r>
     </w:p>
     <w:p>
@@ -6552,85 +5061,7 @@
           <w:szCs w:val="20"/>
           <w:lang w:val="en-US" w:eastAsia="ru-UA"/>
         </w:rPr>
-        <w:t xml:space="preserve">        </w:t>
-      </w:r>
-      <w:proofErr w:type="spellStart"/>
-      <w:proofErr w:type="gramStart"/>
-      <w:r>
-        <w:rPr>
-          <w:rFonts w:ascii="Courier New" w:hAnsi="Courier New" w:cs="Courier New"/>
-          <w:color w:val="333333"/>
-          <w:sz w:val="20"/>
-          <w:szCs w:val="20"/>
-          <w:lang w:val="en-US" w:eastAsia="ru-UA"/>
-        </w:rPr>
-        <w:t>threads.emplace</w:t>
-      </w:r>
-      <w:proofErr w:type="gramEnd"/>
-      <w:r>
-        <w:rPr>
-          <w:rFonts w:ascii="Courier New" w:hAnsi="Courier New" w:cs="Courier New"/>
-          <w:color w:val="333333"/>
-          <w:sz w:val="20"/>
-          <w:szCs w:val="20"/>
-          <w:lang w:val="en-US" w:eastAsia="ru-UA"/>
-        </w:rPr>
-        <w:t>_back</w:t>
-      </w:r>
-      <w:proofErr w:type="spellEnd"/>
-      <w:r>
-        <w:rPr>
-          <w:rFonts w:ascii="Courier New" w:hAnsi="Courier New" w:cs="Courier New"/>
-          <w:color w:val="333333"/>
-          <w:sz w:val="20"/>
-          <w:szCs w:val="20"/>
-          <w:lang w:val="en-US" w:eastAsia="ru-UA"/>
-        </w:rPr>
-        <w:t>(</w:t>
-      </w:r>
-      <w:proofErr w:type="spellStart"/>
-      <w:r>
-        <w:rPr>
-          <w:rFonts w:ascii="Courier New" w:hAnsi="Courier New" w:cs="Courier New"/>
-          <w:color w:val="333333"/>
-          <w:sz w:val="20"/>
-          <w:szCs w:val="20"/>
-          <w:lang w:val="en-US" w:eastAsia="ru-UA"/>
-        </w:rPr>
-        <w:t>mutexThreadWorker</w:t>
-      </w:r>
-      <w:proofErr w:type="spellEnd"/>
-      <w:r>
-        <w:rPr>
-          <w:rFonts w:ascii="Courier New" w:hAnsi="Courier New" w:cs="Courier New"/>
-          <w:color w:val="333333"/>
-          <w:sz w:val="20"/>
-          <w:szCs w:val="20"/>
-          <w:lang w:val="en-US" w:eastAsia="ru-UA"/>
-        </w:rPr>
-        <w:t>, std::</w:t>
-      </w:r>
-      <w:proofErr w:type="spellStart"/>
-      <w:r>
-        <w:rPr>
-          <w:rFonts w:ascii="Courier New" w:hAnsi="Courier New" w:cs="Courier New"/>
-          <w:color w:val="333333"/>
-          <w:sz w:val="20"/>
-          <w:szCs w:val="20"/>
-          <w:lang w:val="en-US" w:eastAsia="ru-UA"/>
-        </w:rPr>
-        <w:t>cref</w:t>
-      </w:r>
-      <w:proofErr w:type="spellEnd"/>
-      <w:r>
-        <w:rPr>
-          <w:rFonts w:ascii="Courier New" w:hAnsi="Courier New" w:cs="Courier New"/>
-          <w:color w:val="333333"/>
-          <w:sz w:val="20"/>
-          <w:szCs w:val="20"/>
-          <w:lang w:val="en-US" w:eastAsia="ru-UA"/>
-        </w:rPr>
-        <w:t>(numbers), start, end,</w:t>
+        <w:t xml:space="preserve">    }</w:t>
       </w:r>
     </w:p>
     <w:p>
@@ -6670,95 +5101,388 @@
           <w:szCs w:val="20"/>
           <w:lang w:val="en-US" w:eastAsia="ru-UA"/>
         </w:rPr>
-        <w:t xml:space="preserve">            </w:t>
-      </w:r>
-      <w:proofErr w:type="gramStart"/>
-      <w:r>
-        <w:rPr>
-          <w:rFonts w:ascii="Courier New" w:hAnsi="Courier New" w:cs="Courier New"/>
-          <w:color w:val="333333"/>
-          <w:sz w:val="20"/>
-          <w:szCs w:val="20"/>
-          <w:lang w:val="en-US" w:eastAsia="ru-UA"/>
-        </w:rPr>
-        <w:t>std::</w:t>
-      </w:r>
-      <w:proofErr w:type="gramEnd"/>
-      <w:r>
-        <w:rPr>
-          <w:rFonts w:ascii="Courier New" w:hAnsi="Courier New" w:cs="Courier New"/>
-          <w:color w:val="333333"/>
-          <w:sz w:val="20"/>
-          <w:szCs w:val="20"/>
-          <w:lang w:val="en-US" w:eastAsia="ru-UA"/>
-        </w:rPr>
-        <w:t>ref(</w:t>
-      </w:r>
-      <w:proofErr w:type="spellStart"/>
-      <w:r>
-        <w:rPr>
-          <w:rFonts w:ascii="Courier New" w:hAnsi="Courier New" w:cs="Courier New"/>
-          <w:color w:val="333333"/>
-          <w:sz w:val="20"/>
-          <w:szCs w:val="20"/>
-          <w:lang w:val="en-US" w:eastAsia="ru-UA"/>
-        </w:rPr>
-        <w:t>globalCounter</w:t>
-      </w:r>
-      <w:proofErr w:type="spellEnd"/>
-      <w:r>
-        <w:rPr>
-          <w:rFonts w:ascii="Courier New" w:hAnsi="Courier New" w:cs="Courier New"/>
-          <w:color w:val="333333"/>
-          <w:sz w:val="20"/>
-          <w:szCs w:val="20"/>
-          <w:lang w:val="en-US" w:eastAsia="ru-UA"/>
-        </w:rPr>
-        <w:t>), std::ref(</w:t>
-      </w:r>
-      <w:proofErr w:type="spellStart"/>
-      <w:r>
-        <w:rPr>
-          <w:rFonts w:ascii="Courier New" w:hAnsi="Courier New" w:cs="Courier New"/>
-          <w:color w:val="333333"/>
-          <w:sz w:val="20"/>
-          <w:szCs w:val="20"/>
-          <w:lang w:val="en-US" w:eastAsia="ru-UA"/>
-        </w:rPr>
-        <w:t>globalMax</w:t>
-      </w:r>
-      <w:proofErr w:type="spellEnd"/>
-      <w:r>
-        <w:rPr>
-          <w:rFonts w:ascii="Courier New" w:hAnsi="Courier New" w:cs="Courier New"/>
-          <w:color w:val="333333"/>
-          <w:sz w:val="20"/>
-          <w:szCs w:val="20"/>
-          <w:lang w:val="en-US" w:eastAsia="ru-UA"/>
-        </w:rPr>
-        <w:t>), std::ref(</w:t>
-      </w:r>
-      <w:proofErr w:type="spellStart"/>
-      <w:r>
-        <w:rPr>
-          <w:rFonts w:ascii="Courier New" w:hAnsi="Courier New" w:cs="Courier New"/>
-          <w:color w:val="333333"/>
-          <w:sz w:val="20"/>
-          <w:szCs w:val="20"/>
-          <w:lang w:val="en-US" w:eastAsia="ru-UA"/>
-        </w:rPr>
-        <w:t>globalMtx</w:t>
-      </w:r>
-      <w:proofErr w:type="spellEnd"/>
-      <w:r>
-        <w:rPr>
-          <w:rFonts w:ascii="Courier New" w:hAnsi="Courier New" w:cs="Courier New"/>
-          <w:color w:val="333333"/>
-          <w:sz w:val="20"/>
-          <w:szCs w:val="20"/>
-          <w:lang w:val="en-US" w:eastAsia="ru-UA"/>
-        </w:rPr>
-        <w:t>));</w:t>
+        <w:t>}</w:t>
+      </w:r>
+    </w:p>
+    <w:p>
+      <w:pPr>
+        <w:spacing w:line="360" w:lineRule="auto"/>
+        <w:ind w:firstLine="709"/>
+        <w:rPr>
+          <w:sz w:val="28"/>
+          <w:szCs w:val="28"/>
+        </w:rPr>
+      </w:pPr>
+    </w:p>
+    <w:p>
+      <w:pPr>
+        <w:spacing w:line="360" w:lineRule="auto"/>
+        <w:ind w:firstLine="709"/>
+        <w:rPr>
+          <w:sz w:val="28"/>
+          <w:szCs w:val="28"/>
+        </w:rPr>
+      </w:pPr>
+      <w:r>
+        <w:rPr>
+          <w:sz w:val="28"/>
+          <w:szCs w:val="28"/>
+        </w:rPr>
+        <w:t>Результати роботи алгоритму з використанням блокуючої синхронізації:</w:t>
+      </w:r>
+    </w:p>
+    <w:p>
+      <w:pPr>
+        <w:spacing w:line="360" w:lineRule="auto"/>
+        <w:rPr>
+          <w:sz w:val="28"/>
+          <w:szCs w:val="28"/>
+        </w:rPr>
+      </w:pPr>
+    </w:p>
+    <w:p>
+      <w:pPr>
+        <w:spacing w:line="360" w:lineRule="auto"/>
+        <w:jc w:val="center"/>
+        <w:rPr>
+          <w:sz w:val="28"/>
+          <w:szCs w:val="28"/>
+        </w:rPr>
+      </w:pPr>
+      <w:r>
+        <w:rPr>
+          <w:noProof/>
+          <w:sz w:val="28"/>
+          <w:szCs w:val="28"/>
+        </w:rPr>
+        <w:drawing>
+          <wp:inline distT="0" distB="0" distL="0" distR="0" wp14:anchorId="27466809" wp14:editId="343A236F">
+            <wp:extent cx="3557477" cy="1047750"/>
+            <wp:effectExtent l="0" t="0" r="5080" b="0"/>
+            <wp:docPr id="7" name="Рисунок 7"/>
+            <wp:cNvGraphicFramePr>
+              <a:graphicFrameLocks xmlns:a="http://schemas.openxmlformats.org/drawingml/2006/main" noChangeAspect="1"/>
+            </wp:cNvGraphicFramePr>
+            <a:graphic xmlns:a="http://schemas.openxmlformats.org/drawingml/2006/main">
+              <a:graphicData uri="http://schemas.openxmlformats.org/drawingml/2006/picture">
+                <pic:pic xmlns:pic="http://schemas.openxmlformats.org/drawingml/2006/picture">
+                  <pic:nvPicPr>
+                    <pic:cNvPr id="1" name=""/>
+                    <pic:cNvPicPr/>
+                  </pic:nvPicPr>
+                  <pic:blipFill>
+                    <a:blip r:embed="rId9"/>
+                    <a:stretch>
+                      <a:fillRect/>
+                    </a:stretch>
+                  </pic:blipFill>
+                  <pic:spPr>
+                    <a:xfrm>
+                      <a:off x="0" y="0"/>
+                      <a:ext cx="3565405" cy="1050085"/>
+                    </a:xfrm>
+                    <a:prstGeom prst="rect">
+                      <a:avLst/>
+                    </a:prstGeom>
+                  </pic:spPr>
+                </pic:pic>
+              </a:graphicData>
+            </a:graphic>
+          </wp:inline>
+        </w:drawing>
+      </w:r>
+    </w:p>
+    <w:p>
+      <w:pPr>
+        <w:spacing w:line="360" w:lineRule="auto"/>
+        <w:jc w:val="center"/>
+        <w:rPr>
+          <w:sz w:val="28"/>
+          <w:szCs w:val="28"/>
+        </w:rPr>
+      </w:pPr>
+      <w:r>
+        <w:rPr>
+          <w:sz w:val="28"/>
+          <w:szCs w:val="28"/>
+        </w:rPr>
+        <w:t xml:space="preserve">Рисунок 2 - </w:t>
+      </w:r>
+      <w:r>
+        <w:rPr>
+          <w:sz w:val="28"/>
+          <w:szCs w:val="28"/>
+        </w:rPr>
+        <w:t xml:space="preserve">Результат роботи </w:t>
+      </w:r>
+      <w:r>
+        <w:rPr>
+          <w:sz w:val="28"/>
+          <w:szCs w:val="28"/>
+        </w:rPr>
+        <w:t>паралельного</w:t>
+      </w:r>
+      <w:r>
+        <w:rPr>
+          <w:sz w:val="28"/>
+          <w:szCs w:val="28"/>
+        </w:rPr>
+        <w:t xml:space="preserve"> алгоритму</w:t>
+      </w:r>
+      <w:r>
+        <w:rPr>
+          <w:sz w:val="28"/>
+          <w:szCs w:val="28"/>
+        </w:rPr>
+        <w:t xml:space="preserve"> (</w:t>
+      </w:r>
+      <w:r>
+        <w:rPr>
+          <w:sz w:val="28"/>
+          <w:szCs w:val="28"/>
+          <w:lang w:val="en-US"/>
+        </w:rPr>
+        <w:t>mutex</w:t>
+      </w:r>
+      <w:r>
+        <w:rPr>
+          <w:sz w:val="28"/>
+          <w:szCs w:val="28"/>
+        </w:rPr>
+        <w:t xml:space="preserve">) при </w:t>
+      </w:r>
+      <w:r>
+        <w:rPr>
+          <w:sz w:val="28"/>
+          <w:szCs w:val="28"/>
+          <w:lang w:val="en-US"/>
+        </w:rPr>
+        <w:t>N = 10^</w:t>
+      </w:r>
+      <w:r>
+        <w:rPr>
+          <w:sz w:val="28"/>
+          <w:szCs w:val="28"/>
+        </w:rPr>
+        <w:t>5</w:t>
+      </w:r>
+    </w:p>
+    <w:p>
+      <w:pPr>
+        <w:spacing w:line="360" w:lineRule="auto"/>
+        <w:jc w:val="center"/>
+        <w:rPr>
+          <w:sz w:val="28"/>
+          <w:szCs w:val="28"/>
+        </w:rPr>
+      </w:pPr>
+    </w:p>
+    <w:p>
+      <w:pPr>
+        <w:spacing w:line="360" w:lineRule="auto"/>
+        <w:ind w:firstLine="709"/>
+        <w:rPr>
+          <w:sz w:val="28"/>
+          <w:szCs w:val="28"/>
+        </w:rPr>
+      </w:pPr>
+      <w:r>
+        <w:rPr>
+          <w:sz w:val="28"/>
+          <w:szCs w:val="28"/>
+        </w:rPr>
+        <w:t>На даному рисунку ми бачимо очікувані результати роботи – через те, що на кожному непарному числі захоплюється м’ютекс, продуктивність паралельної програми з використанням м’ютексів значно падає по зрівнянню із послідовним підходом. Це відбувається тому, що через велику конкуренцію за ресурс</w:t>
+      </w:r>
+      <w:r>
+        <w:rPr>
+          <w:sz w:val="28"/>
+          <w:szCs w:val="28"/>
+        </w:rPr>
+        <w:t>и</w:t>
+      </w:r>
+      <w:r>
+        <w:rPr>
+          <w:sz w:val="28"/>
+          <w:szCs w:val="28"/>
+        </w:rPr>
+        <w:t>, ОС змушена часто перемикати контекст роботи, що є доволі затратною операцією.</w:t>
+      </w:r>
+    </w:p>
+    <w:p>
+      <w:pPr>
+        <w:spacing w:line="360" w:lineRule="auto"/>
+        <w:ind w:firstLine="709"/>
+        <w:rPr>
+          <w:sz w:val="28"/>
+          <w:szCs w:val="28"/>
+        </w:rPr>
+      </w:pPr>
+    </w:p>
+    <w:p>
+      <w:pPr>
+        <w:pStyle w:val="2"/>
+      </w:pPr>
+      <w:bookmarkStart w:id="6" w:name="_Toc222061366"/>
+      <w:r>
+        <w:rPr>
+          <w:lang w:val="en-US"/>
+        </w:rPr>
+        <w:t>1.</w:t>
+      </w:r>
+      <w:r>
+        <w:t>4</w:t>
+      </w:r>
+      <w:r>
+        <w:rPr>
+          <w:lang w:val="en-US"/>
+        </w:rPr>
+        <w:t xml:space="preserve"> </w:t>
+      </w:r>
+      <w:r>
+        <w:t xml:space="preserve">Програмна реалізація з використанням атомарних змінних та </w:t>
+      </w:r>
+      <w:r>
+        <w:rPr>
+          <w:lang w:val="en-US"/>
+        </w:rPr>
+        <w:t>CAS</w:t>
+      </w:r>
+      <w:bookmarkEnd w:id="6"/>
+    </w:p>
+    <w:p>
+      <w:pPr>
+        <w:spacing w:line="360" w:lineRule="auto"/>
+        <w:ind w:firstLine="709"/>
+        <w:rPr>
+          <w:sz w:val="28"/>
+          <w:szCs w:val="28"/>
+        </w:rPr>
+      </w:pPr>
+    </w:p>
+    <w:p>
+      <w:pPr>
+        <w:spacing w:line="360" w:lineRule="auto"/>
+        <w:ind w:firstLine="709"/>
+        <w:rPr>
+          <w:sz w:val="28"/>
+          <w:szCs w:val="28"/>
+        </w:rPr>
+      </w:pPr>
+      <w:r>
+        <w:rPr>
+          <w:sz w:val="28"/>
+          <w:szCs w:val="28"/>
+        </w:rPr>
+        <w:t xml:space="preserve">У цьому пункті реалізовано неблокуючий алгоритм. Замість м'ютекса використовуються атомарні змінні </w:t>
+      </w:r>
+      <w:r>
+        <w:rPr>
+          <w:sz w:val="28"/>
+          <w:szCs w:val="28"/>
+          <w:lang w:val="en-US"/>
+        </w:rPr>
+        <w:t>std::atomic&lt;int&gt;.</w:t>
+      </w:r>
+      <w:r>
+        <w:rPr>
+          <w:sz w:val="28"/>
+          <w:szCs w:val="28"/>
+        </w:rPr>
+        <w:t xml:space="preserve"> Синхронізація досягається виключно за допомогою CAS-операції через метод </w:t>
+      </w:r>
+      <w:r>
+        <w:rPr>
+          <w:sz w:val="28"/>
+          <w:szCs w:val="28"/>
+          <w:lang w:val="en-US"/>
+        </w:rPr>
+        <w:t>compare_exchange_weak</w:t>
+      </w:r>
+      <w:r>
+        <w:rPr>
+          <w:sz w:val="28"/>
+          <w:szCs w:val="28"/>
+        </w:rPr>
+        <w:t>. Потоки оновлюють спільні глобальні змінні безпосередньо під час кожної ітерації при знаходженні непарного числа.</w:t>
+      </w:r>
+    </w:p>
+    <w:p>
+      <w:pPr>
+        <w:spacing w:line="360" w:lineRule="auto"/>
+        <w:ind w:firstLine="709"/>
+        <w:rPr>
+          <w:sz w:val="28"/>
+          <w:szCs w:val="28"/>
+        </w:rPr>
+      </w:pPr>
+    </w:p>
+    <w:p>
+      <w:pPr>
+        <w:spacing w:line="360" w:lineRule="auto"/>
+        <w:ind w:firstLine="709"/>
+        <w:rPr>
+          <w:sz w:val="28"/>
+          <w:szCs w:val="28"/>
+        </w:rPr>
+      </w:pPr>
+      <w:r>
+        <w:rPr>
+          <w:sz w:val="28"/>
+          <w:szCs w:val="28"/>
+        </w:rPr>
+        <w:lastRenderedPageBreak/>
+        <w:t xml:space="preserve">Для безпечного запису даних використовується цикл </w:t>
+      </w:r>
+      <w:r>
+        <w:rPr>
+          <w:sz w:val="28"/>
+          <w:szCs w:val="28"/>
+          <w:lang w:val="en-US"/>
+        </w:rPr>
+        <w:t>do-while</w:t>
+      </w:r>
+      <w:r>
+        <w:rPr>
+          <w:sz w:val="28"/>
+          <w:szCs w:val="28"/>
+        </w:rPr>
+        <w:t xml:space="preserve">. Потік намагається атомарно замінити поточне значення змінної на нове. Якщо виникає колізія </w:t>
+      </w:r>
+      <w:r>
+        <w:rPr>
+          <w:sz w:val="28"/>
+          <w:szCs w:val="28"/>
+        </w:rPr>
+        <w:t>-</w:t>
+      </w:r>
+      <w:r>
+        <w:rPr>
+          <w:sz w:val="28"/>
+          <w:szCs w:val="28"/>
+        </w:rPr>
+        <w:t xml:space="preserve"> CAS-операція повертає </w:t>
+      </w:r>
+      <w:r>
+        <w:rPr>
+          <w:sz w:val="28"/>
+          <w:szCs w:val="28"/>
+          <w:lang w:val="en-US"/>
+        </w:rPr>
+        <w:t>false</w:t>
+      </w:r>
+      <w:r>
+        <w:rPr>
+          <w:sz w:val="28"/>
+          <w:szCs w:val="28"/>
+        </w:rPr>
+        <w:t xml:space="preserve">, але при цьому автоматично завантажує актуальне значення з пам'яті. Це дозволяє потоку миттєво повторити спробу без переходу в стан сну та звернення до операційної системи. </w:t>
+      </w:r>
+      <w:r>
+        <w:rPr>
+          <w:sz w:val="28"/>
+          <w:szCs w:val="28"/>
+        </w:rPr>
+        <w:t>Код відповідних функцій:</w:t>
       </w:r>
     </w:p>
     <w:p>
@@ -6793,12 +5517,142 @@
       <w:r>
         <w:rPr>
           <w:rFonts w:ascii="Courier New" w:hAnsi="Courier New" w:cs="Courier New"/>
-          <w:color w:val="333333"/>
-          <w:sz w:val="20"/>
-          <w:szCs w:val="20"/>
-          <w:lang w:val="en-US" w:eastAsia="ru-UA"/>
-        </w:rPr>
-        <w:t xml:space="preserve">    }</w:t>
+          <w:color w:val="2B91AF"/>
+          <w:sz w:val="20"/>
+          <w:szCs w:val="20"/>
+          <w:lang w:val="en-US" w:eastAsia="ru-UA"/>
+        </w:rPr>
+        <w:t>void</w:t>
+      </w:r>
+      <w:r>
+        <w:rPr>
+          <w:rFonts w:ascii="Courier New" w:hAnsi="Courier New" w:cs="Courier New"/>
+          <w:color w:val="333333"/>
+          <w:sz w:val="20"/>
+          <w:szCs w:val="20"/>
+          <w:lang w:val="en-US" w:eastAsia="ru-UA"/>
+        </w:rPr>
+        <w:t xml:space="preserve"> atomicThreadWorker(</w:t>
+      </w:r>
+      <w:r>
+        <w:rPr>
+          <w:rFonts w:ascii="Courier New" w:hAnsi="Courier New" w:cs="Courier New"/>
+          <w:color w:val="0000FF"/>
+          <w:sz w:val="20"/>
+          <w:szCs w:val="20"/>
+          <w:lang w:val="en-US" w:eastAsia="ru-UA"/>
+        </w:rPr>
+        <w:t>const</w:t>
+      </w:r>
+      <w:r>
+        <w:rPr>
+          <w:rFonts w:ascii="Courier New" w:hAnsi="Courier New" w:cs="Courier New"/>
+          <w:color w:val="333333"/>
+          <w:sz w:val="20"/>
+          <w:szCs w:val="20"/>
+          <w:lang w:val="en-US" w:eastAsia="ru-UA"/>
+        </w:rPr>
+        <w:t xml:space="preserve"> std::vector&lt;</w:t>
+      </w:r>
+      <w:r>
+        <w:rPr>
+          <w:rFonts w:ascii="Courier New" w:hAnsi="Courier New" w:cs="Courier New"/>
+          <w:color w:val="2B91AF"/>
+          <w:sz w:val="20"/>
+          <w:szCs w:val="20"/>
+          <w:lang w:val="en-US" w:eastAsia="ru-UA"/>
+        </w:rPr>
+        <w:t>int</w:t>
+      </w:r>
+      <w:r>
+        <w:rPr>
+          <w:rFonts w:ascii="Courier New" w:hAnsi="Courier New" w:cs="Courier New"/>
+          <w:color w:val="333333"/>
+          <w:sz w:val="20"/>
+          <w:szCs w:val="20"/>
+          <w:lang w:val="en-US" w:eastAsia="ru-UA"/>
+        </w:rPr>
+        <w:t xml:space="preserve">&gt;&amp; numbers, </w:t>
+      </w:r>
+      <w:r>
+        <w:rPr>
+          <w:rFonts w:ascii="Courier New" w:hAnsi="Courier New" w:cs="Courier New"/>
+          <w:color w:val="2B91AF"/>
+          <w:sz w:val="20"/>
+          <w:szCs w:val="20"/>
+          <w:lang w:val="en-US" w:eastAsia="ru-UA"/>
+        </w:rPr>
+        <w:t>size_t</w:t>
+      </w:r>
+      <w:r>
+        <w:rPr>
+          <w:rFonts w:ascii="Courier New" w:hAnsi="Courier New" w:cs="Courier New"/>
+          <w:color w:val="333333"/>
+          <w:sz w:val="20"/>
+          <w:szCs w:val="20"/>
+          <w:lang w:val="en-US" w:eastAsia="ru-UA"/>
+        </w:rPr>
+        <w:t xml:space="preserve"> start, </w:t>
+      </w:r>
+      <w:r>
+        <w:rPr>
+          <w:rFonts w:ascii="Courier New" w:hAnsi="Courier New" w:cs="Courier New"/>
+          <w:color w:val="2B91AF"/>
+          <w:sz w:val="20"/>
+          <w:szCs w:val="20"/>
+          <w:lang w:val="en-US" w:eastAsia="ru-UA"/>
+        </w:rPr>
+        <w:t>size_t</w:t>
+      </w:r>
+      <w:r>
+        <w:rPr>
+          <w:rFonts w:ascii="Courier New" w:hAnsi="Courier New" w:cs="Courier New"/>
+          <w:color w:val="333333"/>
+          <w:sz w:val="20"/>
+          <w:szCs w:val="20"/>
+          <w:lang w:val="en-US" w:eastAsia="ru-UA"/>
+        </w:rPr>
+        <w:t xml:space="preserve"> end, std::atomic&lt;</w:t>
+      </w:r>
+      <w:r>
+        <w:rPr>
+          <w:rFonts w:ascii="Courier New" w:hAnsi="Courier New" w:cs="Courier New"/>
+          <w:color w:val="2B91AF"/>
+          <w:sz w:val="20"/>
+          <w:szCs w:val="20"/>
+          <w:lang w:val="en-US" w:eastAsia="ru-UA"/>
+        </w:rPr>
+        <w:t>int</w:t>
+      </w:r>
+      <w:r>
+        <w:rPr>
+          <w:rFonts w:ascii="Courier New" w:hAnsi="Courier New" w:cs="Courier New"/>
+          <w:color w:val="333333"/>
+          <w:sz w:val="20"/>
+          <w:szCs w:val="20"/>
+          <w:lang w:val="en-US" w:eastAsia="ru-UA"/>
+        </w:rPr>
+        <w:t>&gt;&amp; globalCounter, std::atomic&lt;</w:t>
+      </w:r>
+      <w:r>
+        <w:rPr>
+          <w:rFonts w:ascii="Courier New" w:hAnsi="Courier New" w:cs="Courier New"/>
+          <w:color w:val="2B91AF"/>
+          <w:sz w:val="20"/>
+          <w:szCs w:val="20"/>
+          <w:lang w:val="en-US" w:eastAsia="ru-UA"/>
+        </w:rPr>
+        <w:t>int</w:t>
+      </w:r>
+      <w:r>
+        <w:rPr>
+          <w:rFonts w:ascii="Courier New" w:hAnsi="Courier New" w:cs="Courier New"/>
+          <w:color w:val="333333"/>
+          <w:sz w:val="20"/>
+          <w:szCs w:val="20"/>
+          <w:lang w:val="en-US" w:eastAsia="ru-UA"/>
+        </w:rPr>
+        <w:t>&gt;&amp; globalMax) {</w:t>
       </w:r>
     </w:p>
     <w:p>
@@ -6863,44 +5717,22 @@
       <w:r>
         <w:rPr>
           <w:rFonts w:ascii="Courier New" w:hAnsi="Courier New" w:cs="Courier New"/>
-          <w:color w:val="0000FF"/>
-          <w:sz w:val="20"/>
-          <w:szCs w:val="20"/>
-          <w:lang w:val="en-US" w:eastAsia="ru-UA"/>
-        </w:rPr>
-        <w:t>auto</w:t>
-      </w:r>
-      <w:r>
-        <w:rPr>
-          <w:rFonts w:ascii="Courier New" w:hAnsi="Courier New" w:cs="Courier New"/>
-          <w:color w:val="333333"/>
-          <w:sz w:val="20"/>
-          <w:szCs w:val="20"/>
-          <w:lang w:val="en-US" w:eastAsia="ru-UA"/>
-        </w:rPr>
-        <w:t xml:space="preserve">&amp; </w:t>
-      </w:r>
-      <w:proofErr w:type="gramStart"/>
-      <w:r>
-        <w:rPr>
-          <w:rFonts w:ascii="Courier New" w:hAnsi="Courier New" w:cs="Courier New"/>
-          <w:color w:val="333333"/>
-          <w:sz w:val="20"/>
-          <w:szCs w:val="20"/>
-          <w:lang w:val="en-US" w:eastAsia="ru-UA"/>
-        </w:rPr>
-        <w:t>t :</w:t>
-      </w:r>
-      <w:proofErr w:type="gramEnd"/>
-      <w:r>
-        <w:rPr>
-          <w:rFonts w:ascii="Courier New" w:hAnsi="Courier New" w:cs="Courier New"/>
-          <w:color w:val="333333"/>
-          <w:sz w:val="20"/>
-          <w:szCs w:val="20"/>
-          <w:lang w:val="en-US" w:eastAsia="ru-UA"/>
-        </w:rPr>
-        <w:t xml:space="preserve"> threads){ </w:t>
+          <w:color w:val="2B91AF"/>
+          <w:sz w:val="20"/>
+          <w:szCs w:val="20"/>
+          <w:lang w:val="en-US" w:eastAsia="ru-UA"/>
+        </w:rPr>
+        <w:t>size_t</w:t>
+      </w:r>
+      <w:r>
+        <w:rPr>
+          <w:rFonts w:ascii="Courier New" w:hAnsi="Courier New" w:cs="Courier New"/>
+          <w:color w:val="333333"/>
+          <w:sz w:val="20"/>
+          <w:szCs w:val="20"/>
+          <w:lang w:val="en-US" w:eastAsia="ru-UA"/>
+        </w:rPr>
+        <w:t xml:space="preserve"> i = start; i &lt; end; i++) {</w:t>
       </w:r>
     </w:p>
     <w:p>
@@ -6942,29 +5774,25 @@
         </w:rPr>
         <w:t xml:space="preserve">        </w:t>
       </w:r>
-      <w:proofErr w:type="spellStart"/>
-      <w:proofErr w:type="gramStart"/>
-      <w:r>
-        <w:rPr>
-          <w:rFonts w:ascii="Courier New" w:hAnsi="Courier New" w:cs="Courier New"/>
-          <w:color w:val="333333"/>
-          <w:sz w:val="20"/>
-          <w:szCs w:val="20"/>
-          <w:lang w:val="en-US" w:eastAsia="ru-UA"/>
-        </w:rPr>
-        <w:t>t.join</w:t>
-      </w:r>
-      <w:proofErr w:type="spellEnd"/>
-      <w:proofErr w:type="gramEnd"/>
-      <w:r>
-        <w:rPr>
-          <w:rFonts w:ascii="Courier New" w:hAnsi="Courier New" w:cs="Courier New"/>
-          <w:color w:val="333333"/>
-          <w:sz w:val="20"/>
-          <w:szCs w:val="20"/>
-          <w:lang w:val="en-US" w:eastAsia="ru-UA"/>
-        </w:rPr>
-        <w:t xml:space="preserve">(); </w:t>
+      <w:r>
+        <w:rPr>
+          <w:rFonts w:ascii="Courier New" w:hAnsi="Courier New" w:cs="Courier New"/>
+          <w:color w:val="0000FF"/>
+          <w:sz w:val="20"/>
+          <w:szCs w:val="20"/>
+          <w:lang w:val="en-US" w:eastAsia="ru-UA"/>
+        </w:rPr>
+        <w:t>if</w:t>
+      </w:r>
+      <w:r>
+        <w:rPr>
+          <w:rFonts w:ascii="Courier New" w:hAnsi="Courier New" w:cs="Courier New"/>
+          <w:color w:val="333333"/>
+          <w:sz w:val="20"/>
+          <w:szCs w:val="20"/>
+          <w:lang w:val="en-US" w:eastAsia="ru-UA"/>
+        </w:rPr>
+        <w:t xml:space="preserve"> ((numbers[i] % 2) != 0) {</w:t>
       </w:r>
     </w:p>
     <w:p>
@@ -7004,7 +5832,27 @@
           <w:szCs w:val="20"/>
           <w:lang w:val="en-US" w:eastAsia="ru-UA"/>
         </w:rPr>
-        <w:t xml:space="preserve">    }</w:t>
+        <w:t xml:space="preserve">            </w:t>
+      </w:r>
+      <w:r>
+        <w:rPr>
+          <w:rFonts w:ascii="Courier New" w:hAnsi="Courier New" w:cs="Courier New"/>
+          <w:color w:val="2B91AF"/>
+          <w:sz w:val="20"/>
+          <w:szCs w:val="20"/>
+          <w:lang w:val="en-US" w:eastAsia="ru-UA"/>
+        </w:rPr>
+        <w:t>int</w:t>
+      </w:r>
+      <w:r>
+        <w:rPr>
+          <w:rFonts w:ascii="Courier New" w:hAnsi="Courier New" w:cs="Courier New"/>
+          <w:color w:val="333333"/>
+          <w:sz w:val="20"/>
+          <w:szCs w:val="20"/>
+          <w:lang w:val="en-US" w:eastAsia="ru-UA"/>
+        </w:rPr>
+        <w:t xml:space="preserve"> expectedCount = globalCounter.load();</w:t>
       </w:r>
     </w:p>
     <w:p>
@@ -7044,374 +5892,28 @@
           <w:szCs w:val="20"/>
           <w:lang w:val="en-US" w:eastAsia="ru-UA"/>
         </w:rPr>
-        <w:t>}</w:t>
-      </w:r>
-    </w:p>
-    <w:p>
-      <w:pPr>
-        <w:spacing w:line="360" w:lineRule="auto"/>
-        <w:ind w:firstLine="709"/>
-        <w:rPr>
-          <w:sz w:val="28"/>
-          <w:szCs w:val="28"/>
-        </w:rPr>
-      </w:pPr>
-    </w:p>
-    <w:p>
-      <w:pPr>
-        <w:spacing w:line="360" w:lineRule="auto"/>
-        <w:ind w:firstLine="709"/>
-        <w:rPr>
-          <w:sz w:val="28"/>
-          <w:szCs w:val="28"/>
-        </w:rPr>
-      </w:pPr>
-      <w:r>
-        <w:rPr>
-          <w:sz w:val="28"/>
-          <w:szCs w:val="28"/>
-        </w:rPr>
-        <w:t>Результати роботи алгоритму з використанням блокуючої синхронізації:</w:t>
-      </w:r>
-    </w:p>
-    <w:p>
-      <w:pPr>
-        <w:spacing w:line="360" w:lineRule="auto"/>
-        <w:rPr>
-          <w:sz w:val="28"/>
-          <w:szCs w:val="28"/>
-        </w:rPr>
-      </w:pPr>
-    </w:p>
-    <w:p>
-      <w:pPr>
-        <w:spacing w:line="360" w:lineRule="auto"/>
-        <w:jc w:val="center"/>
-        <w:rPr>
-          <w:sz w:val="28"/>
-          <w:szCs w:val="28"/>
-        </w:rPr>
-      </w:pPr>
-      <w:r>
-        <w:rPr>
-          <w:noProof/>
-          <w:sz w:val="28"/>
-          <w:szCs w:val="28"/>
-        </w:rPr>
-        <w:drawing>
-          <wp:inline distT="0" distB="0" distL="0" distR="0" wp14:anchorId="38F3E8A5" wp14:editId="54CA1AB2">
-            <wp:extent cx="3650825" cy="1005840"/>
-            <wp:effectExtent l="0" t="0" r="6985" b="3810"/>
-            <wp:docPr id="4" name="Рисунок 4"/>
-            <wp:cNvGraphicFramePr>
-              <a:graphicFrameLocks xmlns:a="http://schemas.openxmlformats.org/drawingml/2006/main" noChangeAspect="1"/>
-            </wp:cNvGraphicFramePr>
-            <a:graphic xmlns:a="http://schemas.openxmlformats.org/drawingml/2006/main">
-              <a:graphicData uri="http://schemas.openxmlformats.org/drawingml/2006/picture">
-                <pic:pic xmlns:pic="http://schemas.openxmlformats.org/drawingml/2006/picture">
-                  <pic:nvPicPr>
-                    <pic:cNvPr id="1" name=""/>
-                    <pic:cNvPicPr/>
-                  </pic:nvPicPr>
-                  <pic:blipFill>
-                    <a:blip r:embed="rId9"/>
-                    <a:stretch>
-                      <a:fillRect/>
-                    </a:stretch>
-                  </pic:blipFill>
-                  <pic:spPr>
-                    <a:xfrm>
-                      <a:off x="0" y="0"/>
-                      <a:ext cx="3657135" cy="1007579"/>
-                    </a:xfrm>
-                    <a:prstGeom prst="rect">
-                      <a:avLst/>
-                    </a:prstGeom>
-                  </pic:spPr>
-                </pic:pic>
-              </a:graphicData>
-            </a:graphic>
-          </wp:inline>
-        </w:drawing>
-      </w:r>
-    </w:p>
-    <w:p>
-      <w:pPr>
-        <w:spacing w:line="360" w:lineRule="auto"/>
-        <w:jc w:val="center"/>
-        <w:rPr>
-          <w:sz w:val="28"/>
-          <w:szCs w:val="28"/>
-        </w:rPr>
-      </w:pPr>
-      <w:r>
-        <w:rPr>
-          <w:sz w:val="28"/>
-          <w:szCs w:val="28"/>
-        </w:rPr>
-        <w:t xml:space="preserve">Рисунок 2 - </w:t>
-      </w:r>
-      <w:r>
-        <w:rPr>
-          <w:sz w:val="28"/>
-          <w:szCs w:val="28"/>
-        </w:rPr>
-        <w:t xml:space="preserve">Результат роботи </w:t>
-      </w:r>
-      <w:r>
-        <w:rPr>
-          <w:sz w:val="28"/>
-          <w:szCs w:val="28"/>
-        </w:rPr>
-        <w:t>паралельного</w:t>
-      </w:r>
-      <w:r>
-        <w:rPr>
-          <w:sz w:val="28"/>
-          <w:szCs w:val="28"/>
-        </w:rPr>
-        <w:t xml:space="preserve"> алгоритму</w:t>
-      </w:r>
-      <w:r>
-        <w:rPr>
-          <w:sz w:val="28"/>
-          <w:szCs w:val="28"/>
-        </w:rPr>
-        <w:t xml:space="preserve"> (</w:t>
-      </w:r>
-      <w:r>
-        <w:rPr>
-          <w:sz w:val="28"/>
-          <w:szCs w:val="28"/>
-          <w:lang w:val="en-US"/>
-        </w:rPr>
-        <w:t>mutex</w:t>
-      </w:r>
-      <w:r>
-        <w:rPr>
-          <w:sz w:val="28"/>
-          <w:szCs w:val="28"/>
-        </w:rPr>
-        <w:t xml:space="preserve">) при </w:t>
-      </w:r>
-      <w:r>
-        <w:rPr>
-          <w:sz w:val="28"/>
-          <w:szCs w:val="28"/>
-          <w:lang w:val="en-US"/>
-        </w:rPr>
-        <w:t>N = 10^7</w:t>
-      </w:r>
-    </w:p>
-    <w:p>
-      <w:pPr>
-        <w:spacing w:line="360" w:lineRule="auto"/>
-        <w:jc w:val="center"/>
-        <w:rPr>
-          <w:sz w:val="28"/>
-          <w:szCs w:val="28"/>
-        </w:rPr>
-      </w:pPr>
-    </w:p>
-    <w:p>
-      <w:pPr>
-        <w:spacing w:line="360" w:lineRule="auto"/>
-        <w:ind w:firstLine="709"/>
-        <w:rPr>
-          <w:sz w:val="28"/>
-          <w:szCs w:val="28"/>
-        </w:rPr>
-      </w:pPr>
-      <w:r>
-        <w:rPr>
-          <w:sz w:val="28"/>
-          <w:szCs w:val="28"/>
-        </w:rPr>
-        <w:t xml:space="preserve">Завдяки оптимізації локальних обчислень, накладні витрати на блокування м'ютекса зведені до мінімуму. Спостерігається суттєве прискорення роботи алгоритму порівняно з послідовною версією, що підтверджує ефективність </w:t>
-      </w:r>
-      <w:r>
-        <w:rPr>
-          <w:sz w:val="28"/>
-          <w:szCs w:val="28"/>
-        </w:rPr>
-        <w:t>паралелізації</w:t>
-      </w:r>
-      <w:r>
-        <w:rPr>
-          <w:sz w:val="28"/>
-          <w:szCs w:val="28"/>
-        </w:rPr>
-        <w:t>.</w:t>
-      </w:r>
-    </w:p>
-    <w:p>
-      <w:pPr>
-        <w:spacing w:line="360" w:lineRule="auto"/>
-        <w:ind w:firstLine="709"/>
-        <w:rPr>
-          <w:sz w:val="28"/>
-          <w:szCs w:val="28"/>
-        </w:rPr>
-      </w:pPr>
-    </w:p>
-    <w:p>
-      <w:pPr>
-        <w:pStyle w:val="2"/>
-      </w:pPr>
-      <w:bookmarkStart w:id="6" w:name="_Toc222061366"/>
-      <w:r>
-        <w:rPr>
-          <w:lang w:val="en-US"/>
-        </w:rPr>
-        <w:t>1.</w:t>
-      </w:r>
-      <w:r>
-        <w:t>4</w:t>
-      </w:r>
-      <w:r>
-        <w:rPr>
-          <w:lang w:val="en-US"/>
-        </w:rPr>
-        <w:t xml:space="preserve"> </w:t>
-      </w:r>
-      <w:r>
-        <w:t xml:space="preserve">Програмна реалізація з використанням атомарних змінних та </w:t>
-      </w:r>
-      <w:r>
-        <w:rPr>
-          <w:lang w:val="en-US"/>
-        </w:rPr>
-        <w:t>CAS</w:t>
-      </w:r>
-      <w:bookmarkEnd w:id="6"/>
-    </w:p>
-    <w:p>
-      <w:pPr>
-        <w:spacing w:line="360" w:lineRule="auto"/>
-        <w:ind w:firstLine="709"/>
-        <w:rPr>
-          <w:sz w:val="28"/>
-          <w:szCs w:val="28"/>
-        </w:rPr>
-      </w:pPr>
-    </w:p>
-    <w:p>
-      <w:pPr>
-        <w:spacing w:line="360" w:lineRule="auto"/>
-        <w:ind w:firstLine="709"/>
-        <w:rPr>
-          <w:sz w:val="28"/>
-          <w:szCs w:val="28"/>
-        </w:rPr>
-      </w:pPr>
-      <w:r>
-        <w:rPr>
-          <w:sz w:val="28"/>
-          <w:szCs w:val="28"/>
-        </w:rPr>
-        <w:t xml:space="preserve">У даному пункті реалізовано алгоритм без блокувань. Замість м'ютекса використовуються атомарні змінні </w:t>
-      </w:r>
-      <w:r>
-        <w:rPr>
-          <w:sz w:val="28"/>
-          <w:szCs w:val="28"/>
-          <w:lang w:val="en-US"/>
-        </w:rPr>
-        <w:t>std::atomic&lt;int&gt;.</w:t>
-      </w:r>
-      <w:r>
-        <w:rPr>
-          <w:sz w:val="28"/>
-          <w:szCs w:val="28"/>
-        </w:rPr>
-        <w:t xml:space="preserve"> Синхронізація досягається виключно за допомогою базової CAS-операції, реалізованої через метод </w:t>
-      </w:r>
-      <w:proofErr w:type="spellStart"/>
-      <w:r>
-        <w:rPr>
-          <w:sz w:val="28"/>
-          <w:szCs w:val="28"/>
-          <w:lang w:val="en-US"/>
-        </w:rPr>
-        <w:t>compare_exchange_weak</w:t>
-      </w:r>
-      <w:proofErr w:type="spellEnd"/>
-      <w:r>
-        <w:rPr>
-          <w:sz w:val="28"/>
-          <w:szCs w:val="28"/>
-        </w:rPr>
-        <w:t>.</w:t>
-      </w:r>
-      <w:r>
-        <w:rPr>
-          <w:sz w:val="28"/>
-          <w:szCs w:val="28"/>
-        </w:rPr>
-        <w:t xml:space="preserve"> </w:t>
-      </w:r>
-      <w:r>
-        <w:rPr>
-          <w:sz w:val="28"/>
-          <w:szCs w:val="28"/>
-        </w:rPr>
-        <w:t xml:space="preserve">Як і в попередньому пункті, потоки спочатку виконують обчислення локально. Наприкінці роботи кожен потік у циклі </w:t>
-      </w:r>
-      <w:r>
-        <w:rPr>
-          <w:sz w:val="28"/>
-          <w:szCs w:val="28"/>
-          <w:lang w:val="en-US"/>
-        </w:rPr>
-        <w:t>while</w:t>
-      </w:r>
-      <w:r>
-        <w:rPr>
-          <w:sz w:val="28"/>
-          <w:szCs w:val="28"/>
-        </w:rPr>
-        <w:t xml:space="preserve"> намагається атомарно оновити спільну змінну: операція перевіряє, чи не змінилося значення </w:t>
-      </w:r>
-      <w:r>
-        <w:rPr>
-          <w:sz w:val="28"/>
-          <w:szCs w:val="28"/>
-        </w:rPr>
-        <w:lastRenderedPageBreak/>
-        <w:t xml:space="preserve">глобальної змінної іншим потоком під час підготовки локального результату. Якщо відбулася колізія, CAS-операція повертає </w:t>
-      </w:r>
-      <w:r>
-        <w:rPr>
-          <w:sz w:val="28"/>
-          <w:szCs w:val="28"/>
-          <w:lang w:val="en-US"/>
-        </w:rPr>
-        <w:t>false</w:t>
-      </w:r>
-      <w:r>
-        <w:rPr>
-          <w:sz w:val="28"/>
-          <w:szCs w:val="28"/>
-        </w:rPr>
-        <w:t>, але атомарно завантажує актуальне значення з пам'яті, дозволяючи потоку миттєво повторити спробу без переходу в стан очікування</w:t>
-      </w:r>
-      <w:r>
-        <w:rPr>
-          <w:sz w:val="28"/>
-          <w:szCs w:val="28"/>
-        </w:rPr>
-        <w:t>. Код відповідних функцій:</w:t>
-      </w:r>
-    </w:p>
-    <w:p>
-      <w:pPr>
-        <w:spacing w:line="360" w:lineRule="auto"/>
-        <w:ind w:firstLine="709"/>
-        <w:rPr>
-          <w:sz w:val="28"/>
-          <w:szCs w:val="28"/>
-        </w:rPr>
-      </w:pPr>
+        <w:t xml:space="preserve">            </w:t>
+      </w:r>
+      <w:r>
+        <w:rPr>
+          <w:rFonts w:ascii="Courier New" w:hAnsi="Courier New" w:cs="Courier New"/>
+          <w:color w:val="0000FF"/>
+          <w:sz w:val="20"/>
+          <w:szCs w:val="20"/>
+          <w:lang w:val="en-US" w:eastAsia="ru-UA"/>
+        </w:rPr>
+        <w:t>do</w:t>
+      </w:r>
+      <w:r>
+        <w:rPr>
+          <w:rFonts w:ascii="Courier New" w:hAnsi="Courier New" w:cs="Courier New"/>
+          <w:color w:val="333333"/>
+          <w:sz w:val="20"/>
+          <w:szCs w:val="20"/>
+          <w:lang w:val="en-US" w:eastAsia="ru-UA"/>
+        </w:rPr>
+        <w:t xml:space="preserve"> {</w:t>
+      </w:r>
     </w:p>
     <w:p>
       <w:pPr>
@@ -7442,218 +5944,6 @@
           <w:lang w:val="en-US" w:eastAsia="ru-UA"/>
         </w:rPr>
       </w:pPr>
-      <w:r>
-        <w:rPr>
-          <w:rFonts w:ascii="Courier New" w:hAnsi="Courier New" w:cs="Courier New"/>
-          <w:color w:val="2B91AF"/>
-          <w:sz w:val="20"/>
-          <w:szCs w:val="20"/>
-          <w:lang w:val="en-US" w:eastAsia="ru-UA"/>
-        </w:rPr>
-        <w:t>void</w:t>
-      </w:r>
-      <w:r>
-        <w:rPr>
-          <w:rFonts w:ascii="Courier New" w:hAnsi="Courier New" w:cs="Courier New"/>
-          <w:color w:val="333333"/>
-          <w:sz w:val="20"/>
-          <w:szCs w:val="20"/>
-          <w:lang w:val="en-US" w:eastAsia="ru-UA"/>
-        </w:rPr>
-        <w:t xml:space="preserve"> </w:t>
-      </w:r>
-      <w:proofErr w:type="spellStart"/>
-      <w:proofErr w:type="gramStart"/>
-      <w:r>
-        <w:rPr>
-          <w:rFonts w:ascii="Courier New" w:hAnsi="Courier New" w:cs="Courier New"/>
-          <w:color w:val="333333"/>
-          <w:sz w:val="20"/>
-          <w:szCs w:val="20"/>
-          <w:lang w:val="en-US" w:eastAsia="ru-UA"/>
-        </w:rPr>
-        <w:t>atomicThreadWorker</w:t>
-      </w:r>
-      <w:proofErr w:type="spellEnd"/>
-      <w:r>
-        <w:rPr>
-          <w:rFonts w:ascii="Courier New" w:hAnsi="Courier New" w:cs="Courier New"/>
-          <w:color w:val="333333"/>
-          <w:sz w:val="20"/>
-          <w:szCs w:val="20"/>
-          <w:lang w:val="en-US" w:eastAsia="ru-UA"/>
-        </w:rPr>
-        <w:t>(</w:t>
-      </w:r>
-      <w:proofErr w:type="gramEnd"/>
-      <w:r>
-        <w:rPr>
-          <w:rFonts w:ascii="Courier New" w:hAnsi="Courier New" w:cs="Courier New"/>
-          <w:color w:val="0000FF"/>
-          <w:sz w:val="20"/>
-          <w:szCs w:val="20"/>
-          <w:lang w:val="en-US" w:eastAsia="ru-UA"/>
-        </w:rPr>
-        <w:t>const</w:t>
-      </w:r>
-      <w:r>
-        <w:rPr>
-          <w:rFonts w:ascii="Courier New" w:hAnsi="Courier New" w:cs="Courier New"/>
-          <w:color w:val="333333"/>
-          <w:sz w:val="20"/>
-          <w:szCs w:val="20"/>
-          <w:lang w:val="en-US" w:eastAsia="ru-UA"/>
-        </w:rPr>
-        <w:t xml:space="preserve"> std::vector&lt;</w:t>
-      </w:r>
-      <w:r>
-        <w:rPr>
-          <w:rFonts w:ascii="Courier New" w:hAnsi="Courier New" w:cs="Courier New"/>
-          <w:color w:val="2B91AF"/>
-          <w:sz w:val="20"/>
-          <w:szCs w:val="20"/>
-          <w:lang w:val="en-US" w:eastAsia="ru-UA"/>
-        </w:rPr>
-        <w:t>int</w:t>
-      </w:r>
-      <w:r>
-        <w:rPr>
-          <w:rFonts w:ascii="Courier New" w:hAnsi="Courier New" w:cs="Courier New"/>
-          <w:color w:val="333333"/>
-          <w:sz w:val="20"/>
-          <w:szCs w:val="20"/>
-          <w:lang w:val="en-US" w:eastAsia="ru-UA"/>
-        </w:rPr>
-        <w:t xml:space="preserve">&gt;&amp; numbers, </w:t>
-      </w:r>
-      <w:proofErr w:type="spellStart"/>
-      <w:r>
-        <w:rPr>
-          <w:rFonts w:ascii="Courier New" w:hAnsi="Courier New" w:cs="Courier New"/>
-          <w:color w:val="2B91AF"/>
-          <w:sz w:val="20"/>
-          <w:szCs w:val="20"/>
-          <w:lang w:val="en-US" w:eastAsia="ru-UA"/>
-        </w:rPr>
-        <w:t>size_t</w:t>
-      </w:r>
-      <w:proofErr w:type="spellEnd"/>
-      <w:r>
-        <w:rPr>
-          <w:rFonts w:ascii="Courier New" w:hAnsi="Courier New" w:cs="Courier New"/>
-          <w:color w:val="333333"/>
-          <w:sz w:val="20"/>
-          <w:szCs w:val="20"/>
-          <w:lang w:val="en-US" w:eastAsia="ru-UA"/>
-        </w:rPr>
-        <w:t xml:space="preserve"> start, </w:t>
-      </w:r>
-      <w:proofErr w:type="spellStart"/>
-      <w:r>
-        <w:rPr>
-          <w:rFonts w:ascii="Courier New" w:hAnsi="Courier New" w:cs="Courier New"/>
-          <w:color w:val="2B91AF"/>
-          <w:sz w:val="20"/>
-          <w:szCs w:val="20"/>
-          <w:lang w:val="en-US" w:eastAsia="ru-UA"/>
-        </w:rPr>
-        <w:t>size_t</w:t>
-      </w:r>
-      <w:proofErr w:type="spellEnd"/>
-      <w:r>
-        <w:rPr>
-          <w:rFonts w:ascii="Courier New" w:hAnsi="Courier New" w:cs="Courier New"/>
-          <w:color w:val="333333"/>
-          <w:sz w:val="20"/>
-          <w:szCs w:val="20"/>
-          <w:lang w:val="en-US" w:eastAsia="ru-UA"/>
-        </w:rPr>
-        <w:t xml:space="preserve"> end, std::atomic&lt;</w:t>
-      </w:r>
-      <w:r>
-        <w:rPr>
-          <w:rFonts w:ascii="Courier New" w:hAnsi="Courier New" w:cs="Courier New"/>
-          <w:color w:val="2B91AF"/>
-          <w:sz w:val="20"/>
-          <w:szCs w:val="20"/>
-          <w:lang w:val="en-US" w:eastAsia="ru-UA"/>
-        </w:rPr>
-        <w:t>int</w:t>
-      </w:r>
-      <w:r>
-        <w:rPr>
-          <w:rFonts w:ascii="Courier New" w:hAnsi="Courier New" w:cs="Courier New"/>
-          <w:color w:val="333333"/>
-          <w:sz w:val="20"/>
-          <w:szCs w:val="20"/>
-          <w:lang w:val="en-US" w:eastAsia="ru-UA"/>
-        </w:rPr>
-        <w:t xml:space="preserve">&gt;&amp; </w:t>
-      </w:r>
-      <w:proofErr w:type="spellStart"/>
-      <w:r>
-        <w:rPr>
-          <w:rFonts w:ascii="Courier New" w:hAnsi="Courier New" w:cs="Courier New"/>
-          <w:color w:val="333333"/>
-          <w:sz w:val="20"/>
-          <w:szCs w:val="20"/>
-          <w:lang w:val="en-US" w:eastAsia="ru-UA"/>
-        </w:rPr>
-        <w:t>globalCounter</w:t>
-      </w:r>
-      <w:proofErr w:type="spellEnd"/>
-      <w:r>
-        <w:rPr>
-          <w:rFonts w:ascii="Courier New" w:hAnsi="Courier New" w:cs="Courier New"/>
-          <w:color w:val="333333"/>
-          <w:sz w:val="20"/>
-          <w:szCs w:val="20"/>
-          <w:lang w:val="en-US" w:eastAsia="ru-UA"/>
-        </w:rPr>
-        <w:t>, std::atomic&lt;</w:t>
-      </w:r>
-      <w:r>
-        <w:rPr>
-          <w:rFonts w:ascii="Courier New" w:hAnsi="Courier New" w:cs="Courier New"/>
-          <w:color w:val="2B91AF"/>
-          <w:sz w:val="20"/>
-          <w:szCs w:val="20"/>
-          <w:lang w:val="en-US" w:eastAsia="ru-UA"/>
-        </w:rPr>
-        <w:t>int</w:t>
-      </w:r>
-      <w:r>
-        <w:rPr>
-          <w:rFonts w:ascii="Courier New" w:hAnsi="Courier New" w:cs="Courier New"/>
-          <w:color w:val="333333"/>
-          <w:sz w:val="20"/>
-          <w:szCs w:val="20"/>
-          <w:lang w:val="en-US" w:eastAsia="ru-UA"/>
-        </w:rPr>
-        <w:t xml:space="preserve">&gt;&amp; </w:t>
-      </w:r>
-      <w:proofErr w:type="spellStart"/>
-      <w:r>
-        <w:rPr>
-          <w:rFonts w:ascii="Courier New" w:hAnsi="Courier New" w:cs="Courier New"/>
-          <w:color w:val="333333"/>
-          <w:sz w:val="20"/>
-          <w:szCs w:val="20"/>
-          <w:lang w:val="en-US" w:eastAsia="ru-UA"/>
-        </w:rPr>
-        <w:t>globalMax</w:t>
-      </w:r>
-      <w:proofErr w:type="spellEnd"/>
-      <w:r>
-        <w:rPr>
-          <w:rFonts w:ascii="Courier New" w:hAnsi="Courier New" w:cs="Courier New"/>
-          <w:color w:val="333333"/>
-          <w:sz w:val="20"/>
-          <w:szCs w:val="20"/>
-          <w:lang w:val="en-US" w:eastAsia="ru-UA"/>
-        </w:rPr>
-        <w:t>) {</w:t>
-      </w:r>
     </w:p>
     <w:p>
       <w:pPr>
@@ -7684,6 +5974,36 @@
           <w:lang w:val="en-US" w:eastAsia="ru-UA"/>
         </w:rPr>
       </w:pPr>
+      <w:r>
+        <w:rPr>
+          <w:rFonts w:ascii="Courier New" w:hAnsi="Courier New" w:cs="Courier New"/>
+          <w:color w:val="333333"/>
+          <w:sz w:val="20"/>
+          <w:szCs w:val="20"/>
+          <w:lang w:val="en-US" w:eastAsia="ru-UA"/>
+        </w:rPr>
+        <w:t xml:space="preserve">            } </w:t>
+      </w:r>
+      <w:r>
+        <w:rPr>
+          <w:rFonts w:ascii="Courier New" w:hAnsi="Courier New" w:cs="Courier New"/>
+          <w:color w:val="0000FF"/>
+          <w:sz w:val="20"/>
+          <w:szCs w:val="20"/>
+          <w:lang w:val="en-US" w:eastAsia="ru-UA"/>
+        </w:rPr>
+        <w:t>while</w:t>
+      </w:r>
+      <w:r>
+        <w:rPr>
+          <w:rFonts w:ascii="Courier New" w:hAnsi="Courier New" w:cs="Courier New"/>
+          <w:color w:val="333333"/>
+          <w:sz w:val="20"/>
+          <w:szCs w:val="20"/>
+          <w:lang w:val="en-US" w:eastAsia="ru-UA"/>
+        </w:rPr>
+        <w:t xml:space="preserve"> (!globalCounter.compare_exchange_weak(expectedCount, expectedCount + 1));</w:t>
+      </w:r>
     </w:p>
     <w:p>
       <w:pPr>
@@ -7714,58 +6034,6 @@
           <w:lang w:val="en-US" w:eastAsia="ru-UA"/>
         </w:rPr>
       </w:pPr>
-      <w:r>
-        <w:rPr>
-          <w:rFonts w:ascii="Courier New" w:hAnsi="Courier New" w:cs="Courier New"/>
-          <w:color w:val="333333"/>
-          <w:sz w:val="20"/>
-          <w:szCs w:val="20"/>
-          <w:lang w:val="en-US" w:eastAsia="ru-UA"/>
-        </w:rPr>
-        <w:t xml:space="preserve">    </w:t>
-      </w:r>
-      <w:r>
-        <w:rPr>
-          <w:rFonts w:ascii="Courier New" w:hAnsi="Courier New" w:cs="Courier New"/>
-          <w:color w:val="2B91AF"/>
-          <w:sz w:val="20"/>
-          <w:szCs w:val="20"/>
-          <w:lang w:val="en-US" w:eastAsia="ru-UA"/>
-        </w:rPr>
-        <w:t>int</w:t>
-      </w:r>
-      <w:r>
-        <w:rPr>
-          <w:rFonts w:ascii="Courier New" w:hAnsi="Courier New" w:cs="Courier New"/>
-          <w:color w:val="333333"/>
-          <w:sz w:val="20"/>
-          <w:szCs w:val="20"/>
-          <w:lang w:val="en-US" w:eastAsia="ru-UA"/>
-        </w:rPr>
-        <w:t xml:space="preserve"> </w:t>
-      </w:r>
-      <w:proofErr w:type="spellStart"/>
-      <w:r>
-        <w:rPr>
-          <w:rFonts w:ascii="Courier New" w:hAnsi="Courier New" w:cs="Courier New"/>
-          <w:color w:val="333333"/>
-          <w:sz w:val="20"/>
-          <w:szCs w:val="20"/>
-          <w:lang w:val="en-US" w:eastAsia="ru-UA"/>
-        </w:rPr>
-        <w:t>localCounter</w:t>
-      </w:r>
-      <w:proofErr w:type="spellEnd"/>
-      <w:r>
-        <w:rPr>
-          <w:rFonts w:ascii="Courier New" w:hAnsi="Courier New" w:cs="Courier New"/>
-          <w:color w:val="333333"/>
-          <w:sz w:val="20"/>
-          <w:szCs w:val="20"/>
-          <w:lang w:val="en-US" w:eastAsia="ru-UA"/>
-        </w:rPr>
-        <w:t xml:space="preserve"> = 0;</w:t>
-      </w:r>
     </w:p>
     <w:p>
       <w:pPr>
@@ -7804,7 +6072,7 @@
           <w:szCs w:val="20"/>
           <w:lang w:val="en-US" w:eastAsia="ru-UA"/>
         </w:rPr>
-        <w:t xml:space="preserve">    </w:t>
+        <w:t xml:space="preserve">            </w:t>
       </w:r>
       <w:r>
         <w:rPr>
@@ -7824,29 +6092,7 @@
           <w:szCs w:val="20"/>
           <w:lang w:val="en-US" w:eastAsia="ru-UA"/>
         </w:rPr>
-        <w:t xml:space="preserve"> </w:t>
-      </w:r>
-      <w:proofErr w:type="spellStart"/>
-      <w:r>
-        <w:rPr>
-          <w:rFonts w:ascii="Courier New" w:hAnsi="Courier New" w:cs="Courier New"/>
-          <w:color w:val="333333"/>
-          <w:sz w:val="20"/>
-          <w:szCs w:val="20"/>
-          <w:lang w:val="en-US" w:eastAsia="ru-UA"/>
-        </w:rPr>
-        <w:t>localMax</w:t>
-      </w:r>
-      <w:proofErr w:type="spellEnd"/>
-      <w:r>
-        <w:rPr>
-          <w:rFonts w:ascii="Courier New" w:hAnsi="Courier New" w:cs="Courier New"/>
-          <w:color w:val="333333"/>
-          <w:sz w:val="20"/>
-          <w:szCs w:val="20"/>
-          <w:lang w:val="en-US" w:eastAsia="ru-UA"/>
-        </w:rPr>
-        <w:t xml:space="preserve"> = INT_MIN;</w:t>
+        <w:t xml:space="preserve"> expectedMax = globalMax.load();</w:t>
       </w:r>
     </w:p>
     <w:p>
@@ -7878,6 +6124,36 @@
           <w:lang w:val="en-US" w:eastAsia="ru-UA"/>
         </w:rPr>
       </w:pPr>
+      <w:r>
+        <w:rPr>
+          <w:rFonts w:ascii="Courier New" w:hAnsi="Courier New" w:cs="Courier New"/>
+          <w:color w:val="333333"/>
+          <w:sz w:val="20"/>
+          <w:szCs w:val="20"/>
+          <w:lang w:val="en-US" w:eastAsia="ru-UA"/>
+        </w:rPr>
+        <w:t xml:space="preserve">            </w:t>
+      </w:r>
+      <w:r>
+        <w:rPr>
+          <w:rFonts w:ascii="Courier New" w:hAnsi="Courier New" w:cs="Courier New"/>
+          <w:color w:val="0000FF"/>
+          <w:sz w:val="20"/>
+          <w:szCs w:val="20"/>
+          <w:lang w:val="en-US" w:eastAsia="ru-UA"/>
+        </w:rPr>
+        <w:t>do</w:t>
+      </w:r>
+      <w:r>
+        <w:rPr>
+          <w:rFonts w:ascii="Courier New" w:hAnsi="Courier New" w:cs="Courier New"/>
+          <w:color w:val="333333"/>
+          <w:sz w:val="20"/>
+          <w:szCs w:val="20"/>
+          <w:lang w:val="en-US" w:eastAsia="ru-UA"/>
+        </w:rPr>
+        <w:t xml:space="preserve"> {</w:t>
+      </w:r>
     </w:p>
     <w:p>
       <w:pPr>
@@ -7916,7 +6192,7 @@
           <w:szCs w:val="20"/>
           <w:lang w:val="en-US" w:eastAsia="ru-UA"/>
         </w:rPr>
-        <w:t xml:space="preserve">    </w:t>
+        <w:t xml:space="preserve">                </w:t>
       </w:r>
       <w:r>
         <w:rPr>
@@ -7926,105 +6202,17 @@
           <w:szCs w:val="20"/>
           <w:lang w:val="en-US" w:eastAsia="ru-UA"/>
         </w:rPr>
-        <w:t>for</w:t>
-      </w:r>
-      <w:r>
-        <w:rPr>
-          <w:rFonts w:ascii="Courier New" w:hAnsi="Courier New" w:cs="Courier New"/>
-          <w:color w:val="333333"/>
-          <w:sz w:val="20"/>
-          <w:szCs w:val="20"/>
-          <w:lang w:val="en-US" w:eastAsia="ru-UA"/>
-        </w:rPr>
-        <w:t xml:space="preserve"> (</w:t>
-      </w:r>
-      <w:proofErr w:type="spellStart"/>
-      <w:r>
-        <w:rPr>
-          <w:rFonts w:ascii="Courier New" w:hAnsi="Courier New" w:cs="Courier New"/>
-          <w:color w:val="2B91AF"/>
-          <w:sz w:val="20"/>
-          <w:szCs w:val="20"/>
-          <w:lang w:val="en-US" w:eastAsia="ru-UA"/>
-        </w:rPr>
-        <w:t>size_t</w:t>
-      </w:r>
-      <w:proofErr w:type="spellEnd"/>
-      <w:r>
-        <w:rPr>
-          <w:rFonts w:ascii="Courier New" w:hAnsi="Courier New" w:cs="Courier New"/>
-          <w:color w:val="333333"/>
-          <w:sz w:val="20"/>
-          <w:szCs w:val="20"/>
-          <w:lang w:val="en-US" w:eastAsia="ru-UA"/>
-        </w:rPr>
-        <w:t xml:space="preserve"> </w:t>
-      </w:r>
-      <w:proofErr w:type="spellStart"/>
-      <w:r>
-        <w:rPr>
-          <w:rFonts w:ascii="Courier New" w:hAnsi="Courier New" w:cs="Courier New"/>
-          <w:color w:val="333333"/>
-          <w:sz w:val="20"/>
-          <w:szCs w:val="20"/>
-          <w:lang w:val="en-US" w:eastAsia="ru-UA"/>
-        </w:rPr>
-        <w:t>i</w:t>
-      </w:r>
-      <w:proofErr w:type="spellEnd"/>
-      <w:r>
-        <w:rPr>
-          <w:rFonts w:ascii="Courier New" w:hAnsi="Courier New" w:cs="Courier New"/>
-          <w:color w:val="333333"/>
-          <w:sz w:val="20"/>
-          <w:szCs w:val="20"/>
-          <w:lang w:val="en-US" w:eastAsia="ru-UA"/>
-        </w:rPr>
-        <w:t xml:space="preserve"> = start; </w:t>
-      </w:r>
-      <w:proofErr w:type="spellStart"/>
-      <w:r>
-        <w:rPr>
-          <w:rFonts w:ascii="Courier New" w:hAnsi="Courier New" w:cs="Courier New"/>
-          <w:color w:val="333333"/>
-          <w:sz w:val="20"/>
-          <w:szCs w:val="20"/>
-          <w:lang w:val="en-US" w:eastAsia="ru-UA"/>
-        </w:rPr>
-        <w:t>i</w:t>
-      </w:r>
-      <w:proofErr w:type="spellEnd"/>
-      <w:r>
-        <w:rPr>
-          <w:rFonts w:ascii="Courier New" w:hAnsi="Courier New" w:cs="Courier New"/>
-          <w:color w:val="333333"/>
-          <w:sz w:val="20"/>
-          <w:szCs w:val="20"/>
-          <w:lang w:val="en-US" w:eastAsia="ru-UA"/>
-        </w:rPr>
-        <w:t xml:space="preserve"> &lt; end; </w:t>
-      </w:r>
-      <w:proofErr w:type="spellStart"/>
-      <w:r>
-        <w:rPr>
-          <w:rFonts w:ascii="Courier New" w:hAnsi="Courier New" w:cs="Courier New"/>
-          <w:color w:val="333333"/>
-          <w:sz w:val="20"/>
-          <w:szCs w:val="20"/>
-          <w:lang w:val="en-US" w:eastAsia="ru-UA"/>
-        </w:rPr>
-        <w:t>i</w:t>
-      </w:r>
-      <w:proofErr w:type="spellEnd"/>
-      <w:r>
-        <w:rPr>
-          <w:rFonts w:ascii="Courier New" w:hAnsi="Courier New" w:cs="Courier New"/>
-          <w:color w:val="333333"/>
-          <w:sz w:val="20"/>
-          <w:szCs w:val="20"/>
-          <w:lang w:val="en-US" w:eastAsia="ru-UA"/>
-        </w:rPr>
-        <w:t>++) {</w:t>
+        <w:t>if</w:t>
+      </w:r>
+      <w:r>
+        <w:rPr>
+          <w:rFonts w:ascii="Courier New" w:hAnsi="Courier New" w:cs="Courier New"/>
+          <w:color w:val="333333"/>
+          <w:sz w:val="20"/>
+          <w:szCs w:val="20"/>
+          <w:lang w:val="en-US" w:eastAsia="ru-UA"/>
+        </w:rPr>
+        <w:t xml:space="preserve"> (expectedMax &gt;= numbers[i]) {</w:t>
       </w:r>
     </w:p>
     <w:p>
@@ -8064,7 +6252,7 @@
           <w:szCs w:val="20"/>
           <w:lang w:val="en-US" w:eastAsia="ru-UA"/>
         </w:rPr>
-        <w:t xml:space="preserve">        </w:t>
+        <w:t xml:space="preserve">                    </w:t>
       </w:r>
       <w:r>
         <w:rPr>
@@ -8074,61 +6262,17 @@
           <w:szCs w:val="20"/>
           <w:lang w:val="en-US" w:eastAsia="ru-UA"/>
         </w:rPr>
-        <w:t>if</w:t>
-      </w:r>
-      <w:r>
-        <w:rPr>
-          <w:rFonts w:ascii="Courier New" w:hAnsi="Courier New" w:cs="Courier New"/>
-          <w:color w:val="333333"/>
-          <w:sz w:val="20"/>
-          <w:szCs w:val="20"/>
-          <w:lang w:val="en-US" w:eastAsia="ru-UA"/>
-        </w:rPr>
-        <w:t xml:space="preserve"> ((numbers[</w:t>
-      </w:r>
-      <w:proofErr w:type="spellStart"/>
-      <w:r>
-        <w:rPr>
-          <w:rFonts w:ascii="Courier New" w:hAnsi="Courier New" w:cs="Courier New"/>
-          <w:color w:val="333333"/>
-          <w:sz w:val="20"/>
-          <w:szCs w:val="20"/>
-          <w:lang w:val="en-US" w:eastAsia="ru-UA"/>
-        </w:rPr>
-        <w:t>i</w:t>
-      </w:r>
-      <w:proofErr w:type="spellEnd"/>
-      <w:r>
-        <w:rPr>
-          <w:rFonts w:ascii="Courier New" w:hAnsi="Courier New" w:cs="Courier New"/>
-          <w:color w:val="333333"/>
-          <w:sz w:val="20"/>
-          <w:szCs w:val="20"/>
-          <w:lang w:val="en-US" w:eastAsia="ru-UA"/>
-        </w:rPr>
-        <w:t>] % 2</w:t>
-      </w:r>
-      <w:proofErr w:type="gramStart"/>
-      <w:r>
-        <w:rPr>
-          <w:rFonts w:ascii="Courier New" w:hAnsi="Courier New" w:cs="Courier New"/>
-          <w:color w:val="333333"/>
-          <w:sz w:val="20"/>
-          <w:szCs w:val="20"/>
-          <w:lang w:val="en-US" w:eastAsia="ru-UA"/>
-        </w:rPr>
-        <w:t>) !</w:t>
-      </w:r>
-      <w:proofErr w:type="gramEnd"/>
-      <w:r>
-        <w:rPr>
-          <w:rFonts w:ascii="Courier New" w:hAnsi="Courier New" w:cs="Courier New"/>
-          <w:color w:val="333333"/>
-          <w:sz w:val="20"/>
-          <w:szCs w:val="20"/>
-          <w:lang w:val="en-US" w:eastAsia="ru-UA"/>
-        </w:rPr>
-        <w:t>= 0) {</w:t>
+        <w:t>break</w:t>
+      </w:r>
+      <w:r>
+        <w:rPr>
+          <w:rFonts w:ascii="Courier New" w:hAnsi="Courier New" w:cs="Courier New"/>
+          <w:color w:val="333333"/>
+          <w:sz w:val="20"/>
+          <w:szCs w:val="20"/>
+          <w:lang w:val="en-US" w:eastAsia="ru-UA"/>
+        </w:rPr>
+        <w:t>;</w:t>
       </w:r>
     </w:p>
     <w:p>
@@ -8168,29 +6312,7 @@
           <w:szCs w:val="20"/>
           <w:lang w:val="en-US" w:eastAsia="ru-UA"/>
         </w:rPr>
-        <w:t xml:space="preserve">            </w:t>
-      </w:r>
-      <w:proofErr w:type="spellStart"/>
-      <w:r>
-        <w:rPr>
-          <w:rFonts w:ascii="Courier New" w:hAnsi="Courier New" w:cs="Courier New"/>
-          <w:color w:val="333333"/>
-          <w:sz w:val="20"/>
-          <w:szCs w:val="20"/>
-          <w:lang w:val="en-US" w:eastAsia="ru-UA"/>
-        </w:rPr>
-        <w:t>localCounter</w:t>
-      </w:r>
-      <w:proofErr w:type="spellEnd"/>
-      <w:r>
-        <w:rPr>
-          <w:rFonts w:ascii="Courier New" w:hAnsi="Courier New" w:cs="Courier New"/>
-          <w:color w:val="333333"/>
-          <w:sz w:val="20"/>
-          <w:szCs w:val="20"/>
-          <w:lang w:val="en-US" w:eastAsia="ru-UA"/>
-        </w:rPr>
-        <w:t>++;</w:t>
+        <w:t xml:space="preserve">                }</w:t>
       </w:r>
     </w:p>
     <w:p>
@@ -8230,95 +6352,27 @@
           <w:szCs w:val="20"/>
           <w:lang w:val="en-US" w:eastAsia="ru-UA"/>
         </w:rPr>
-        <w:t xml:space="preserve">            </w:t>
-      </w:r>
-      <w:proofErr w:type="spellStart"/>
-      <w:r>
-        <w:rPr>
-          <w:rFonts w:ascii="Courier New" w:hAnsi="Courier New" w:cs="Courier New"/>
-          <w:color w:val="333333"/>
-          <w:sz w:val="20"/>
-          <w:szCs w:val="20"/>
-          <w:lang w:val="en-US" w:eastAsia="ru-UA"/>
-        </w:rPr>
-        <w:t>localMax</w:t>
-      </w:r>
-      <w:proofErr w:type="spellEnd"/>
-      <w:r>
-        <w:rPr>
-          <w:rFonts w:ascii="Courier New" w:hAnsi="Courier New" w:cs="Courier New"/>
-          <w:color w:val="333333"/>
-          <w:sz w:val="20"/>
-          <w:szCs w:val="20"/>
-          <w:lang w:val="en-US" w:eastAsia="ru-UA"/>
-        </w:rPr>
-        <w:t xml:space="preserve"> = </w:t>
-      </w:r>
-      <w:proofErr w:type="gramStart"/>
-      <w:r>
-        <w:rPr>
-          <w:rFonts w:ascii="Courier New" w:hAnsi="Courier New" w:cs="Courier New"/>
-          <w:color w:val="333333"/>
-          <w:sz w:val="20"/>
-          <w:szCs w:val="20"/>
-          <w:lang w:val="en-US" w:eastAsia="ru-UA"/>
-        </w:rPr>
-        <w:t>std::</w:t>
-      </w:r>
-      <w:proofErr w:type="gramEnd"/>
-      <w:r>
-        <w:rPr>
-          <w:rFonts w:ascii="Courier New" w:hAnsi="Courier New" w:cs="Courier New"/>
-          <w:color w:val="333333"/>
-          <w:sz w:val="20"/>
-          <w:szCs w:val="20"/>
-          <w:lang w:val="en-US" w:eastAsia="ru-UA"/>
-        </w:rPr>
-        <w:t>max(</w:t>
-      </w:r>
-      <w:proofErr w:type="spellStart"/>
-      <w:r>
-        <w:rPr>
-          <w:rFonts w:ascii="Courier New" w:hAnsi="Courier New" w:cs="Courier New"/>
-          <w:color w:val="333333"/>
-          <w:sz w:val="20"/>
-          <w:szCs w:val="20"/>
-          <w:lang w:val="en-US" w:eastAsia="ru-UA"/>
-        </w:rPr>
-        <w:t>localMax</w:t>
-      </w:r>
-      <w:proofErr w:type="spellEnd"/>
-      <w:r>
-        <w:rPr>
-          <w:rFonts w:ascii="Courier New" w:hAnsi="Courier New" w:cs="Courier New"/>
-          <w:color w:val="333333"/>
-          <w:sz w:val="20"/>
-          <w:szCs w:val="20"/>
-          <w:lang w:val="en-US" w:eastAsia="ru-UA"/>
-        </w:rPr>
-        <w:t>, numbers[</w:t>
-      </w:r>
-      <w:proofErr w:type="spellStart"/>
-      <w:r>
-        <w:rPr>
-          <w:rFonts w:ascii="Courier New" w:hAnsi="Courier New" w:cs="Courier New"/>
-          <w:color w:val="333333"/>
-          <w:sz w:val="20"/>
-          <w:szCs w:val="20"/>
-          <w:lang w:val="en-US" w:eastAsia="ru-UA"/>
-        </w:rPr>
-        <w:t>i</w:t>
-      </w:r>
-      <w:proofErr w:type="spellEnd"/>
-      <w:r>
-        <w:rPr>
-          <w:rFonts w:ascii="Courier New" w:hAnsi="Courier New" w:cs="Courier New"/>
-          <w:color w:val="333333"/>
-          <w:sz w:val="20"/>
-          <w:szCs w:val="20"/>
-          <w:lang w:val="en-US" w:eastAsia="ru-UA"/>
-        </w:rPr>
-        <w:t>]);</w:t>
+        <w:t xml:space="preserve">            } </w:t>
+      </w:r>
+      <w:r>
+        <w:rPr>
+          <w:rFonts w:ascii="Courier New" w:hAnsi="Courier New" w:cs="Courier New"/>
+          <w:color w:val="0000FF"/>
+          <w:sz w:val="20"/>
+          <w:szCs w:val="20"/>
+          <w:lang w:val="en-US" w:eastAsia="ru-UA"/>
+        </w:rPr>
+        <w:t>while</w:t>
+      </w:r>
+      <w:r>
+        <w:rPr>
+          <w:rFonts w:ascii="Courier New" w:hAnsi="Courier New" w:cs="Courier New"/>
+          <w:color w:val="333333"/>
+          <w:sz w:val="20"/>
+          <w:szCs w:val="20"/>
+          <w:lang w:val="en-US" w:eastAsia="ru-UA"/>
+        </w:rPr>
+        <w:t xml:space="preserve"> (!globalMax.compare_exchange_weak(expectedMax, numbers[i]));</w:t>
       </w:r>
     </w:p>
     <w:p>
@@ -8430,6 +6484,16 @@
           <w:lang w:val="en-US" w:eastAsia="ru-UA"/>
         </w:rPr>
       </w:pPr>
+      <w:r>
+        <w:rPr>
+          <w:rFonts w:ascii="Courier New" w:hAnsi="Courier New" w:cs="Courier New"/>
+          <w:color w:val="333333"/>
+          <w:sz w:val="20"/>
+          <w:szCs w:val="20"/>
+          <w:lang w:val="en-US" w:eastAsia="ru-UA"/>
+        </w:rPr>
+        <w:t>}</w:t>
+      </w:r>
     </w:p>
     <w:p>
       <w:pPr>
@@ -8460,80 +6524,6 @@
           <w:lang w:val="en-US" w:eastAsia="ru-UA"/>
         </w:rPr>
       </w:pPr>
-      <w:r>
-        <w:rPr>
-          <w:rFonts w:ascii="Courier New" w:hAnsi="Courier New" w:cs="Courier New"/>
-          <w:color w:val="333333"/>
-          <w:sz w:val="20"/>
-          <w:szCs w:val="20"/>
-          <w:lang w:val="en-US" w:eastAsia="ru-UA"/>
-        </w:rPr>
-        <w:t xml:space="preserve">    </w:t>
-      </w:r>
-      <w:r>
-        <w:rPr>
-          <w:rFonts w:ascii="Courier New" w:hAnsi="Courier New" w:cs="Courier New"/>
-          <w:color w:val="2B91AF"/>
-          <w:sz w:val="20"/>
-          <w:szCs w:val="20"/>
-          <w:lang w:val="en-US" w:eastAsia="ru-UA"/>
-        </w:rPr>
-        <w:t>int</w:t>
-      </w:r>
-      <w:r>
-        <w:rPr>
-          <w:rFonts w:ascii="Courier New" w:hAnsi="Courier New" w:cs="Courier New"/>
-          <w:color w:val="333333"/>
-          <w:sz w:val="20"/>
-          <w:szCs w:val="20"/>
-          <w:lang w:val="en-US" w:eastAsia="ru-UA"/>
-        </w:rPr>
-        <w:t xml:space="preserve"> </w:t>
-      </w:r>
-      <w:proofErr w:type="spellStart"/>
-      <w:r>
-        <w:rPr>
-          <w:rFonts w:ascii="Courier New" w:hAnsi="Courier New" w:cs="Courier New"/>
-          <w:color w:val="333333"/>
-          <w:sz w:val="20"/>
-          <w:szCs w:val="20"/>
-          <w:lang w:val="en-US" w:eastAsia="ru-UA"/>
-        </w:rPr>
-        <w:t>expectedCount</w:t>
-      </w:r>
-      <w:proofErr w:type="spellEnd"/>
-      <w:r>
-        <w:rPr>
-          <w:rFonts w:ascii="Courier New" w:hAnsi="Courier New" w:cs="Courier New"/>
-          <w:color w:val="333333"/>
-          <w:sz w:val="20"/>
-          <w:szCs w:val="20"/>
-          <w:lang w:val="en-US" w:eastAsia="ru-UA"/>
-        </w:rPr>
-        <w:t xml:space="preserve"> = </w:t>
-      </w:r>
-      <w:proofErr w:type="spellStart"/>
-      <w:r>
-        <w:rPr>
-          <w:rFonts w:ascii="Courier New" w:hAnsi="Courier New" w:cs="Courier New"/>
-          <w:color w:val="333333"/>
-          <w:sz w:val="20"/>
-          <w:szCs w:val="20"/>
-          <w:lang w:val="en-US" w:eastAsia="ru-UA"/>
-        </w:rPr>
-        <w:t>globalCounter.load</w:t>
-      </w:r>
-      <w:proofErr w:type="spellEnd"/>
-      <w:r>
-        <w:rPr>
-          <w:rFonts w:ascii="Courier New" w:hAnsi="Courier New" w:cs="Courier New"/>
-          <w:color w:val="333333"/>
-          <w:sz w:val="20"/>
-          <w:szCs w:val="20"/>
-          <w:lang w:val="en-US" w:eastAsia="ru-UA"/>
-        </w:rPr>
-        <w:t>();</w:t>
-      </w:r>
     </w:p>
     <w:p>
       <w:pPr>
@@ -8564,6 +6554,126 @@
           <w:lang w:val="en-US" w:eastAsia="ru-UA"/>
         </w:rPr>
       </w:pPr>
+      <w:r>
+        <w:rPr>
+          <w:rFonts w:ascii="Courier New" w:hAnsi="Courier New" w:cs="Courier New"/>
+          <w:color w:val="2B91AF"/>
+          <w:sz w:val="20"/>
+          <w:szCs w:val="20"/>
+          <w:lang w:val="en-US" w:eastAsia="ru-UA"/>
+        </w:rPr>
+        <w:t>void</w:t>
+      </w:r>
+      <w:r>
+        <w:rPr>
+          <w:rFonts w:ascii="Courier New" w:hAnsi="Courier New" w:cs="Courier New"/>
+          <w:color w:val="333333"/>
+          <w:sz w:val="20"/>
+          <w:szCs w:val="20"/>
+          <w:lang w:val="en-US" w:eastAsia="ru-UA"/>
+        </w:rPr>
+        <w:t xml:space="preserve"> parallelAtomicSolution(</w:t>
+      </w:r>
+      <w:r>
+        <w:rPr>
+          <w:rFonts w:ascii="Courier New" w:hAnsi="Courier New" w:cs="Courier New"/>
+          <w:color w:val="0000FF"/>
+          <w:sz w:val="20"/>
+          <w:szCs w:val="20"/>
+          <w:lang w:val="en-US" w:eastAsia="ru-UA"/>
+        </w:rPr>
+        <w:t>const</w:t>
+      </w:r>
+      <w:r>
+        <w:rPr>
+          <w:rFonts w:ascii="Courier New" w:hAnsi="Courier New" w:cs="Courier New"/>
+          <w:color w:val="333333"/>
+          <w:sz w:val="20"/>
+          <w:szCs w:val="20"/>
+          <w:lang w:val="en-US" w:eastAsia="ru-UA"/>
+        </w:rPr>
+        <w:t xml:space="preserve"> std::vector&lt;</w:t>
+      </w:r>
+      <w:r>
+        <w:rPr>
+          <w:rFonts w:ascii="Courier New" w:hAnsi="Courier New" w:cs="Courier New"/>
+          <w:color w:val="2B91AF"/>
+          <w:sz w:val="20"/>
+          <w:szCs w:val="20"/>
+          <w:lang w:val="en-US" w:eastAsia="ru-UA"/>
+        </w:rPr>
+        <w:t>int</w:t>
+      </w:r>
+      <w:r>
+        <w:rPr>
+          <w:rFonts w:ascii="Courier New" w:hAnsi="Courier New" w:cs="Courier New"/>
+          <w:color w:val="333333"/>
+          <w:sz w:val="20"/>
+          <w:szCs w:val="20"/>
+          <w:lang w:val="en-US" w:eastAsia="ru-UA"/>
+        </w:rPr>
+        <w:t xml:space="preserve">&gt;&amp; numbers, </w:t>
+      </w:r>
+      <w:r>
+        <w:rPr>
+          <w:rFonts w:ascii="Courier New" w:hAnsi="Courier New" w:cs="Courier New"/>
+          <w:color w:val="2B91AF"/>
+          <w:sz w:val="20"/>
+          <w:szCs w:val="20"/>
+          <w:lang w:val="en-US" w:eastAsia="ru-UA"/>
+        </w:rPr>
+        <w:t>int</w:t>
+      </w:r>
+      <w:r>
+        <w:rPr>
+          <w:rFonts w:ascii="Courier New" w:hAnsi="Courier New" w:cs="Courier New"/>
+          <w:color w:val="333333"/>
+          <w:sz w:val="20"/>
+          <w:szCs w:val="20"/>
+          <w:lang w:val="en-US" w:eastAsia="ru-UA"/>
+        </w:rPr>
+        <w:t xml:space="preserve"> nThreads, std::atomic&lt;</w:t>
+      </w:r>
+      <w:r>
+        <w:rPr>
+          <w:rFonts w:ascii="Courier New" w:hAnsi="Courier New" w:cs="Courier New"/>
+          <w:color w:val="2B91AF"/>
+          <w:sz w:val="20"/>
+          <w:szCs w:val="20"/>
+          <w:lang w:val="en-US" w:eastAsia="ru-UA"/>
+        </w:rPr>
+        <w:t>int</w:t>
+      </w:r>
+      <w:r>
+        <w:rPr>
+          <w:rFonts w:ascii="Courier New" w:hAnsi="Courier New" w:cs="Courier New"/>
+          <w:color w:val="333333"/>
+          <w:sz w:val="20"/>
+          <w:szCs w:val="20"/>
+          <w:lang w:val="en-US" w:eastAsia="ru-UA"/>
+        </w:rPr>
+        <w:t>&gt;&amp; globalCounter, std::atomic&lt;</w:t>
+      </w:r>
+      <w:r>
+        <w:rPr>
+          <w:rFonts w:ascii="Courier New" w:hAnsi="Courier New" w:cs="Courier New"/>
+          <w:color w:val="2B91AF"/>
+          <w:sz w:val="20"/>
+          <w:szCs w:val="20"/>
+          <w:lang w:val="en-US" w:eastAsia="ru-UA"/>
+        </w:rPr>
+        <w:t>int</w:t>
+      </w:r>
+      <w:r>
+        <w:rPr>
+          <w:rFonts w:ascii="Courier New" w:hAnsi="Courier New" w:cs="Courier New"/>
+          <w:color w:val="333333"/>
+          <w:sz w:val="20"/>
+          <w:szCs w:val="20"/>
+          <w:lang w:val="en-US" w:eastAsia="ru-UA"/>
+        </w:rPr>
+        <w:t>&gt;&amp; globalMax) {</w:t>
+      </w:r>
     </w:p>
     <w:p>
       <w:pPr>
@@ -8602,137 +6712,7 @@
           <w:szCs w:val="20"/>
           <w:lang w:val="en-US" w:eastAsia="ru-UA"/>
         </w:rPr>
-        <w:t xml:space="preserve">    </w:t>
-      </w:r>
-      <w:r>
-        <w:rPr>
-          <w:rFonts w:ascii="Courier New" w:hAnsi="Courier New" w:cs="Courier New"/>
-          <w:color w:val="0000FF"/>
-          <w:sz w:val="20"/>
-          <w:szCs w:val="20"/>
-          <w:lang w:val="en-US" w:eastAsia="ru-UA"/>
-        </w:rPr>
-        <w:t>while</w:t>
-      </w:r>
-      <w:r>
-        <w:rPr>
-          <w:rFonts w:ascii="Courier New" w:hAnsi="Courier New" w:cs="Courier New"/>
-          <w:color w:val="333333"/>
-          <w:sz w:val="20"/>
-          <w:szCs w:val="20"/>
-          <w:lang w:val="en-US" w:eastAsia="ru-UA"/>
-        </w:rPr>
-        <w:t xml:space="preserve"> </w:t>
-      </w:r>
-      <w:proofErr w:type="gramStart"/>
-      <w:r>
-        <w:rPr>
-          <w:rFonts w:ascii="Courier New" w:hAnsi="Courier New" w:cs="Courier New"/>
-          <w:color w:val="333333"/>
-          <w:sz w:val="20"/>
-          <w:szCs w:val="20"/>
-          <w:lang w:val="en-US" w:eastAsia="ru-UA"/>
-        </w:rPr>
-        <w:t>(!</w:t>
-      </w:r>
-      <w:proofErr w:type="spellStart"/>
-      <w:r>
-        <w:rPr>
-          <w:rFonts w:ascii="Courier New" w:hAnsi="Courier New" w:cs="Courier New"/>
-          <w:color w:val="333333"/>
-          <w:sz w:val="20"/>
-          <w:szCs w:val="20"/>
-          <w:lang w:val="en-US" w:eastAsia="ru-UA"/>
-        </w:rPr>
-        <w:t>globalCounter.compare</w:t>
-      </w:r>
-      <w:proofErr w:type="gramEnd"/>
-      <w:r>
-        <w:rPr>
-          <w:rFonts w:ascii="Courier New" w:hAnsi="Courier New" w:cs="Courier New"/>
-          <w:color w:val="333333"/>
-          <w:sz w:val="20"/>
-          <w:szCs w:val="20"/>
-          <w:lang w:val="en-US" w:eastAsia="ru-UA"/>
-        </w:rPr>
-        <w:t>_exchange_weak</w:t>
-      </w:r>
-      <w:proofErr w:type="spellEnd"/>
-      <w:r>
-        <w:rPr>
-          <w:rFonts w:ascii="Courier New" w:hAnsi="Courier New" w:cs="Courier New"/>
-          <w:color w:val="333333"/>
-          <w:sz w:val="20"/>
-          <w:szCs w:val="20"/>
-          <w:lang w:val="en-US" w:eastAsia="ru-UA"/>
-        </w:rPr>
-        <w:t>(</w:t>
-      </w:r>
-      <w:proofErr w:type="spellStart"/>
-      <w:r>
-        <w:rPr>
-          <w:rFonts w:ascii="Courier New" w:hAnsi="Courier New" w:cs="Courier New"/>
-          <w:color w:val="333333"/>
-          <w:sz w:val="20"/>
-          <w:szCs w:val="20"/>
-          <w:lang w:val="en-US" w:eastAsia="ru-UA"/>
-        </w:rPr>
-        <w:t>expectedCount</w:t>
-      </w:r>
-      <w:proofErr w:type="spellEnd"/>
-      <w:r>
-        <w:rPr>
-          <w:rFonts w:ascii="Courier New" w:hAnsi="Courier New" w:cs="Courier New"/>
-          <w:color w:val="333333"/>
-          <w:sz w:val="20"/>
-          <w:szCs w:val="20"/>
-          <w:lang w:val="en-US" w:eastAsia="ru-UA"/>
-        </w:rPr>
-        <w:t xml:space="preserve">, </w:t>
-      </w:r>
-      <w:proofErr w:type="spellStart"/>
-      <w:r>
-        <w:rPr>
-          <w:rFonts w:ascii="Courier New" w:hAnsi="Courier New" w:cs="Courier New"/>
-          <w:color w:val="333333"/>
-          <w:sz w:val="20"/>
-          <w:szCs w:val="20"/>
-          <w:lang w:val="en-US" w:eastAsia="ru-UA"/>
-        </w:rPr>
-        <w:t>expectedCount</w:t>
-      </w:r>
-      <w:proofErr w:type="spellEnd"/>
-      <w:r>
-        <w:rPr>
-          <w:rFonts w:ascii="Courier New" w:hAnsi="Courier New" w:cs="Courier New"/>
-          <w:color w:val="333333"/>
-          <w:sz w:val="20"/>
-          <w:szCs w:val="20"/>
-          <w:lang w:val="en-US" w:eastAsia="ru-UA"/>
-        </w:rPr>
-        <w:t xml:space="preserve"> + </w:t>
-      </w:r>
-      <w:proofErr w:type="spellStart"/>
-      <w:r>
-        <w:rPr>
-          <w:rFonts w:ascii="Courier New" w:hAnsi="Courier New" w:cs="Courier New"/>
-          <w:color w:val="333333"/>
-          <w:sz w:val="20"/>
-          <w:szCs w:val="20"/>
-          <w:lang w:val="en-US" w:eastAsia="ru-UA"/>
-        </w:rPr>
-        <w:t>localCounter</w:t>
-      </w:r>
-      <w:proofErr w:type="spellEnd"/>
-      <w:r>
-        <w:rPr>
-          <w:rFonts w:ascii="Courier New" w:hAnsi="Courier New" w:cs="Courier New"/>
-          <w:color w:val="333333"/>
-          <w:sz w:val="20"/>
-          <w:szCs w:val="20"/>
-          <w:lang w:val="en-US" w:eastAsia="ru-UA"/>
-        </w:rPr>
-        <w:t>)) {</w:t>
+        <w:t xml:space="preserve">    globalCounter.store(0);</w:t>
       </w:r>
     </w:p>
     <w:p>
@@ -8764,6 +6744,16 @@
           <w:lang w:val="en-US" w:eastAsia="ru-UA"/>
         </w:rPr>
       </w:pPr>
+      <w:r>
+        <w:rPr>
+          <w:rFonts w:ascii="Courier New" w:hAnsi="Courier New" w:cs="Courier New"/>
+          <w:color w:val="333333"/>
+          <w:sz w:val="20"/>
+          <w:szCs w:val="20"/>
+          <w:lang w:val="en-US" w:eastAsia="ru-UA"/>
+        </w:rPr>
+        <w:t xml:space="preserve">    globalMax.store(INT_MIN);</w:t>
+      </w:r>
     </w:p>
     <w:p>
       <w:pPr>
@@ -8794,16 +6784,6 @@
           <w:lang w:val="en-US" w:eastAsia="ru-UA"/>
         </w:rPr>
       </w:pPr>
-      <w:r>
-        <w:rPr>
-          <w:rFonts w:ascii="Courier New" w:hAnsi="Courier New" w:cs="Courier New"/>
-          <w:color w:val="333333"/>
-          <w:sz w:val="20"/>
-          <w:szCs w:val="20"/>
-          <w:lang w:val="en-US" w:eastAsia="ru-UA"/>
-        </w:rPr>
-        <w:t xml:space="preserve">    }</w:t>
-      </w:r>
     </w:p>
     <w:p>
       <w:pPr>
@@ -8834,6 +6814,36 @@
           <w:lang w:val="en-US" w:eastAsia="ru-UA"/>
         </w:rPr>
       </w:pPr>
+      <w:r>
+        <w:rPr>
+          <w:rFonts w:ascii="Courier New" w:hAnsi="Courier New" w:cs="Courier New"/>
+          <w:color w:val="333333"/>
+          <w:sz w:val="20"/>
+          <w:szCs w:val="20"/>
+          <w:lang w:val="en-US" w:eastAsia="ru-UA"/>
+        </w:rPr>
+        <w:t xml:space="preserve">    std::vector&lt;std::</w:t>
+      </w:r>
+      <w:r>
+        <w:rPr>
+          <w:rFonts w:ascii="Courier New" w:hAnsi="Courier New" w:cs="Courier New"/>
+          <w:color w:val="0000FF"/>
+          <w:sz w:val="20"/>
+          <w:szCs w:val="20"/>
+          <w:lang w:val="en-US" w:eastAsia="ru-UA"/>
+        </w:rPr>
+        <w:t>thread</w:t>
+      </w:r>
+      <w:r>
+        <w:rPr>
+          <w:rFonts w:ascii="Courier New" w:hAnsi="Courier New" w:cs="Courier New"/>
+          <w:color w:val="333333"/>
+          <w:sz w:val="20"/>
+          <w:szCs w:val="20"/>
+          <w:lang w:val="en-US" w:eastAsia="ru-UA"/>
+        </w:rPr>
+        <w:t>&gt; threads;</w:t>
+      </w:r>
     </w:p>
     <w:p>
       <w:pPr>
@@ -8882,61 +6892,17 @@
           <w:szCs w:val="20"/>
           <w:lang w:val="en-US" w:eastAsia="ru-UA"/>
         </w:rPr>
-        <w:t>int</w:t>
-      </w:r>
-      <w:r>
-        <w:rPr>
-          <w:rFonts w:ascii="Courier New" w:hAnsi="Courier New" w:cs="Courier New"/>
-          <w:color w:val="333333"/>
-          <w:sz w:val="20"/>
-          <w:szCs w:val="20"/>
-          <w:lang w:val="en-US" w:eastAsia="ru-UA"/>
-        </w:rPr>
-        <w:t xml:space="preserve"> </w:t>
-      </w:r>
-      <w:proofErr w:type="spellStart"/>
-      <w:r>
-        <w:rPr>
-          <w:rFonts w:ascii="Courier New" w:hAnsi="Courier New" w:cs="Courier New"/>
-          <w:color w:val="333333"/>
-          <w:sz w:val="20"/>
-          <w:szCs w:val="20"/>
-          <w:lang w:val="en-US" w:eastAsia="ru-UA"/>
-        </w:rPr>
-        <w:t>expectedMax</w:t>
-      </w:r>
-      <w:proofErr w:type="spellEnd"/>
-      <w:r>
-        <w:rPr>
-          <w:rFonts w:ascii="Courier New" w:hAnsi="Courier New" w:cs="Courier New"/>
-          <w:color w:val="333333"/>
-          <w:sz w:val="20"/>
-          <w:szCs w:val="20"/>
-          <w:lang w:val="en-US" w:eastAsia="ru-UA"/>
-        </w:rPr>
-        <w:t xml:space="preserve"> = </w:t>
-      </w:r>
-      <w:proofErr w:type="spellStart"/>
-      <w:r>
-        <w:rPr>
-          <w:rFonts w:ascii="Courier New" w:hAnsi="Courier New" w:cs="Courier New"/>
-          <w:color w:val="333333"/>
-          <w:sz w:val="20"/>
-          <w:szCs w:val="20"/>
-          <w:lang w:val="en-US" w:eastAsia="ru-UA"/>
-        </w:rPr>
-        <w:t>globalMax.load</w:t>
-      </w:r>
-      <w:proofErr w:type="spellEnd"/>
-      <w:r>
-        <w:rPr>
-          <w:rFonts w:ascii="Courier New" w:hAnsi="Courier New" w:cs="Courier New"/>
-          <w:color w:val="333333"/>
-          <w:sz w:val="20"/>
-          <w:szCs w:val="20"/>
-          <w:lang w:val="en-US" w:eastAsia="ru-UA"/>
-        </w:rPr>
-        <w:t>();</w:t>
+        <w:t>size_t</w:t>
+      </w:r>
+      <w:r>
+        <w:rPr>
+          <w:rFonts w:ascii="Courier New" w:hAnsi="Courier New" w:cs="Courier New"/>
+          <w:color w:val="333333"/>
+          <w:sz w:val="20"/>
+          <w:szCs w:val="20"/>
+          <w:lang w:val="en-US" w:eastAsia="ru-UA"/>
+        </w:rPr>
+        <w:t xml:space="preserve"> chainSize = numbers.size() / nThreads;</w:t>
       </w:r>
     </w:p>
     <w:p>
@@ -9016,7 +6982,7 @@
           <w:szCs w:val="20"/>
           <w:lang w:val="en-US" w:eastAsia="ru-UA"/>
         </w:rPr>
-        <w:t>while</w:t>
+        <w:t>for</w:t>
       </w:r>
       <w:r>
         <w:rPr>
@@ -9028,127 +6994,25 @@
         </w:rPr>
         <w:t xml:space="preserve"> (</w:t>
       </w:r>
-      <w:proofErr w:type="spellStart"/>
-      <w:r>
-        <w:rPr>
-          <w:rFonts w:ascii="Courier New" w:hAnsi="Courier New" w:cs="Courier New"/>
-          <w:color w:val="333333"/>
-          <w:sz w:val="20"/>
-          <w:szCs w:val="20"/>
-          <w:lang w:val="en-US" w:eastAsia="ru-UA"/>
-        </w:rPr>
-        <w:t>expectedMax</w:t>
-      </w:r>
-      <w:proofErr w:type="spellEnd"/>
-      <w:r>
-        <w:rPr>
-          <w:rFonts w:ascii="Courier New" w:hAnsi="Courier New" w:cs="Courier New"/>
-          <w:color w:val="333333"/>
-          <w:sz w:val="20"/>
-          <w:szCs w:val="20"/>
-          <w:lang w:val="en-US" w:eastAsia="ru-UA"/>
-        </w:rPr>
-        <w:t xml:space="preserve"> &lt; </w:t>
-      </w:r>
-      <w:proofErr w:type="spellStart"/>
-      <w:r>
-        <w:rPr>
-          <w:rFonts w:ascii="Courier New" w:hAnsi="Courier New" w:cs="Courier New"/>
-          <w:color w:val="333333"/>
-          <w:sz w:val="20"/>
-          <w:szCs w:val="20"/>
-          <w:lang w:val="en-US" w:eastAsia="ru-UA"/>
-        </w:rPr>
-        <w:t>localMax</w:t>
-      </w:r>
-      <w:proofErr w:type="spellEnd"/>
-      <w:r>
-        <w:rPr>
-          <w:rFonts w:ascii="Courier New" w:hAnsi="Courier New" w:cs="Courier New"/>
-          <w:color w:val="333333"/>
-          <w:sz w:val="20"/>
-          <w:szCs w:val="20"/>
-          <w:lang w:val="en-US" w:eastAsia="ru-UA"/>
-        </w:rPr>
-        <w:t xml:space="preserve"> &amp;</w:t>
-      </w:r>
-      <w:proofErr w:type="gramStart"/>
-      <w:r>
-        <w:rPr>
-          <w:rFonts w:ascii="Courier New" w:hAnsi="Courier New" w:cs="Courier New"/>
-          <w:color w:val="333333"/>
-          <w:sz w:val="20"/>
-          <w:szCs w:val="20"/>
-          <w:lang w:val="en-US" w:eastAsia="ru-UA"/>
-        </w:rPr>
-        <w:t>&amp; !</w:t>
-      </w:r>
-      <w:proofErr w:type="spellStart"/>
-      <w:proofErr w:type="gramEnd"/>
-      <w:r>
-        <w:rPr>
-          <w:rFonts w:ascii="Courier New" w:hAnsi="Courier New" w:cs="Courier New"/>
-          <w:color w:val="333333"/>
-          <w:sz w:val="20"/>
-          <w:szCs w:val="20"/>
-          <w:lang w:val="en-US" w:eastAsia="ru-UA"/>
-        </w:rPr>
-        <w:t>globalMax.compare_exchange_weak</w:t>
-      </w:r>
-      <w:proofErr w:type="spellEnd"/>
-      <w:r>
-        <w:rPr>
-          <w:rFonts w:ascii="Courier New" w:hAnsi="Courier New" w:cs="Courier New"/>
-          <w:color w:val="333333"/>
-          <w:sz w:val="20"/>
-          <w:szCs w:val="20"/>
-          <w:lang w:val="en-US" w:eastAsia="ru-UA"/>
-        </w:rPr>
-        <w:t>(</w:t>
-      </w:r>
-      <w:proofErr w:type="spellStart"/>
-      <w:r>
-        <w:rPr>
-          <w:rFonts w:ascii="Courier New" w:hAnsi="Courier New" w:cs="Courier New"/>
-          <w:color w:val="333333"/>
-          <w:sz w:val="20"/>
-          <w:szCs w:val="20"/>
-          <w:lang w:val="en-US" w:eastAsia="ru-UA"/>
-        </w:rPr>
-        <w:t>expectedMax</w:t>
-      </w:r>
-      <w:proofErr w:type="spellEnd"/>
-      <w:r>
-        <w:rPr>
-          <w:rFonts w:ascii="Courier New" w:hAnsi="Courier New" w:cs="Courier New"/>
-          <w:color w:val="333333"/>
-          <w:sz w:val="20"/>
-          <w:szCs w:val="20"/>
-          <w:lang w:val="en-US" w:eastAsia="ru-UA"/>
-        </w:rPr>
-        <w:t xml:space="preserve">, </w:t>
-      </w:r>
-      <w:proofErr w:type="spellStart"/>
-      <w:r>
-        <w:rPr>
-          <w:rFonts w:ascii="Courier New" w:hAnsi="Courier New" w:cs="Courier New"/>
-          <w:color w:val="333333"/>
-          <w:sz w:val="20"/>
-          <w:szCs w:val="20"/>
-          <w:lang w:val="en-US" w:eastAsia="ru-UA"/>
-        </w:rPr>
-        <w:t>localMax</w:t>
-      </w:r>
-      <w:proofErr w:type="spellEnd"/>
-      <w:r>
-        <w:rPr>
-          <w:rFonts w:ascii="Courier New" w:hAnsi="Courier New" w:cs="Courier New"/>
-          <w:color w:val="333333"/>
-          <w:sz w:val="20"/>
-          <w:szCs w:val="20"/>
-          <w:lang w:val="en-US" w:eastAsia="ru-UA"/>
-        </w:rPr>
-        <w:t>)) {</w:t>
+      <w:r>
+        <w:rPr>
+          <w:rFonts w:ascii="Courier New" w:hAnsi="Courier New" w:cs="Courier New"/>
+          <w:color w:val="2B91AF"/>
+          <w:sz w:val="20"/>
+          <w:szCs w:val="20"/>
+          <w:lang w:val="en-US" w:eastAsia="ru-UA"/>
+        </w:rPr>
+        <w:t>int</w:t>
+      </w:r>
+      <w:r>
+        <w:rPr>
+          <w:rFonts w:ascii="Courier New" w:hAnsi="Courier New" w:cs="Courier New"/>
+          <w:color w:val="333333"/>
+          <w:sz w:val="20"/>
+          <w:szCs w:val="20"/>
+          <w:lang w:val="en-US" w:eastAsia="ru-UA"/>
+        </w:rPr>
+        <w:t xml:space="preserve"> i = 0; i &lt; nThreads; i++) {</w:t>
       </w:r>
     </w:p>
     <w:p>
@@ -9180,6 +7044,36 @@
           <w:lang w:val="en-US" w:eastAsia="ru-UA"/>
         </w:rPr>
       </w:pPr>
+      <w:r>
+        <w:rPr>
+          <w:rFonts w:ascii="Courier New" w:hAnsi="Courier New" w:cs="Courier New"/>
+          <w:color w:val="333333"/>
+          <w:sz w:val="20"/>
+          <w:szCs w:val="20"/>
+          <w:lang w:val="en-US" w:eastAsia="ru-UA"/>
+        </w:rPr>
+        <w:t xml:space="preserve">        </w:t>
+      </w:r>
+      <w:r>
+        <w:rPr>
+          <w:rFonts w:ascii="Courier New" w:hAnsi="Courier New" w:cs="Courier New"/>
+          <w:color w:val="2B91AF"/>
+          <w:sz w:val="20"/>
+          <w:szCs w:val="20"/>
+          <w:lang w:val="en-US" w:eastAsia="ru-UA"/>
+        </w:rPr>
+        <w:t>size_t</w:t>
+      </w:r>
+      <w:r>
+        <w:rPr>
+          <w:rFonts w:ascii="Courier New" w:hAnsi="Courier New" w:cs="Courier New"/>
+          <w:color w:val="333333"/>
+          <w:sz w:val="20"/>
+          <w:szCs w:val="20"/>
+          <w:lang w:val="en-US" w:eastAsia="ru-UA"/>
+        </w:rPr>
+        <w:t xml:space="preserve"> start = i * chainSize;</w:t>
+      </w:r>
     </w:p>
     <w:p>
       <w:pPr>
@@ -9218,7 +7112,27 @@
           <w:szCs w:val="20"/>
           <w:lang w:val="en-US" w:eastAsia="ru-UA"/>
         </w:rPr>
-        <w:t xml:space="preserve">    }</w:t>
+        <w:t xml:space="preserve">        </w:t>
+      </w:r>
+      <w:r>
+        <w:rPr>
+          <w:rFonts w:ascii="Courier New" w:hAnsi="Courier New" w:cs="Courier New"/>
+          <w:color w:val="2B91AF"/>
+          <w:sz w:val="20"/>
+          <w:szCs w:val="20"/>
+          <w:lang w:val="en-US" w:eastAsia="ru-UA"/>
+        </w:rPr>
+        <w:t>size_t</w:t>
+      </w:r>
+      <w:r>
+        <w:rPr>
+          <w:rFonts w:ascii="Courier New" w:hAnsi="Courier New" w:cs="Courier New"/>
+          <w:color w:val="333333"/>
+          <w:sz w:val="20"/>
+          <w:szCs w:val="20"/>
+          <w:lang w:val="en-US" w:eastAsia="ru-UA"/>
+        </w:rPr>
+        <w:t xml:space="preserve"> end = (i == nThreads - 1) ? numbers.size() : start + chainSize;</w:t>
       </w:r>
     </w:p>
     <w:p>
@@ -9258,7 +7172,7 @@
           <w:szCs w:val="20"/>
           <w:lang w:val="en-US" w:eastAsia="ru-UA"/>
         </w:rPr>
-        <w:t>}</w:t>
+        <w:t xml:space="preserve">        threads.emplace_back(atomicThreadWorker, std::cref(numbers), start, end,</w:t>
       </w:r>
     </w:p>
     <w:p>
@@ -9290,6 +7204,16 @@
           <w:lang w:val="en-US" w:eastAsia="ru-UA"/>
         </w:rPr>
       </w:pPr>
+      <w:r>
+        <w:rPr>
+          <w:rFonts w:ascii="Courier New" w:hAnsi="Courier New" w:cs="Courier New"/>
+          <w:color w:val="333333"/>
+          <w:sz w:val="20"/>
+          <w:szCs w:val="20"/>
+          <w:lang w:val="en-US" w:eastAsia="ru-UA"/>
+        </w:rPr>
+        <w:t xml:space="preserve">            std::ref(globalCounter), std::ref(globalMax));</w:t>
+      </w:r>
     </w:p>
     <w:p>
       <w:pPr>
@@ -9323,212 +7247,12 @@
       <w:r>
         <w:rPr>
           <w:rFonts w:ascii="Courier New" w:hAnsi="Courier New" w:cs="Courier New"/>
-          <w:color w:val="2B91AF"/>
-          <w:sz w:val="20"/>
-          <w:szCs w:val="20"/>
-          <w:lang w:val="en-US" w:eastAsia="ru-UA"/>
-        </w:rPr>
-        <w:t>void</w:t>
-      </w:r>
-      <w:r>
-        <w:rPr>
-          <w:rFonts w:ascii="Courier New" w:hAnsi="Courier New" w:cs="Courier New"/>
-          <w:color w:val="333333"/>
-          <w:sz w:val="20"/>
-          <w:szCs w:val="20"/>
-          <w:lang w:val="en-US" w:eastAsia="ru-UA"/>
-        </w:rPr>
-        <w:t xml:space="preserve"> </w:t>
-      </w:r>
-      <w:proofErr w:type="spellStart"/>
-      <w:proofErr w:type="gramStart"/>
-      <w:r>
-        <w:rPr>
-          <w:rFonts w:ascii="Courier New" w:hAnsi="Courier New" w:cs="Courier New"/>
-          <w:color w:val="333333"/>
-          <w:sz w:val="20"/>
-          <w:szCs w:val="20"/>
-          <w:lang w:val="en-US" w:eastAsia="ru-UA"/>
-        </w:rPr>
-        <w:t>parallelAtomicSolution</w:t>
-      </w:r>
-      <w:proofErr w:type="spellEnd"/>
-      <w:r>
-        <w:rPr>
-          <w:rFonts w:ascii="Courier New" w:hAnsi="Courier New" w:cs="Courier New"/>
-          <w:color w:val="333333"/>
-          <w:sz w:val="20"/>
-          <w:szCs w:val="20"/>
-          <w:lang w:val="en-US" w:eastAsia="ru-UA"/>
-        </w:rPr>
-        <w:t>(</w:t>
-      </w:r>
-      <w:proofErr w:type="gramEnd"/>
-      <w:r>
-        <w:rPr>
-          <w:rFonts w:ascii="Courier New" w:hAnsi="Courier New" w:cs="Courier New"/>
-          <w:color w:val="0000FF"/>
-          <w:sz w:val="20"/>
-          <w:szCs w:val="20"/>
-          <w:lang w:val="en-US" w:eastAsia="ru-UA"/>
-        </w:rPr>
-        <w:t>const</w:t>
-      </w:r>
-      <w:r>
-        <w:rPr>
-          <w:rFonts w:ascii="Courier New" w:hAnsi="Courier New" w:cs="Courier New"/>
-          <w:color w:val="333333"/>
-          <w:sz w:val="20"/>
-          <w:szCs w:val="20"/>
-          <w:lang w:val="en-US" w:eastAsia="ru-UA"/>
-        </w:rPr>
-        <w:t xml:space="preserve"> std::vector&lt;</w:t>
-      </w:r>
-      <w:r>
-        <w:rPr>
-          <w:rFonts w:ascii="Courier New" w:hAnsi="Courier New" w:cs="Courier New"/>
-          <w:color w:val="2B91AF"/>
-          <w:sz w:val="20"/>
-          <w:szCs w:val="20"/>
-          <w:lang w:val="en-US" w:eastAsia="ru-UA"/>
-        </w:rPr>
-        <w:t>int</w:t>
-      </w:r>
-      <w:r>
-        <w:rPr>
-          <w:rFonts w:ascii="Courier New" w:hAnsi="Courier New" w:cs="Courier New"/>
-          <w:color w:val="333333"/>
-          <w:sz w:val="20"/>
-          <w:szCs w:val="20"/>
-          <w:lang w:val="en-US" w:eastAsia="ru-UA"/>
-        </w:rPr>
-        <w:t xml:space="preserve">&gt;&amp; numbers, </w:t>
-      </w:r>
-      <w:r>
-        <w:rPr>
-          <w:rFonts w:ascii="Courier New" w:hAnsi="Courier New" w:cs="Courier New"/>
-          <w:color w:val="2B91AF"/>
-          <w:sz w:val="20"/>
-          <w:szCs w:val="20"/>
-          <w:lang w:val="en-US" w:eastAsia="ru-UA"/>
-        </w:rPr>
-        <w:t>int</w:t>
-      </w:r>
-      <w:r>
-        <w:rPr>
-          <w:rFonts w:ascii="Courier New" w:hAnsi="Courier New" w:cs="Courier New"/>
-          <w:color w:val="333333"/>
-          <w:sz w:val="20"/>
-          <w:szCs w:val="20"/>
-          <w:lang w:val="en-US" w:eastAsia="ru-UA"/>
-        </w:rPr>
-        <w:t xml:space="preserve"> </w:t>
-      </w:r>
-      <w:proofErr w:type="spellStart"/>
-      <w:r>
-        <w:rPr>
-          <w:rFonts w:ascii="Courier New" w:hAnsi="Courier New" w:cs="Courier New"/>
-          <w:color w:val="333333"/>
-          <w:sz w:val="20"/>
-          <w:szCs w:val="20"/>
-          <w:lang w:val="en-US" w:eastAsia="ru-UA"/>
-        </w:rPr>
-        <w:t>nThreads</w:t>
-      </w:r>
-      <w:proofErr w:type="spellEnd"/>
-      <w:r>
-        <w:rPr>
-          <w:rFonts w:ascii="Courier New" w:hAnsi="Courier New" w:cs="Courier New"/>
-          <w:color w:val="333333"/>
-          <w:sz w:val="20"/>
-          <w:szCs w:val="20"/>
-          <w:lang w:val="en-US" w:eastAsia="ru-UA"/>
-        </w:rPr>
-        <w:t>, std::atomic&lt;</w:t>
-      </w:r>
-      <w:r>
-        <w:rPr>
-          <w:rFonts w:ascii="Courier New" w:hAnsi="Courier New" w:cs="Courier New"/>
-          <w:color w:val="2B91AF"/>
-          <w:sz w:val="20"/>
-          <w:szCs w:val="20"/>
-          <w:lang w:val="en-US" w:eastAsia="ru-UA"/>
-        </w:rPr>
-        <w:t>int</w:t>
-      </w:r>
-      <w:r>
-        <w:rPr>
-          <w:rFonts w:ascii="Courier New" w:hAnsi="Courier New" w:cs="Courier New"/>
-          <w:color w:val="333333"/>
-          <w:sz w:val="20"/>
-          <w:szCs w:val="20"/>
-          <w:lang w:val="en-US" w:eastAsia="ru-UA"/>
-        </w:rPr>
-        <w:t xml:space="preserve">&gt;&amp; </w:t>
-      </w:r>
-      <w:proofErr w:type="spellStart"/>
-      <w:r>
-        <w:rPr>
-          <w:rFonts w:ascii="Courier New" w:hAnsi="Courier New" w:cs="Courier New"/>
-          <w:color w:val="333333"/>
-          <w:sz w:val="20"/>
-          <w:szCs w:val="20"/>
-          <w:lang w:val="en-US" w:eastAsia="ru-UA"/>
-        </w:rPr>
-        <w:t>globalCounter</w:t>
-      </w:r>
-      <w:proofErr w:type="spellEnd"/>
-      <w:r>
-        <w:rPr>
-          <w:rFonts w:ascii="Courier New" w:hAnsi="Courier New" w:cs="Courier New"/>
-          <w:color w:val="333333"/>
-          <w:sz w:val="20"/>
-          <w:szCs w:val="20"/>
-          <w:lang w:val="en-US" w:eastAsia="ru-UA"/>
-        </w:rPr>
-        <w:t>, std::atomic&lt;</w:t>
-      </w:r>
-      <w:r>
-        <w:rPr>
-          <w:rFonts w:ascii="Courier New" w:hAnsi="Courier New" w:cs="Courier New"/>
-          <w:color w:val="2B91AF"/>
-          <w:sz w:val="20"/>
-          <w:szCs w:val="20"/>
-          <w:lang w:val="en-US" w:eastAsia="ru-UA"/>
-        </w:rPr>
-        <w:t>int</w:t>
-      </w:r>
-      <w:r>
-        <w:rPr>
-          <w:rFonts w:ascii="Courier New" w:hAnsi="Courier New" w:cs="Courier New"/>
-          <w:color w:val="333333"/>
-          <w:sz w:val="20"/>
-          <w:szCs w:val="20"/>
-          <w:lang w:val="en-US" w:eastAsia="ru-UA"/>
-        </w:rPr>
-        <w:t xml:space="preserve">&gt;&amp; </w:t>
-      </w:r>
-      <w:proofErr w:type="spellStart"/>
-      <w:r>
-        <w:rPr>
-          <w:rFonts w:ascii="Courier New" w:hAnsi="Courier New" w:cs="Courier New"/>
-          <w:color w:val="333333"/>
-          <w:sz w:val="20"/>
-          <w:szCs w:val="20"/>
-          <w:lang w:val="en-US" w:eastAsia="ru-UA"/>
-        </w:rPr>
-        <w:t>globalMax</w:t>
-      </w:r>
-      <w:proofErr w:type="spellEnd"/>
-      <w:r>
-        <w:rPr>
-          <w:rFonts w:ascii="Courier New" w:hAnsi="Courier New" w:cs="Courier New"/>
-          <w:color w:val="333333"/>
-          <w:sz w:val="20"/>
-          <w:szCs w:val="20"/>
-          <w:lang w:val="en-US" w:eastAsia="ru-UA"/>
-        </w:rPr>
-        <w:t>) {</w:t>
+          <w:color w:val="333333"/>
+          <w:sz w:val="20"/>
+          <w:szCs w:val="20"/>
+          <w:lang w:val="en-US" w:eastAsia="ru-UA"/>
+        </w:rPr>
+        <w:t xml:space="preserve">    }</w:t>
       </w:r>
     </w:p>
     <w:p>
@@ -9570,27 +7294,45 @@
         </w:rPr>
         <w:t xml:space="preserve">    </w:t>
       </w:r>
-      <w:proofErr w:type="spellStart"/>
-      <w:r>
-        <w:rPr>
-          <w:rFonts w:ascii="Courier New" w:hAnsi="Courier New" w:cs="Courier New"/>
-          <w:color w:val="333333"/>
-          <w:sz w:val="20"/>
-          <w:szCs w:val="20"/>
-          <w:lang w:val="en-US" w:eastAsia="ru-UA"/>
-        </w:rPr>
-        <w:t>globalCounter.store</w:t>
-      </w:r>
-      <w:proofErr w:type="spellEnd"/>
-      <w:r>
-        <w:rPr>
-          <w:rFonts w:ascii="Courier New" w:hAnsi="Courier New" w:cs="Courier New"/>
-          <w:color w:val="333333"/>
-          <w:sz w:val="20"/>
-          <w:szCs w:val="20"/>
-          <w:lang w:val="en-US" w:eastAsia="ru-UA"/>
-        </w:rPr>
-        <w:t>(0);</w:t>
+      <w:r>
+        <w:rPr>
+          <w:rFonts w:ascii="Courier New" w:hAnsi="Courier New" w:cs="Courier New"/>
+          <w:color w:val="0000FF"/>
+          <w:sz w:val="20"/>
+          <w:szCs w:val="20"/>
+          <w:lang w:val="en-US" w:eastAsia="ru-UA"/>
+        </w:rPr>
+        <w:t>for</w:t>
+      </w:r>
+      <w:r>
+        <w:rPr>
+          <w:rFonts w:ascii="Courier New" w:hAnsi="Courier New" w:cs="Courier New"/>
+          <w:color w:val="333333"/>
+          <w:sz w:val="20"/>
+          <w:szCs w:val="20"/>
+          <w:lang w:val="en-US" w:eastAsia="ru-UA"/>
+        </w:rPr>
+        <w:t xml:space="preserve"> (</w:t>
+      </w:r>
+      <w:r>
+        <w:rPr>
+          <w:rFonts w:ascii="Courier New" w:hAnsi="Courier New" w:cs="Courier New"/>
+          <w:color w:val="0000FF"/>
+          <w:sz w:val="20"/>
+          <w:szCs w:val="20"/>
+          <w:lang w:val="en-US" w:eastAsia="ru-UA"/>
+        </w:rPr>
+        <w:t>auto</w:t>
+      </w:r>
+      <w:r>
+        <w:rPr>
+          <w:rFonts w:ascii="Courier New" w:hAnsi="Courier New" w:cs="Courier New"/>
+          <w:color w:val="333333"/>
+          <w:sz w:val="20"/>
+          <w:szCs w:val="20"/>
+          <w:lang w:val="en-US" w:eastAsia="ru-UA"/>
+        </w:rPr>
+        <w:t>&amp; t : threads) {</w:t>
       </w:r>
     </w:p>
     <w:p>
@@ -9630,29 +7372,7 @@
           <w:szCs w:val="20"/>
           <w:lang w:val="en-US" w:eastAsia="ru-UA"/>
         </w:rPr>
-        <w:t xml:space="preserve">    </w:t>
-      </w:r>
-      <w:proofErr w:type="spellStart"/>
-      <w:r>
-        <w:rPr>
-          <w:rFonts w:ascii="Courier New" w:hAnsi="Courier New" w:cs="Courier New"/>
-          <w:color w:val="333333"/>
-          <w:sz w:val="20"/>
-          <w:szCs w:val="20"/>
-          <w:lang w:val="en-US" w:eastAsia="ru-UA"/>
-        </w:rPr>
-        <w:t>globalMax.store</w:t>
-      </w:r>
-      <w:proofErr w:type="spellEnd"/>
-      <w:r>
-        <w:rPr>
-          <w:rFonts w:ascii="Courier New" w:hAnsi="Courier New" w:cs="Courier New"/>
-          <w:color w:val="333333"/>
-          <w:sz w:val="20"/>
-          <w:szCs w:val="20"/>
-          <w:lang w:val="en-US" w:eastAsia="ru-UA"/>
-        </w:rPr>
-        <w:t>(INT_MIN);</w:t>
+        <w:t xml:space="preserve">        t.join();</w:t>
       </w:r>
     </w:p>
     <w:p>
@@ -9684,6 +7404,16 @@
           <w:lang w:val="en-US" w:eastAsia="ru-UA"/>
         </w:rPr>
       </w:pPr>
+      <w:r>
+        <w:rPr>
+          <w:rFonts w:ascii="Courier New" w:hAnsi="Courier New" w:cs="Courier New"/>
+          <w:color w:val="333333"/>
+          <w:sz w:val="20"/>
+          <w:szCs w:val="20"/>
+          <w:lang w:val="en-US" w:eastAsia="ru-UA"/>
+        </w:rPr>
+        <w:t xml:space="preserve">    }</w:t>
+      </w:r>
     </w:p>
     <w:p>
       <w:pPr>
@@ -9722,1167 +7452,35 @@
           <w:szCs w:val="20"/>
           <w:lang w:val="en-US" w:eastAsia="ru-UA"/>
         </w:rPr>
-        <w:t xml:space="preserve">    </w:t>
-      </w:r>
-      <w:proofErr w:type="gramStart"/>
-      <w:r>
-        <w:rPr>
-          <w:rFonts w:ascii="Courier New" w:hAnsi="Courier New" w:cs="Courier New"/>
-          <w:color w:val="333333"/>
-          <w:sz w:val="20"/>
-          <w:szCs w:val="20"/>
-          <w:lang w:val="en-US" w:eastAsia="ru-UA"/>
-        </w:rPr>
-        <w:t>std::</w:t>
-      </w:r>
-      <w:proofErr w:type="gramEnd"/>
-      <w:r>
-        <w:rPr>
-          <w:rFonts w:ascii="Courier New" w:hAnsi="Courier New" w:cs="Courier New"/>
-          <w:color w:val="333333"/>
-          <w:sz w:val="20"/>
-          <w:szCs w:val="20"/>
-          <w:lang w:val="en-US" w:eastAsia="ru-UA"/>
-        </w:rPr>
-        <w:t>vector&lt;std::</w:t>
-      </w:r>
-      <w:r>
-        <w:rPr>
-          <w:rFonts w:ascii="Courier New" w:hAnsi="Courier New" w:cs="Courier New"/>
-          <w:color w:val="0000FF"/>
-          <w:sz w:val="20"/>
-          <w:szCs w:val="20"/>
-          <w:lang w:val="en-US" w:eastAsia="ru-UA"/>
-        </w:rPr>
-        <w:t>thread</w:t>
-      </w:r>
-      <w:r>
-        <w:rPr>
-          <w:rFonts w:ascii="Courier New" w:hAnsi="Courier New" w:cs="Courier New"/>
-          <w:color w:val="333333"/>
-          <w:sz w:val="20"/>
-          <w:szCs w:val="20"/>
-          <w:lang w:val="en-US" w:eastAsia="ru-UA"/>
-        </w:rPr>
-        <w:t>&gt; threads;</w:t>
-      </w:r>
-    </w:p>
-    <w:p>
-      <w:pPr>
-        <w:tabs>
-          <w:tab w:val="left" w:pos="916"/>
-          <w:tab w:val="left" w:pos="1832"/>
-          <w:tab w:val="left" w:pos="2748"/>
-          <w:tab w:val="left" w:pos="3664"/>
-          <w:tab w:val="left" w:pos="4580"/>
-          <w:tab w:val="left" w:pos="5496"/>
-          <w:tab w:val="left" w:pos="6412"/>
-          <w:tab w:val="left" w:pos="7328"/>
-          <w:tab w:val="left" w:pos="8244"/>
-          <w:tab w:val="left" w:pos="9160"/>
-          <w:tab w:val="left" w:pos="10076"/>
-          <w:tab w:val="left" w:pos="10992"/>
-          <w:tab w:val="left" w:pos="11908"/>
-          <w:tab w:val="left" w:pos="12824"/>
-          <w:tab w:val="left" w:pos="13740"/>
-          <w:tab w:val="left" w:pos="14656"/>
-        </w:tabs>
-        <w:spacing w:line="244" w:lineRule="atLeast"/>
-        <w:rPr>
-          <w:rFonts w:ascii="Courier New" w:hAnsi="Courier New" w:cs="Courier New"/>
-          <w:color w:val="333333"/>
-          <w:sz w:val="20"/>
-          <w:szCs w:val="20"/>
-          <w:lang w:val="en-US" w:eastAsia="ru-UA"/>
-        </w:rPr>
-      </w:pPr>
-      <w:r>
-        <w:rPr>
-          <w:rFonts w:ascii="Courier New" w:hAnsi="Courier New" w:cs="Courier New"/>
-          <w:color w:val="333333"/>
-          <w:sz w:val="20"/>
-          <w:szCs w:val="20"/>
-          <w:lang w:val="en-US" w:eastAsia="ru-UA"/>
-        </w:rPr>
-        <w:t xml:space="preserve">    </w:t>
-      </w:r>
-      <w:proofErr w:type="spellStart"/>
-      <w:r>
-        <w:rPr>
-          <w:rFonts w:ascii="Courier New" w:hAnsi="Courier New" w:cs="Courier New"/>
-          <w:color w:val="2B91AF"/>
-          <w:sz w:val="20"/>
-          <w:szCs w:val="20"/>
-          <w:lang w:val="en-US" w:eastAsia="ru-UA"/>
-        </w:rPr>
-        <w:t>size_t</w:t>
-      </w:r>
-      <w:proofErr w:type="spellEnd"/>
-      <w:r>
-        <w:rPr>
-          <w:rFonts w:ascii="Courier New" w:hAnsi="Courier New" w:cs="Courier New"/>
-          <w:color w:val="333333"/>
-          <w:sz w:val="20"/>
-          <w:szCs w:val="20"/>
-          <w:lang w:val="en-US" w:eastAsia="ru-UA"/>
-        </w:rPr>
-        <w:t xml:space="preserve"> </w:t>
-      </w:r>
-      <w:proofErr w:type="spellStart"/>
-      <w:r>
-        <w:rPr>
-          <w:rFonts w:ascii="Courier New" w:hAnsi="Courier New" w:cs="Courier New"/>
-          <w:color w:val="333333"/>
-          <w:sz w:val="20"/>
-          <w:szCs w:val="20"/>
-          <w:lang w:val="en-US" w:eastAsia="ru-UA"/>
-        </w:rPr>
-        <w:t>chainSize</w:t>
-      </w:r>
-      <w:proofErr w:type="spellEnd"/>
-      <w:r>
-        <w:rPr>
-          <w:rFonts w:ascii="Courier New" w:hAnsi="Courier New" w:cs="Courier New"/>
-          <w:color w:val="333333"/>
-          <w:sz w:val="20"/>
-          <w:szCs w:val="20"/>
-          <w:lang w:val="en-US" w:eastAsia="ru-UA"/>
-        </w:rPr>
-        <w:t xml:space="preserve"> = </w:t>
-      </w:r>
-      <w:proofErr w:type="spellStart"/>
-      <w:proofErr w:type="gramStart"/>
-      <w:r>
-        <w:rPr>
-          <w:rFonts w:ascii="Courier New" w:hAnsi="Courier New" w:cs="Courier New"/>
-          <w:color w:val="333333"/>
-          <w:sz w:val="20"/>
-          <w:szCs w:val="20"/>
-          <w:lang w:val="en-US" w:eastAsia="ru-UA"/>
-        </w:rPr>
-        <w:t>numbers.size</w:t>
-      </w:r>
-      <w:proofErr w:type="spellEnd"/>
-      <w:proofErr w:type="gramEnd"/>
-      <w:r>
-        <w:rPr>
-          <w:rFonts w:ascii="Courier New" w:hAnsi="Courier New" w:cs="Courier New"/>
-          <w:color w:val="333333"/>
-          <w:sz w:val="20"/>
-          <w:szCs w:val="20"/>
-          <w:lang w:val="en-US" w:eastAsia="ru-UA"/>
-        </w:rPr>
-        <w:t xml:space="preserve">() / </w:t>
-      </w:r>
-      <w:proofErr w:type="spellStart"/>
-      <w:r>
-        <w:rPr>
-          <w:rFonts w:ascii="Courier New" w:hAnsi="Courier New" w:cs="Courier New"/>
-          <w:color w:val="333333"/>
-          <w:sz w:val="20"/>
-          <w:szCs w:val="20"/>
-          <w:lang w:val="en-US" w:eastAsia="ru-UA"/>
-        </w:rPr>
-        <w:t>nThreads</w:t>
-      </w:r>
-      <w:proofErr w:type="spellEnd"/>
-      <w:r>
-        <w:rPr>
-          <w:rFonts w:ascii="Courier New" w:hAnsi="Courier New" w:cs="Courier New"/>
-          <w:color w:val="333333"/>
-          <w:sz w:val="20"/>
-          <w:szCs w:val="20"/>
-          <w:lang w:val="en-US" w:eastAsia="ru-UA"/>
-        </w:rPr>
-        <w:t>;</w:t>
-      </w:r>
-    </w:p>
-    <w:p>
-      <w:pPr>
-        <w:tabs>
-          <w:tab w:val="left" w:pos="916"/>
-          <w:tab w:val="left" w:pos="1832"/>
-          <w:tab w:val="left" w:pos="2748"/>
-          <w:tab w:val="left" w:pos="3664"/>
-          <w:tab w:val="left" w:pos="4580"/>
-          <w:tab w:val="left" w:pos="5496"/>
-          <w:tab w:val="left" w:pos="6412"/>
-          <w:tab w:val="left" w:pos="7328"/>
-          <w:tab w:val="left" w:pos="8244"/>
-          <w:tab w:val="left" w:pos="9160"/>
-          <w:tab w:val="left" w:pos="10076"/>
-          <w:tab w:val="left" w:pos="10992"/>
-          <w:tab w:val="left" w:pos="11908"/>
-          <w:tab w:val="left" w:pos="12824"/>
-          <w:tab w:val="left" w:pos="13740"/>
-          <w:tab w:val="left" w:pos="14656"/>
-        </w:tabs>
-        <w:spacing w:line="244" w:lineRule="atLeast"/>
-        <w:rPr>
-          <w:rFonts w:ascii="Courier New" w:hAnsi="Courier New" w:cs="Courier New"/>
-          <w:color w:val="333333"/>
-          <w:sz w:val="20"/>
-          <w:szCs w:val="20"/>
-          <w:lang w:val="en-US" w:eastAsia="ru-UA"/>
-        </w:rPr>
-      </w:pPr>
-    </w:p>
-    <w:p>
-      <w:pPr>
-        <w:tabs>
-          <w:tab w:val="left" w:pos="916"/>
-          <w:tab w:val="left" w:pos="1832"/>
-          <w:tab w:val="left" w:pos="2748"/>
-          <w:tab w:val="left" w:pos="3664"/>
-          <w:tab w:val="left" w:pos="4580"/>
-          <w:tab w:val="left" w:pos="5496"/>
-          <w:tab w:val="left" w:pos="6412"/>
-          <w:tab w:val="left" w:pos="7328"/>
-          <w:tab w:val="left" w:pos="8244"/>
-          <w:tab w:val="left" w:pos="9160"/>
-          <w:tab w:val="left" w:pos="10076"/>
-          <w:tab w:val="left" w:pos="10992"/>
-          <w:tab w:val="left" w:pos="11908"/>
-          <w:tab w:val="left" w:pos="12824"/>
-          <w:tab w:val="left" w:pos="13740"/>
-          <w:tab w:val="left" w:pos="14656"/>
-        </w:tabs>
-        <w:spacing w:line="244" w:lineRule="atLeast"/>
-        <w:rPr>
-          <w:rFonts w:ascii="Courier New" w:hAnsi="Courier New" w:cs="Courier New"/>
-          <w:color w:val="333333"/>
-          <w:sz w:val="20"/>
-          <w:szCs w:val="20"/>
-          <w:lang w:val="en-US" w:eastAsia="ru-UA"/>
-        </w:rPr>
-      </w:pPr>
-      <w:r>
-        <w:rPr>
-          <w:rFonts w:ascii="Courier New" w:hAnsi="Courier New" w:cs="Courier New"/>
-          <w:color w:val="333333"/>
-          <w:sz w:val="20"/>
-          <w:szCs w:val="20"/>
-          <w:lang w:val="en-US" w:eastAsia="ru-UA"/>
-        </w:rPr>
-        <w:t xml:space="preserve">    </w:t>
-      </w:r>
-      <w:r>
-        <w:rPr>
-          <w:rFonts w:ascii="Courier New" w:hAnsi="Courier New" w:cs="Courier New"/>
-          <w:color w:val="0000FF"/>
-          <w:sz w:val="20"/>
-          <w:szCs w:val="20"/>
-          <w:lang w:val="en-US" w:eastAsia="ru-UA"/>
-        </w:rPr>
-        <w:t>for</w:t>
-      </w:r>
-      <w:r>
-        <w:rPr>
-          <w:rFonts w:ascii="Courier New" w:hAnsi="Courier New" w:cs="Courier New"/>
-          <w:color w:val="333333"/>
-          <w:sz w:val="20"/>
-          <w:szCs w:val="20"/>
-          <w:lang w:val="en-US" w:eastAsia="ru-UA"/>
-        </w:rPr>
-        <w:t xml:space="preserve"> (</w:t>
-      </w:r>
-      <w:r>
-        <w:rPr>
-          <w:rFonts w:ascii="Courier New" w:hAnsi="Courier New" w:cs="Courier New"/>
-          <w:color w:val="2B91AF"/>
-          <w:sz w:val="20"/>
-          <w:szCs w:val="20"/>
-          <w:lang w:val="en-US" w:eastAsia="ru-UA"/>
-        </w:rPr>
-        <w:t>int</w:t>
-      </w:r>
-      <w:r>
-        <w:rPr>
-          <w:rFonts w:ascii="Courier New" w:hAnsi="Courier New" w:cs="Courier New"/>
-          <w:color w:val="333333"/>
-          <w:sz w:val="20"/>
-          <w:szCs w:val="20"/>
-          <w:lang w:val="en-US" w:eastAsia="ru-UA"/>
-        </w:rPr>
-        <w:t xml:space="preserve"> </w:t>
-      </w:r>
-      <w:proofErr w:type="spellStart"/>
-      <w:r>
-        <w:rPr>
-          <w:rFonts w:ascii="Courier New" w:hAnsi="Courier New" w:cs="Courier New"/>
-          <w:color w:val="333333"/>
-          <w:sz w:val="20"/>
-          <w:szCs w:val="20"/>
-          <w:lang w:val="en-US" w:eastAsia="ru-UA"/>
-        </w:rPr>
-        <w:t>i</w:t>
-      </w:r>
-      <w:proofErr w:type="spellEnd"/>
-      <w:r>
-        <w:rPr>
-          <w:rFonts w:ascii="Courier New" w:hAnsi="Courier New" w:cs="Courier New"/>
-          <w:color w:val="333333"/>
-          <w:sz w:val="20"/>
-          <w:szCs w:val="20"/>
-          <w:lang w:val="en-US" w:eastAsia="ru-UA"/>
-        </w:rPr>
-        <w:t xml:space="preserve"> = 0; </w:t>
-      </w:r>
-      <w:proofErr w:type="spellStart"/>
-      <w:r>
-        <w:rPr>
-          <w:rFonts w:ascii="Courier New" w:hAnsi="Courier New" w:cs="Courier New"/>
-          <w:color w:val="333333"/>
-          <w:sz w:val="20"/>
-          <w:szCs w:val="20"/>
-          <w:lang w:val="en-US" w:eastAsia="ru-UA"/>
-        </w:rPr>
-        <w:t>i</w:t>
-      </w:r>
-      <w:proofErr w:type="spellEnd"/>
-      <w:r>
-        <w:rPr>
-          <w:rFonts w:ascii="Courier New" w:hAnsi="Courier New" w:cs="Courier New"/>
-          <w:color w:val="333333"/>
-          <w:sz w:val="20"/>
-          <w:szCs w:val="20"/>
-          <w:lang w:val="en-US" w:eastAsia="ru-UA"/>
-        </w:rPr>
-        <w:t xml:space="preserve"> &lt; </w:t>
-      </w:r>
-      <w:proofErr w:type="spellStart"/>
-      <w:r>
-        <w:rPr>
-          <w:rFonts w:ascii="Courier New" w:hAnsi="Courier New" w:cs="Courier New"/>
-          <w:color w:val="333333"/>
-          <w:sz w:val="20"/>
-          <w:szCs w:val="20"/>
-          <w:lang w:val="en-US" w:eastAsia="ru-UA"/>
-        </w:rPr>
-        <w:t>nThreads</w:t>
-      </w:r>
-      <w:proofErr w:type="spellEnd"/>
-      <w:r>
-        <w:rPr>
-          <w:rFonts w:ascii="Courier New" w:hAnsi="Courier New" w:cs="Courier New"/>
-          <w:color w:val="333333"/>
-          <w:sz w:val="20"/>
-          <w:szCs w:val="20"/>
-          <w:lang w:val="en-US" w:eastAsia="ru-UA"/>
-        </w:rPr>
-        <w:t xml:space="preserve">; </w:t>
-      </w:r>
-      <w:proofErr w:type="spellStart"/>
-      <w:r>
-        <w:rPr>
-          <w:rFonts w:ascii="Courier New" w:hAnsi="Courier New" w:cs="Courier New"/>
-          <w:color w:val="333333"/>
-          <w:sz w:val="20"/>
-          <w:szCs w:val="20"/>
-          <w:lang w:val="en-US" w:eastAsia="ru-UA"/>
-        </w:rPr>
-        <w:t>i</w:t>
-      </w:r>
-      <w:proofErr w:type="spellEnd"/>
-      <w:r>
-        <w:rPr>
-          <w:rFonts w:ascii="Courier New" w:hAnsi="Courier New" w:cs="Courier New"/>
-          <w:color w:val="333333"/>
-          <w:sz w:val="20"/>
-          <w:szCs w:val="20"/>
-          <w:lang w:val="en-US" w:eastAsia="ru-UA"/>
-        </w:rPr>
-        <w:t>++) {</w:t>
-      </w:r>
-    </w:p>
-    <w:p>
-      <w:pPr>
-        <w:tabs>
-          <w:tab w:val="left" w:pos="916"/>
-          <w:tab w:val="left" w:pos="1832"/>
-          <w:tab w:val="left" w:pos="2748"/>
-          <w:tab w:val="left" w:pos="3664"/>
-          <w:tab w:val="left" w:pos="4580"/>
-          <w:tab w:val="left" w:pos="5496"/>
-          <w:tab w:val="left" w:pos="6412"/>
-          <w:tab w:val="left" w:pos="7328"/>
-          <w:tab w:val="left" w:pos="8244"/>
-          <w:tab w:val="left" w:pos="9160"/>
-          <w:tab w:val="left" w:pos="10076"/>
-          <w:tab w:val="left" w:pos="10992"/>
-          <w:tab w:val="left" w:pos="11908"/>
-          <w:tab w:val="left" w:pos="12824"/>
-          <w:tab w:val="left" w:pos="13740"/>
-          <w:tab w:val="left" w:pos="14656"/>
-        </w:tabs>
-        <w:spacing w:line="244" w:lineRule="atLeast"/>
-        <w:rPr>
-          <w:rFonts w:ascii="Courier New" w:hAnsi="Courier New" w:cs="Courier New"/>
-          <w:color w:val="333333"/>
-          <w:sz w:val="20"/>
-          <w:szCs w:val="20"/>
-          <w:lang w:val="en-US" w:eastAsia="ru-UA"/>
-        </w:rPr>
-      </w:pPr>
-      <w:r>
-        <w:rPr>
-          <w:rFonts w:ascii="Courier New" w:hAnsi="Courier New" w:cs="Courier New"/>
-          <w:color w:val="333333"/>
-          <w:sz w:val="20"/>
-          <w:szCs w:val="20"/>
-          <w:lang w:val="en-US" w:eastAsia="ru-UA"/>
-        </w:rPr>
-        <w:t xml:space="preserve">        </w:t>
-      </w:r>
-      <w:proofErr w:type="spellStart"/>
-      <w:r>
-        <w:rPr>
-          <w:rFonts w:ascii="Courier New" w:hAnsi="Courier New" w:cs="Courier New"/>
-          <w:color w:val="2B91AF"/>
-          <w:sz w:val="20"/>
-          <w:szCs w:val="20"/>
-          <w:lang w:val="en-US" w:eastAsia="ru-UA"/>
-        </w:rPr>
-        <w:t>size_t</w:t>
-      </w:r>
-      <w:proofErr w:type="spellEnd"/>
-      <w:r>
-        <w:rPr>
-          <w:rFonts w:ascii="Courier New" w:hAnsi="Courier New" w:cs="Courier New"/>
-          <w:color w:val="333333"/>
-          <w:sz w:val="20"/>
-          <w:szCs w:val="20"/>
-          <w:lang w:val="en-US" w:eastAsia="ru-UA"/>
-        </w:rPr>
-        <w:t xml:space="preserve"> start = </w:t>
-      </w:r>
-      <w:proofErr w:type="spellStart"/>
-      <w:r>
-        <w:rPr>
-          <w:rFonts w:ascii="Courier New" w:hAnsi="Courier New" w:cs="Courier New"/>
-          <w:color w:val="333333"/>
-          <w:sz w:val="20"/>
-          <w:szCs w:val="20"/>
-          <w:lang w:val="en-US" w:eastAsia="ru-UA"/>
-        </w:rPr>
-        <w:t>i</w:t>
-      </w:r>
-      <w:proofErr w:type="spellEnd"/>
-      <w:r>
-        <w:rPr>
-          <w:rFonts w:ascii="Courier New" w:hAnsi="Courier New" w:cs="Courier New"/>
-          <w:color w:val="333333"/>
-          <w:sz w:val="20"/>
-          <w:szCs w:val="20"/>
-          <w:lang w:val="en-US" w:eastAsia="ru-UA"/>
-        </w:rPr>
-        <w:t xml:space="preserve"> * </w:t>
-      </w:r>
-      <w:proofErr w:type="spellStart"/>
-      <w:r>
-        <w:rPr>
-          <w:rFonts w:ascii="Courier New" w:hAnsi="Courier New" w:cs="Courier New"/>
-          <w:color w:val="333333"/>
-          <w:sz w:val="20"/>
-          <w:szCs w:val="20"/>
-          <w:lang w:val="en-US" w:eastAsia="ru-UA"/>
-        </w:rPr>
-        <w:t>chainSize</w:t>
-      </w:r>
-      <w:proofErr w:type="spellEnd"/>
-      <w:r>
-        <w:rPr>
-          <w:rFonts w:ascii="Courier New" w:hAnsi="Courier New" w:cs="Courier New"/>
-          <w:color w:val="333333"/>
-          <w:sz w:val="20"/>
-          <w:szCs w:val="20"/>
-          <w:lang w:val="en-US" w:eastAsia="ru-UA"/>
-        </w:rPr>
-        <w:t>;</w:t>
-      </w:r>
-    </w:p>
-    <w:p>
-      <w:pPr>
-        <w:tabs>
-          <w:tab w:val="left" w:pos="916"/>
-          <w:tab w:val="left" w:pos="1832"/>
-          <w:tab w:val="left" w:pos="2748"/>
-          <w:tab w:val="left" w:pos="3664"/>
-          <w:tab w:val="left" w:pos="4580"/>
-          <w:tab w:val="left" w:pos="5496"/>
-          <w:tab w:val="left" w:pos="6412"/>
-          <w:tab w:val="left" w:pos="7328"/>
-          <w:tab w:val="left" w:pos="8244"/>
-          <w:tab w:val="left" w:pos="9160"/>
-          <w:tab w:val="left" w:pos="10076"/>
-          <w:tab w:val="left" w:pos="10992"/>
-          <w:tab w:val="left" w:pos="11908"/>
-          <w:tab w:val="left" w:pos="12824"/>
-          <w:tab w:val="left" w:pos="13740"/>
-          <w:tab w:val="left" w:pos="14656"/>
-        </w:tabs>
-        <w:spacing w:line="244" w:lineRule="atLeast"/>
-        <w:rPr>
-          <w:rFonts w:ascii="Courier New" w:hAnsi="Courier New" w:cs="Courier New"/>
-          <w:color w:val="333333"/>
-          <w:sz w:val="20"/>
-          <w:szCs w:val="20"/>
-          <w:lang w:val="en-US" w:eastAsia="ru-UA"/>
-        </w:rPr>
-      </w:pPr>
-      <w:r>
-        <w:rPr>
-          <w:rFonts w:ascii="Courier New" w:hAnsi="Courier New" w:cs="Courier New"/>
-          <w:color w:val="333333"/>
-          <w:sz w:val="20"/>
-          <w:szCs w:val="20"/>
-          <w:lang w:val="en-US" w:eastAsia="ru-UA"/>
-        </w:rPr>
-        <w:t xml:space="preserve">        </w:t>
-      </w:r>
-      <w:proofErr w:type="spellStart"/>
-      <w:r>
-        <w:rPr>
-          <w:rFonts w:ascii="Courier New" w:hAnsi="Courier New" w:cs="Courier New"/>
-          <w:color w:val="2B91AF"/>
-          <w:sz w:val="20"/>
-          <w:szCs w:val="20"/>
-          <w:lang w:val="en-US" w:eastAsia="ru-UA"/>
-        </w:rPr>
-        <w:t>size_t</w:t>
-      </w:r>
-      <w:proofErr w:type="spellEnd"/>
-      <w:r>
-        <w:rPr>
-          <w:rFonts w:ascii="Courier New" w:hAnsi="Courier New" w:cs="Courier New"/>
-          <w:color w:val="333333"/>
-          <w:sz w:val="20"/>
-          <w:szCs w:val="20"/>
-          <w:lang w:val="en-US" w:eastAsia="ru-UA"/>
-        </w:rPr>
-        <w:t xml:space="preserve"> end = (</w:t>
-      </w:r>
-      <w:proofErr w:type="spellStart"/>
-      <w:r>
-        <w:rPr>
-          <w:rFonts w:ascii="Courier New" w:hAnsi="Courier New" w:cs="Courier New"/>
-          <w:color w:val="333333"/>
-          <w:sz w:val="20"/>
-          <w:szCs w:val="20"/>
-          <w:lang w:val="en-US" w:eastAsia="ru-UA"/>
-        </w:rPr>
-        <w:t>i</w:t>
-      </w:r>
-      <w:proofErr w:type="spellEnd"/>
-      <w:r>
-        <w:rPr>
-          <w:rFonts w:ascii="Courier New" w:hAnsi="Courier New" w:cs="Courier New"/>
-          <w:color w:val="333333"/>
-          <w:sz w:val="20"/>
-          <w:szCs w:val="20"/>
-          <w:lang w:val="en-US" w:eastAsia="ru-UA"/>
-        </w:rPr>
-        <w:t xml:space="preserve"> == </w:t>
-      </w:r>
-      <w:proofErr w:type="spellStart"/>
-      <w:r>
-        <w:rPr>
-          <w:rFonts w:ascii="Courier New" w:hAnsi="Courier New" w:cs="Courier New"/>
-          <w:color w:val="333333"/>
-          <w:sz w:val="20"/>
-          <w:szCs w:val="20"/>
-          <w:lang w:val="en-US" w:eastAsia="ru-UA"/>
-        </w:rPr>
-        <w:t>nThreads</w:t>
-      </w:r>
-      <w:proofErr w:type="spellEnd"/>
-      <w:r>
-        <w:rPr>
-          <w:rFonts w:ascii="Courier New" w:hAnsi="Courier New" w:cs="Courier New"/>
-          <w:color w:val="333333"/>
-          <w:sz w:val="20"/>
-          <w:szCs w:val="20"/>
-          <w:lang w:val="en-US" w:eastAsia="ru-UA"/>
-        </w:rPr>
-        <w:t xml:space="preserve"> - 1</w:t>
-      </w:r>
-      <w:proofErr w:type="gramStart"/>
-      <w:r>
-        <w:rPr>
-          <w:rFonts w:ascii="Courier New" w:hAnsi="Courier New" w:cs="Courier New"/>
-          <w:color w:val="333333"/>
-          <w:sz w:val="20"/>
-          <w:szCs w:val="20"/>
-          <w:lang w:val="en-US" w:eastAsia="ru-UA"/>
-        </w:rPr>
-        <w:t>) ?</w:t>
-      </w:r>
-      <w:proofErr w:type="gramEnd"/>
-      <w:r>
-        <w:rPr>
-          <w:rFonts w:ascii="Courier New" w:hAnsi="Courier New" w:cs="Courier New"/>
-          <w:color w:val="333333"/>
-          <w:sz w:val="20"/>
-          <w:szCs w:val="20"/>
-          <w:lang w:val="en-US" w:eastAsia="ru-UA"/>
-        </w:rPr>
-        <w:t xml:space="preserve"> </w:t>
-      </w:r>
-      <w:proofErr w:type="spellStart"/>
-      <w:r>
-        <w:rPr>
-          <w:rFonts w:ascii="Courier New" w:hAnsi="Courier New" w:cs="Courier New"/>
-          <w:color w:val="333333"/>
-          <w:sz w:val="20"/>
-          <w:szCs w:val="20"/>
-          <w:lang w:val="en-US" w:eastAsia="ru-UA"/>
-        </w:rPr>
-        <w:t>numbers.size</w:t>
-      </w:r>
-      <w:proofErr w:type="spellEnd"/>
-      <w:r>
-        <w:rPr>
-          <w:rFonts w:ascii="Courier New" w:hAnsi="Courier New" w:cs="Courier New"/>
-          <w:color w:val="333333"/>
-          <w:sz w:val="20"/>
-          <w:szCs w:val="20"/>
-          <w:lang w:val="en-US" w:eastAsia="ru-UA"/>
-        </w:rPr>
-        <w:t xml:space="preserve">() : start + </w:t>
-      </w:r>
-      <w:proofErr w:type="spellStart"/>
-      <w:r>
-        <w:rPr>
-          <w:rFonts w:ascii="Courier New" w:hAnsi="Courier New" w:cs="Courier New"/>
-          <w:color w:val="333333"/>
-          <w:sz w:val="20"/>
-          <w:szCs w:val="20"/>
-          <w:lang w:val="en-US" w:eastAsia="ru-UA"/>
-        </w:rPr>
-        <w:t>chainSize</w:t>
-      </w:r>
-      <w:proofErr w:type="spellEnd"/>
-      <w:r>
-        <w:rPr>
-          <w:rFonts w:ascii="Courier New" w:hAnsi="Courier New" w:cs="Courier New"/>
-          <w:color w:val="333333"/>
-          <w:sz w:val="20"/>
-          <w:szCs w:val="20"/>
-          <w:lang w:val="en-US" w:eastAsia="ru-UA"/>
-        </w:rPr>
-        <w:t>;</w:t>
-      </w:r>
-    </w:p>
-    <w:p>
-      <w:pPr>
-        <w:tabs>
-          <w:tab w:val="left" w:pos="916"/>
-          <w:tab w:val="left" w:pos="1832"/>
-          <w:tab w:val="left" w:pos="2748"/>
-          <w:tab w:val="left" w:pos="3664"/>
-          <w:tab w:val="left" w:pos="4580"/>
-          <w:tab w:val="left" w:pos="5496"/>
-          <w:tab w:val="left" w:pos="6412"/>
-          <w:tab w:val="left" w:pos="7328"/>
-          <w:tab w:val="left" w:pos="8244"/>
-          <w:tab w:val="left" w:pos="9160"/>
-          <w:tab w:val="left" w:pos="10076"/>
-          <w:tab w:val="left" w:pos="10992"/>
-          <w:tab w:val="left" w:pos="11908"/>
-          <w:tab w:val="left" w:pos="12824"/>
-          <w:tab w:val="left" w:pos="13740"/>
-          <w:tab w:val="left" w:pos="14656"/>
-        </w:tabs>
-        <w:spacing w:line="244" w:lineRule="atLeast"/>
-        <w:rPr>
-          <w:rFonts w:ascii="Courier New" w:hAnsi="Courier New" w:cs="Courier New"/>
-          <w:color w:val="333333"/>
-          <w:sz w:val="20"/>
-          <w:szCs w:val="20"/>
-          <w:lang w:val="en-US" w:eastAsia="ru-UA"/>
-        </w:rPr>
-      </w:pPr>
-      <w:r>
-        <w:rPr>
-          <w:rFonts w:ascii="Courier New" w:hAnsi="Courier New" w:cs="Courier New"/>
-          <w:color w:val="333333"/>
-          <w:sz w:val="20"/>
-          <w:szCs w:val="20"/>
-          <w:lang w:val="en-US" w:eastAsia="ru-UA"/>
-        </w:rPr>
-        <w:t xml:space="preserve">        </w:t>
-      </w:r>
-      <w:proofErr w:type="spellStart"/>
-      <w:proofErr w:type="gramStart"/>
-      <w:r>
-        <w:rPr>
-          <w:rFonts w:ascii="Courier New" w:hAnsi="Courier New" w:cs="Courier New"/>
-          <w:color w:val="333333"/>
-          <w:sz w:val="20"/>
-          <w:szCs w:val="20"/>
-          <w:lang w:val="en-US" w:eastAsia="ru-UA"/>
-        </w:rPr>
-        <w:t>threads.emplace</w:t>
-      </w:r>
-      <w:proofErr w:type="gramEnd"/>
-      <w:r>
-        <w:rPr>
-          <w:rFonts w:ascii="Courier New" w:hAnsi="Courier New" w:cs="Courier New"/>
-          <w:color w:val="333333"/>
-          <w:sz w:val="20"/>
-          <w:szCs w:val="20"/>
-          <w:lang w:val="en-US" w:eastAsia="ru-UA"/>
-        </w:rPr>
-        <w:t>_back</w:t>
-      </w:r>
-      <w:proofErr w:type="spellEnd"/>
-      <w:r>
-        <w:rPr>
-          <w:rFonts w:ascii="Courier New" w:hAnsi="Courier New" w:cs="Courier New"/>
-          <w:color w:val="333333"/>
-          <w:sz w:val="20"/>
-          <w:szCs w:val="20"/>
-          <w:lang w:val="en-US" w:eastAsia="ru-UA"/>
-        </w:rPr>
-        <w:t>(</w:t>
-      </w:r>
-      <w:proofErr w:type="spellStart"/>
-      <w:r>
-        <w:rPr>
-          <w:rFonts w:ascii="Courier New" w:hAnsi="Courier New" w:cs="Courier New"/>
-          <w:color w:val="333333"/>
-          <w:sz w:val="20"/>
-          <w:szCs w:val="20"/>
-          <w:lang w:val="en-US" w:eastAsia="ru-UA"/>
-        </w:rPr>
-        <w:t>atomicThreadWorker</w:t>
-      </w:r>
-      <w:proofErr w:type="spellEnd"/>
-      <w:r>
-        <w:rPr>
-          <w:rFonts w:ascii="Courier New" w:hAnsi="Courier New" w:cs="Courier New"/>
-          <w:color w:val="333333"/>
-          <w:sz w:val="20"/>
-          <w:szCs w:val="20"/>
-          <w:lang w:val="en-US" w:eastAsia="ru-UA"/>
-        </w:rPr>
-        <w:t>, std::</w:t>
-      </w:r>
-      <w:proofErr w:type="spellStart"/>
-      <w:r>
-        <w:rPr>
-          <w:rFonts w:ascii="Courier New" w:hAnsi="Courier New" w:cs="Courier New"/>
-          <w:color w:val="333333"/>
-          <w:sz w:val="20"/>
-          <w:szCs w:val="20"/>
-          <w:lang w:val="en-US" w:eastAsia="ru-UA"/>
-        </w:rPr>
-        <w:t>cref</w:t>
-      </w:r>
-      <w:proofErr w:type="spellEnd"/>
-      <w:r>
-        <w:rPr>
-          <w:rFonts w:ascii="Courier New" w:hAnsi="Courier New" w:cs="Courier New"/>
-          <w:color w:val="333333"/>
-          <w:sz w:val="20"/>
-          <w:szCs w:val="20"/>
-          <w:lang w:val="en-US" w:eastAsia="ru-UA"/>
-        </w:rPr>
-        <w:t>(numbers), start, end,</w:t>
-      </w:r>
-    </w:p>
-    <w:p>
-      <w:pPr>
-        <w:tabs>
-          <w:tab w:val="left" w:pos="916"/>
-          <w:tab w:val="left" w:pos="1832"/>
-          <w:tab w:val="left" w:pos="2748"/>
-          <w:tab w:val="left" w:pos="3664"/>
-          <w:tab w:val="left" w:pos="4580"/>
-          <w:tab w:val="left" w:pos="5496"/>
-          <w:tab w:val="left" w:pos="6412"/>
-          <w:tab w:val="left" w:pos="7328"/>
-          <w:tab w:val="left" w:pos="8244"/>
-          <w:tab w:val="left" w:pos="9160"/>
-          <w:tab w:val="left" w:pos="10076"/>
-          <w:tab w:val="left" w:pos="10992"/>
-          <w:tab w:val="left" w:pos="11908"/>
-          <w:tab w:val="left" w:pos="12824"/>
-          <w:tab w:val="left" w:pos="13740"/>
-          <w:tab w:val="left" w:pos="14656"/>
-        </w:tabs>
-        <w:spacing w:line="244" w:lineRule="atLeast"/>
-        <w:rPr>
-          <w:rFonts w:ascii="Courier New" w:hAnsi="Courier New" w:cs="Courier New"/>
-          <w:color w:val="333333"/>
-          <w:sz w:val="20"/>
-          <w:szCs w:val="20"/>
-          <w:lang w:val="en-US" w:eastAsia="ru-UA"/>
-        </w:rPr>
-      </w:pPr>
-      <w:r>
-        <w:rPr>
-          <w:rFonts w:ascii="Courier New" w:hAnsi="Courier New" w:cs="Courier New"/>
-          <w:color w:val="333333"/>
-          <w:sz w:val="20"/>
-          <w:szCs w:val="20"/>
-          <w:lang w:val="en-US" w:eastAsia="ru-UA"/>
-        </w:rPr>
-        <w:t xml:space="preserve">            </w:t>
-      </w:r>
-      <w:proofErr w:type="gramStart"/>
-      <w:r>
-        <w:rPr>
-          <w:rFonts w:ascii="Courier New" w:hAnsi="Courier New" w:cs="Courier New"/>
-          <w:color w:val="333333"/>
-          <w:sz w:val="20"/>
-          <w:szCs w:val="20"/>
-          <w:lang w:val="en-US" w:eastAsia="ru-UA"/>
-        </w:rPr>
-        <w:t>std::</w:t>
-      </w:r>
-      <w:proofErr w:type="gramEnd"/>
-      <w:r>
-        <w:rPr>
-          <w:rFonts w:ascii="Courier New" w:hAnsi="Courier New" w:cs="Courier New"/>
-          <w:color w:val="333333"/>
-          <w:sz w:val="20"/>
-          <w:szCs w:val="20"/>
-          <w:lang w:val="en-US" w:eastAsia="ru-UA"/>
-        </w:rPr>
-        <w:t>ref(</w:t>
-      </w:r>
-      <w:proofErr w:type="spellStart"/>
-      <w:r>
-        <w:rPr>
-          <w:rFonts w:ascii="Courier New" w:hAnsi="Courier New" w:cs="Courier New"/>
-          <w:color w:val="333333"/>
-          <w:sz w:val="20"/>
-          <w:szCs w:val="20"/>
-          <w:lang w:val="en-US" w:eastAsia="ru-UA"/>
-        </w:rPr>
-        <w:t>globalCounter</w:t>
-      </w:r>
-      <w:proofErr w:type="spellEnd"/>
-      <w:r>
-        <w:rPr>
-          <w:rFonts w:ascii="Courier New" w:hAnsi="Courier New" w:cs="Courier New"/>
-          <w:color w:val="333333"/>
-          <w:sz w:val="20"/>
-          <w:szCs w:val="20"/>
-          <w:lang w:val="en-US" w:eastAsia="ru-UA"/>
-        </w:rPr>
-        <w:t>), std::ref(</w:t>
-      </w:r>
-      <w:proofErr w:type="spellStart"/>
-      <w:r>
-        <w:rPr>
-          <w:rFonts w:ascii="Courier New" w:hAnsi="Courier New" w:cs="Courier New"/>
-          <w:color w:val="333333"/>
-          <w:sz w:val="20"/>
-          <w:szCs w:val="20"/>
-          <w:lang w:val="en-US" w:eastAsia="ru-UA"/>
-        </w:rPr>
-        <w:t>globalMax</w:t>
-      </w:r>
-      <w:proofErr w:type="spellEnd"/>
-      <w:r>
-        <w:rPr>
-          <w:rFonts w:ascii="Courier New" w:hAnsi="Courier New" w:cs="Courier New"/>
-          <w:color w:val="333333"/>
-          <w:sz w:val="20"/>
-          <w:szCs w:val="20"/>
-          <w:lang w:val="en-US" w:eastAsia="ru-UA"/>
-        </w:rPr>
-        <w:t>));</w:t>
-      </w:r>
-    </w:p>
-    <w:p>
-      <w:pPr>
-        <w:tabs>
-          <w:tab w:val="left" w:pos="916"/>
-          <w:tab w:val="left" w:pos="1832"/>
-          <w:tab w:val="left" w:pos="2748"/>
-          <w:tab w:val="left" w:pos="3664"/>
-          <w:tab w:val="left" w:pos="4580"/>
-          <w:tab w:val="left" w:pos="5496"/>
-          <w:tab w:val="left" w:pos="6412"/>
-          <w:tab w:val="left" w:pos="7328"/>
-          <w:tab w:val="left" w:pos="8244"/>
-          <w:tab w:val="left" w:pos="9160"/>
-          <w:tab w:val="left" w:pos="10076"/>
-          <w:tab w:val="left" w:pos="10992"/>
-          <w:tab w:val="left" w:pos="11908"/>
-          <w:tab w:val="left" w:pos="12824"/>
-          <w:tab w:val="left" w:pos="13740"/>
-          <w:tab w:val="left" w:pos="14656"/>
-        </w:tabs>
-        <w:spacing w:line="244" w:lineRule="atLeast"/>
-        <w:rPr>
-          <w:rFonts w:ascii="Courier New" w:hAnsi="Courier New" w:cs="Courier New"/>
-          <w:color w:val="333333"/>
-          <w:sz w:val="20"/>
-          <w:szCs w:val="20"/>
-          <w:lang w:val="en-US" w:eastAsia="ru-UA"/>
-        </w:rPr>
-      </w:pPr>
-      <w:r>
-        <w:rPr>
-          <w:rFonts w:ascii="Courier New" w:hAnsi="Courier New" w:cs="Courier New"/>
-          <w:color w:val="333333"/>
-          <w:sz w:val="20"/>
-          <w:szCs w:val="20"/>
-          <w:lang w:val="en-US" w:eastAsia="ru-UA"/>
-        </w:rPr>
-        <w:t xml:space="preserve">    }</w:t>
-      </w:r>
-    </w:p>
-    <w:p>
-      <w:pPr>
-        <w:tabs>
-          <w:tab w:val="left" w:pos="916"/>
-          <w:tab w:val="left" w:pos="1832"/>
-          <w:tab w:val="left" w:pos="2748"/>
-          <w:tab w:val="left" w:pos="3664"/>
-          <w:tab w:val="left" w:pos="4580"/>
-          <w:tab w:val="left" w:pos="5496"/>
-          <w:tab w:val="left" w:pos="6412"/>
-          <w:tab w:val="left" w:pos="7328"/>
-          <w:tab w:val="left" w:pos="8244"/>
-          <w:tab w:val="left" w:pos="9160"/>
-          <w:tab w:val="left" w:pos="10076"/>
-          <w:tab w:val="left" w:pos="10992"/>
-          <w:tab w:val="left" w:pos="11908"/>
-          <w:tab w:val="left" w:pos="12824"/>
-          <w:tab w:val="left" w:pos="13740"/>
-          <w:tab w:val="left" w:pos="14656"/>
-        </w:tabs>
-        <w:spacing w:line="244" w:lineRule="atLeast"/>
-        <w:rPr>
-          <w:rFonts w:ascii="Courier New" w:hAnsi="Courier New" w:cs="Courier New"/>
-          <w:color w:val="333333"/>
-          <w:sz w:val="20"/>
-          <w:szCs w:val="20"/>
-          <w:lang w:val="en-US" w:eastAsia="ru-UA"/>
-        </w:rPr>
-      </w:pPr>
-      <w:r>
-        <w:rPr>
-          <w:rFonts w:ascii="Courier New" w:hAnsi="Courier New" w:cs="Courier New"/>
-          <w:color w:val="333333"/>
-          <w:sz w:val="20"/>
-          <w:szCs w:val="20"/>
-          <w:lang w:val="en-US" w:eastAsia="ru-UA"/>
-        </w:rPr>
-        <w:t xml:space="preserve">    </w:t>
-      </w:r>
-      <w:r>
-        <w:rPr>
-          <w:rFonts w:ascii="Courier New" w:hAnsi="Courier New" w:cs="Courier New"/>
-          <w:color w:val="0000FF"/>
-          <w:sz w:val="20"/>
-          <w:szCs w:val="20"/>
-          <w:lang w:val="en-US" w:eastAsia="ru-UA"/>
-        </w:rPr>
-        <w:t>for</w:t>
-      </w:r>
-      <w:r>
-        <w:rPr>
-          <w:rFonts w:ascii="Courier New" w:hAnsi="Courier New" w:cs="Courier New"/>
-          <w:color w:val="333333"/>
-          <w:sz w:val="20"/>
-          <w:szCs w:val="20"/>
-          <w:lang w:val="en-US" w:eastAsia="ru-UA"/>
-        </w:rPr>
-        <w:t xml:space="preserve"> (</w:t>
-      </w:r>
-      <w:r>
-        <w:rPr>
-          <w:rFonts w:ascii="Courier New" w:hAnsi="Courier New" w:cs="Courier New"/>
-          <w:color w:val="0000FF"/>
-          <w:sz w:val="20"/>
-          <w:szCs w:val="20"/>
-          <w:lang w:val="en-US" w:eastAsia="ru-UA"/>
-        </w:rPr>
-        <w:t>auto</w:t>
-      </w:r>
-      <w:r>
-        <w:rPr>
-          <w:rFonts w:ascii="Courier New" w:hAnsi="Courier New" w:cs="Courier New"/>
-          <w:color w:val="333333"/>
-          <w:sz w:val="20"/>
-          <w:szCs w:val="20"/>
-          <w:lang w:val="en-US" w:eastAsia="ru-UA"/>
-        </w:rPr>
-        <w:t xml:space="preserve">&amp; </w:t>
-      </w:r>
-      <w:proofErr w:type="gramStart"/>
-      <w:r>
-        <w:rPr>
-          <w:rFonts w:ascii="Courier New" w:hAnsi="Courier New" w:cs="Courier New"/>
-          <w:color w:val="333333"/>
-          <w:sz w:val="20"/>
-          <w:szCs w:val="20"/>
-          <w:lang w:val="en-US" w:eastAsia="ru-UA"/>
-        </w:rPr>
-        <w:t>t :</w:t>
-      </w:r>
-      <w:proofErr w:type="gramEnd"/>
-      <w:r>
-        <w:rPr>
-          <w:rFonts w:ascii="Courier New" w:hAnsi="Courier New" w:cs="Courier New"/>
-          <w:color w:val="333333"/>
-          <w:sz w:val="20"/>
-          <w:szCs w:val="20"/>
-          <w:lang w:val="en-US" w:eastAsia="ru-UA"/>
-        </w:rPr>
-        <w:t xml:space="preserve"> threads){ </w:t>
-      </w:r>
-    </w:p>
-    <w:p>
-      <w:pPr>
-        <w:tabs>
-          <w:tab w:val="left" w:pos="916"/>
-          <w:tab w:val="left" w:pos="1832"/>
-          <w:tab w:val="left" w:pos="2748"/>
-          <w:tab w:val="left" w:pos="3664"/>
-          <w:tab w:val="left" w:pos="4580"/>
-          <w:tab w:val="left" w:pos="5496"/>
-          <w:tab w:val="left" w:pos="6412"/>
-          <w:tab w:val="left" w:pos="7328"/>
-          <w:tab w:val="left" w:pos="8244"/>
-          <w:tab w:val="left" w:pos="9160"/>
-          <w:tab w:val="left" w:pos="10076"/>
-          <w:tab w:val="left" w:pos="10992"/>
-          <w:tab w:val="left" w:pos="11908"/>
-          <w:tab w:val="left" w:pos="12824"/>
-          <w:tab w:val="left" w:pos="13740"/>
-          <w:tab w:val="left" w:pos="14656"/>
-        </w:tabs>
-        <w:spacing w:line="244" w:lineRule="atLeast"/>
-        <w:rPr>
-          <w:rFonts w:ascii="Courier New" w:hAnsi="Courier New" w:cs="Courier New"/>
-          <w:color w:val="333333"/>
-          <w:sz w:val="20"/>
-          <w:szCs w:val="20"/>
-          <w:lang w:val="en-US" w:eastAsia="ru-UA"/>
-        </w:rPr>
-      </w:pPr>
-      <w:r>
-        <w:rPr>
-          <w:rFonts w:ascii="Courier New" w:hAnsi="Courier New" w:cs="Courier New"/>
-          <w:color w:val="333333"/>
-          <w:sz w:val="20"/>
-          <w:szCs w:val="20"/>
-          <w:lang w:val="en-US" w:eastAsia="ru-UA"/>
-        </w:rPr>
-        <w:t xml:space="preserve">        </w:t>
-      </w:r>
-      <w:proofErr w:type="spellStart"/>
-      <w:proofErr w:type="gramStart"/>
-      <w:r>
-        <w:rPr>
-          <w:rFonts w:ascii="Courier New" w:hAnsi="Courier New" w:cs="Courier New"/>
-          <w:color w:val="333333"/>
-          <w:sz w:val="20"/>
-          <w:szCs w:val="20"/>
-          <w:lang w:val="en-US" w:eastAsia="ru-UA"/>
-        </w:rPr>
-        <w:t>t.join</w:t>
-      </w:r>
-      <w:proofErr w:type="spellEnd"/>
-      <w:proofErr w:type="gramEnd"/>
-      <w:r>
-        <w:rPr>
-          <w:rFonts w:ascii="Courier New" w:hAnsi="Courier New" w:cs="Courier New"/>
-          <w:color w:val="333333"/>
-          <w:sz w:val="20"/>
-          <w:szCs w:val="20"/>
-          <w:lang w:val="en-US" w:eastAsia="ru-UA"/>
-        </w:rPr>
-        <w:t xml:space="preserve">(); </w:t>
-      </w:r>
-    </w:p>
-    <w:p>
-      <w:pPr>
-        <w:tabs>
-          <w:tab w:val="left" w:pos="916"/>
-          <w:tab w:val="left" w:pos="1832"/>
-          <w:tab w:val="left" w:pos="2748"/>
-          <w:tab w:val="left" w:pos="3664"/>
-          <w:tab w:val="left" w:pos="4580"/>
-          <w:tab w:val="left" w:pos="5496"/>
-          <w:tab w:val="left" w:pos="6412"/>
-          <w:tab w:val="left" w:pos="7328"/>
-          <w:tab w:val="left" w:pos="8244"/>
-          <w:tab w:val="left" w:pos="9160"/>
-          <w:tab w:val="left" w:pos="10076"/>
-          <w:tab w:val="left" w:pos="10992"/>
-          <w:tab w:val="left" w:pos="11908"/>
-          <w:tab w:val="left" w:pos="12824"/>
-          <w:tab w:val="left" w:pos="13740"/>
-          <w:tab w:val="left" w:pos="14656"/>
-        </w:tabs>
-        <w:spacing w:line="244" w:lineRule="atLeast"/>
-        <w:rPr>
-          <w:rFonts w:ascii="Courier New" w:hAnsi="Courier New" w:cs="Courier New"/>
-          <w:color w:val="333333"/>
-          <w:sz w:val="20"/>
-          <w:szCs w:val="20"/>
-          <w:lang w:val="en-US" w:eastAsia="ru-UA"/>
-        </w:rPr>
-      </w:pPr>
-      <w:r>
-        <w:rPr>
-          <w:rFonts w:ascii="Courier New" w:hAnsi="Courier New" w:cs="Courier New"/>
-          <w:color w:val="333333"/>
-          <w:sz w:val="20"/>
-          <w:szCs w:val="20"/>
-          <w:lang w:val="en-US" w:eastAsia="ru-UA"/>
-        </w:rPr>
-        <w:t xml:space="preserve">    }</w:t>
-      </w:r>
-    </w:p>
-    <w:p>
-      <w:pPr>
-        <w:tabs>
-          <w:tab w:val="left" w:pos="916"/>
-          <w:tab w:val="left" w:pos="1832"/>
-          <w:tab w:val="left" w:pos="2748"/>
-          <w:tab w:val="left" w:pos="3664"/>
-          <w:tab w:val="left" w:pos="4580"/>
-          <w:tab w:val="left" w:pos="5496"/>
-          <w:tab w:val="left" w:pos="6412"/>
-          <w:tab w:val="left" w:pos="7328"/>
-          <w:tab w:val="left" w:pos="8244"/>
-          <w:tab w:val="left" w:pos="9160"/>
-          <w:tab w:val="left" w:pos="10076"/>
-          <w:tab w:val="left" w:pos="10992"/>
-          <w:tab w:val="left" w:pos="11908"/>
-          <w:tab w:val="left" w:pos="12824"/>
-          <w:tab w:val="left" w:pos="13740"/>
-          <w:tab w:val="left" w:pos="14656"/>
-        </w:tabs>
-        <w:spacing w:line="244" w:lineRule="atLeast"/>
-        <w:rPr>
-          <w:rFonts w:ascii="Courier New" w:hAnsi="Courier New" w:cs="Courier New"/>
-          <w:color w:val="333333"/>
-          <w:sz w:val="20"/>
-          <w:szCs w:val="20"/>
-          <w:lang w:val="en-US" w:eastAsia="ru-UA"/>
-        </w:rPr>
-      </w:pPr>
-      <w:r>
-        <w:rPr>
-          <w:rFonts w:ascii="Courier New" w:hAnsi="Courier New" w:cs="Courier New"/>
-          <w:color w:val="333333"/>
-          <w:sz w:val="20"/>
-          <w:szCs w:val="20"/>
-          <w:lang w:val="en-US" w:eastAsia="ru-UA"/>
-        </w:rPr>
-        <w:lastRenderedPageBreak/>
         <w:t>}</w:t>
       </w:r>
+    </w:p>
+    <w:p>
+      <w:pPr>
+        <w:spacing w:line="360" w:lineRule="auto"/>
+        <w:rPr>
+          <w:sz w:val="28"/>
+          <w:szCs w:val="28"/>
+        </w:rPr>
+      </w:pPr>
+    </w:p>
+    <w:p>
+      <w:pPr>
+        <w:spacing w:line="360" w:lineRule="auto"/>
+        <w:rPr>
+          <w:sz w:val="28"/>
+          <w:szCs w:val="28"/>
+        </w:rPr>
+      </w:pPr>
+    </w:p>
+    <w:p>
+      <w:pPr>
+        <w:spacing w:line="360" w:lineRule="auto"/>
+        <w:rPr>
+          <w:sz w:val="28"/>
+          <w:szCs w:val="28"/>
+        </w:rPr>
+      </w:pPr>
     </w:p>
     <w:p>
       <w:pPr>
@@ -10893,6 +7491,14 @@
           <w:szCs w:val="28"/>
         </w:rPr>
       </w:pPr>
+      <w:r>
+        <w:rPr>
+          <w:sz w:val="28"/>
+          <w:szCs w:val="28"/>
+        </w:rPr>
+        <w:lastRenderedPageBreak/>
+        <w:t>Результати роботи неблокуючого алгоритму з використанням CAS-операцій:</w:t>
+      </w:r>
     </w:p>
     <w:p>
       <w:pPr>
@@ -10903,23 +7509,6 @@
           <w:szCs w:val="28"/>
         </w:rPr>
       </w:pPr>
-      <w:r>
-        <w:rPr>
-          <w:sz w:val="28"/>
-          <w:szCs w:val="28"/>
-        </w:rPr>
-        <w:t>Результати роботи неблокуючого алгоритму з використанням CAS-операцій:</w:t>
-      </w:r>
-    </w:p>
-    <w:p>
-      <w:pPr>
-        <w:spacing w:line="360" w:lineRule="auto"/>
-        <w:ind w:firstLine="709"/>
-        <w:rPr>
-          <w:sz w:val="28"/>
-          <w:szCs w:val="28"/>
-        </w:rPr>
-      </w:pPr>
     </w:p>
     <w:p>
       <w:pPr>
@@ -10937,10 +7526,10 @@
           <w:szCs w:val="28"/>
         </w:rPr>
         <w:drawing>
-          <wp:inline distT="0" distB="0" distL="0" distR="0" wp14:anchorId="3B87A70F" wp14:editId="52AA1D1B">
-            <wp:extent cx="4341517" cy="990600"/>
-            <wp:effectExtent l="0" t="0" r="1905" b="0"/>
-            <wp:docPr id="5" name="Рисунок 5"/>
+          <wp:inline distT="0" distB="0" distL="0" distR="0" wp14:anchorId="507EBD35" wp14:editId="292D694E">
+            <wp:extent cx="3848637" cy="1752845"/>
+            <wp:effectExtent l="0" t="0" r="0" b="0"/>
+            <wp:docPr id="9" name="Рисунок 9"/>
             <wp:cNvGraphicFramePr>
               <a:graphicFrameLocks xmlns:a="http://schemas.openxmlformats.org/drawingml/2006/main" noChangeAspect="1"/>
             </wp:cNvGraphicFramePr>
@@ -10960,7 +7549,7 @@
                   <pic:spPr>
                     <a:xfrm>
                       <a:off x="0" y="0"/>
-                      <a:ext cx="4345900" cy="991600"/>
+                      <a:ext cx="3848637" cy="1752845"/>
                     </a:xfrm>
                     <a:prstGeom prst="rect">
                       <a:avLst/>
@@ -11038,7 +7627,14 @@
           <w:szCs w:val="28"/>
           <w:lang w:val="en-US"/>
         </w:rPr>
-        <w:t>N = 10^7</w:t>
+        <w:t>N = 10^</w:t>
+      </w:r>
+      <w:r>
+        <w:rPr>
+          <w:sz w:val="28"/>
+          <w:szCs w:val="28"/>
+        </w:rPr>
+        <w:t>5</w:t>
       </w:r>
     </w:p>
     <w:p>
@@ -11065,13 +7661,41 @@
           <w:sz w:val="28"/>
           <w:szCs w:val="28"/>
         </w:rPr>
-        <w:t>Алгоритм успішно відпрацював без використання блокуючих примітивів ОС. Оскільки архітектура нашого рішення використовує локальні змінні, конкуренція між потоками в кінці обчислень є мінімальною (лише 4 потоки виконують по одному оновленню). Через це час виконання неблокуючого та блокуючого алгоритмів знаходиться майже на одному рівні</w:t>
+        <w:t xml:space="preserve">Алгоритм успішно відпрацював без використання блокуючих примітивів ОС. </w:t>
+      </w:r>
+      <w:r>
+        <w:rPr>
+          <w:sz w:val="28"/>
+          <w:szCs w:val="28"/>
+        </w:rPr>
+        <w:t>Через те, що ми виконуємо оновлення глобальної змінної в циклі, цей підхід також працює значно гірше, ніж послідовний підхід, але все ж таки краще, ніж підхід з використанням м’ютексів</w:t>
+      </w:r>
+      <w:r>
+        <w:rPr>
+          <w:sz w:val="28"/>
+          <w:szCs w:val="28"/>
+        </w:rPr>
+        <w:t xml:space="preserve"> (для </w:t>
       </w:r>
       <w:r>
         <w:rPr>
           <w:sz w:val="28"/>
           <w:szCs w:val="28"/>
           <w:lang w:val="en-US"/>
+        </w:rPr>
+        <w:t>N = 10^5</w:t>
+      </w:r>
+      <w:r>
+        <w:rPr>
+          <w:sz w:val="28"/>
+          <w:szCs w:val="28"/>
+        </w:rPr>
+        <w:t>)</w:t>
+      </w:r>
+      <w:r>
+        <w:rPr>
+          <w:sz w:val="28"/>
+          <w:szCs w:val="28"/>
         </w:rPr>
         <w:t>.</w:t>
       </w:r>
@@ -11137,10 +7761,10 @@
           <w:szCs w:val="28"/>
         </w:rPr>
         <w:drawing>
-          <wp:inline distT="0" distB="0" distL="0" distR="0" wp14:anchorId="46BA1DE9" wp14:editId="0DCC2472">
-            <wp:extent cx="6331585" cy="2405380"/>
-            <wp:effectExtent l="0" t="0" r="0" b="0"/>
-            <wp:docPr id="2" name="Рисунок 2"/>
+          <wp:inline distT="0" distB="0" distL="0" distR="0" wp14:anchorId="25A3F552" wp14:editId="313BEA82">
+            <wp:extent cx="6331585" cy="2377440"/>
+            <wp:effectExtent l="0" t="0" r="0" b="3810"/>
+            <wp:docPr id="10" name="Рисунок 10"/>
             <wp:cNvGraphicFramePr>
               <a:graphicFrameLocks xmlns:a="http://schemas.openxmlformats.org/drawingml/2006/main" noChangeAspect="1"/>
             </wp:cNvGraphicFramePr>
@@ -11160,7 +7784,7 @@
                   <pic:spPr>
                     <a:xfrm>
                       <a:off x="0" y="0"/>
-                      <a:ext cx="6331585" cy="2405380"/>
+                      <a:ext cx="6331585" cy="2377440"/>
                     </a:xfrm>
                     <a:prstGeom prst="rect">
                       <a:avLst/>
@@ -11232,10 +7856,10 @@
         </w:rPr>
         <w:lastRenderedPageBreak/>
         <w:drawing>
-          <wp:inline distT="0" distB="0" distL="0" distR="0" wp14:anchorId="6A6A1878" wp14:editId="7179A966">
-            <wp:extent cx="6331585" cy="2479040"/>
-            <wp:effectExtent l="0" t="0" r="0" b="0"/>
-            <wp:docPr id="3" name="Рисунок 3"/>
+          <wp:inline distT="0" distB="0" distL="0" distR="0" wp14:anchorId="0CC38023" wp14:editId="243F1297">
+            <wp:extent cx="6547058" cy="2508250"/>
+            <wp:effectExtent l="0" t="0" r="6350" b="6350"/>
+            <wp:docPr id="11" name="Рисунок 11"/>
             <wp:cNvGraphicFramePr>
               <a:graphicFrameLocks xmlns:a="http://schemas.openxmlformats.org/drawingml/2006/main" noChangeAspect="1"/>
             </wp:cNvGraphicFramePr>
@@ -11255,7 +7879,7 @@
                   <pic:spPr>
                     <a:xfrm>
                       <a:off x="0" y="0"/>
-                      <a:ext cx="6331585" cy="2479040"/>
+                      <a:ext cx="6548667" cy="2508866"/>
                     </a:xfrm>
                     <a:prstGeom prst="rect">
                       <a:avLst/>
@@ -11326,10 +7950,10 @@
           <w:szCs w:val="28"/>
         </w:rPr>
         <w:drawing>
-          <wp:inline distT="0" distB="0" distL="0" distR="0" wp14:anchorId="50C8563E" wp14:editId="6B97D864">
-            <wp:extent cx="6331585" cy="2389505"/>
-            <wp:effectExtent l="0" t="0" r="0" b="0"/>
-            <wp:docPr id="6" name="Рисунок 6"/>
+          <wp:inline distT="0" distB="0" distL="0" distR="0" wp14:anchorId="1C0F9A23" wp14:editId="1BADE392">
+            <wp:extent cx="6361107" cy="2463800"/>
+            <wp:effectExtent l="0" t="0" r="1905" b="0"/>
+            <wp:docPr id="12" name="Рисунок 12"/>
             <wp:cNvGraphicFramePr>
               <a:graphicFrameLocks xmlns:a="http://schemas.openxmlformats.org/drawingml/2006/main" noChangeAspect="1"/>
             </wp:cNvGraphicFramePr>
@@ -11340,20 +7964,27 @@
                     <pic:cNvPr id="1" name=""/>
                     <pic:cNvPicPr/>
                   </pic:nvPicPr>
-                  <pic:blipFill>
+                  <pic:blipFill rotWithShape="1">
                     <a:blip r:embed="rId13"/>
-                    <a:stretch>
-                      <a:fillRect/>
-                    </a:stretch>
+                    <a:srcRect l="1287" r="1096"/>
+                    <a:stretch/>
                   </pic:blipFill>
-                  <pic:spPr>
+                  <pic:spPr bwMode="auto">
                     <a:xfrm>
                       <a:off x="0" y="0"/>
-                      <a:ext cx="6331585" cy="2389505"/>
+                      <a:ext cx="6366834" cy="2466018"/>
                     </a:xfrm>
                     <a:prstGeom prst="rect">
                       <a:avLst/>
                     </a:prstGeom>
+                    <a:ln>
+                      <a:noFill/>
+                    </a:ln>
+                    <a:extLst>
+                      <a:ext uri="{53640926-AAD7-44D8-BBD7-CCE9431645EC}">
+                        <a14:shadowObscured xmlns:a14="http://schemas.microsoft.com/office/drawing/2010/main"/>
+                      </a:ext>
+                    </a:extLst>
                   </pic:spPr>
                 </pic:pic>
               </a:graphicData>
@@ -11427,6 +8058,13 @@
         </w:rPr>
         <w:t>сі реалізації (послідовна, блокуюча та неблокуюча) демонструють чітку лінійну залежність часу від N. Це відповідає теоретичній складності алгоритму O(N), оскільки програма виконує один прохід по масиву.</w:t>
       </w:r>
+      <w:r>
+        <w:rPr>
+          <w:sz w:val="28"/>
+          <w:szCs w:val="28"/>
+        </w:rPr>
+        <w:t xml:space="preserve"> Також видно, що послідовна реалізація значно виграє паралельні.</w:t>
+      </w:r>
     </w:p>
     <w:p>
       <w:pPr>
@@ -11455,10 +8093,10 @@
         </w:rPr>
         <w:lastRenderedPageBreak/>
         <w:drawing>
-          <wp:inline distT="0" distB="0" distL="0" distR="0" wp14:anchorId="3B968102" wp14:editId="1D825F1D">
-            <wp:extent cx="6331585" cy="2522855"/>
-            <wp:effectExtent l="0" t="0" r="0" b="0"/>
-            <wp:docPr id="8" name="Рисунок 8"/>
+          <wp:inline distT="0" distB="0" distL="0" distR="0" wp14:anchorId="475EC8C8" wp14:editId="2538FF04">
+            <wp:extent cx="6331585" cy="2378710"/>
+            <wp:effectExtent l="0" t="0" r="0" b="2540"/>
+            <wp:docPr id="13" name="Рисунок 13"/>
             <wp:cNvGraphicFramePr>
               <a:graphicFrameLocks xmlns:a="http://schemas.openxmlformats.org/drawingml/2006/main" noChangeAspect="1"/>
             </wp:cNvGraphicFramePr>
@@ -11478,7 +8116,7 @@
                   <pic:spPr>
                     <a:xfrm>
                       <a:off x="0" y="0"/>
-                      <a:ext cx="6331585" cy="2522855"/>
+                      <a:ext cx="6331585" cy="2378710"/>
                     </a:xfrm>
                     <a:prstGeom prst="rect">
                       <a:avLst/>
@@ -11532,36 +8170,98 @@
           <w:sz w:val="28"/>
           <w:szCs w:val="28"/>
         </w:rPr>
-        <w:t xml:space="preserve">На комбінованому графіку </w:t>
-      </w:r>
-      <w:r>
-        <w:rPr>
-          <w:sz w:val="28"/>
-          <w:szCs w:val="28"/>
-          <w:lang w:val="en-US"/>
-        </w:rPr>
-        <w:t>Mutex vs Atomic</w:t>
-      </w:r>
-      <w:r>
-        <w:rPr>
-          <w:sz w:val="28"/>
-          <w:szCs w:val="28"/>
-        </w:rPr>
-        <w:t xml:space="preserve"> чітко видно, що неблокуючий алгоритм (зелена лінія) стабільно працює швидше за блокуючий (червона лінія). На максимальному обсязі даних атомарний алгоритм впорався за 1.014 с, тоді як алгоритм із м'ютексом витратив 1.066 с.</w:t>
-      </w:r>
-      <w:r>
-        <w:rPr>
-          <w:sz w:val="28"/>
-          <w:szCs w:val="28"/>
-        </w:rPr>
-        <w:t xml:space="preserve"> </w:t>
-      </w:r>
-      <w:r>
-        <w:rPr>
-          <w:sz w:val="28"/>
-          <w:szCs w:val="28"/>
-        </w:rPr>
-        <w:t>Хоча неблокуючий алгоритм виявився швидшим, загальна різниця в часі є відносно невеликою (близько 5%). Це пояснюється архітектурною оптимізацією розробленого коду: потоки акумулюють результати у локальних регістрах, і звернення до спільної пам'яті відбувається лише по одному разу для кожного потоку в самому кінці.</w:t>
+        <w:t>Г</w:t>
+      </w:r>
+      <w:r>
+        <w:rPr>
+          <w:sz w:val="28"/>
+          <w:szCs w:val="28"/>
+        </w:rPr>
+        <w:t>рафік та результати в консолі</w:t>
+      </w:r>
+      <w:r>
+        <w:rPr>
+          <w:sz w:val="28"/>
+          <w:szCs w:val="28"/>
+        </w:rPr>
+        <w:t xml:space="preserve"> (рис. 3)</w:t>
+      </w:r>
+      <w:r>
+        <w:rPr>
+          <w:sz w:val="28"/>
+          <w:szCs w:val="28"/>
+        </w:rPr>
+        <w:t xml:space="preserve"> ідеально ілюструють класичну проблему багатопото</w:t>
+      </w:r>
+      <w:r>
+        <w:rPr>
+          <w:sz w:val="28"/>
+          <w:szCs w:val="28"/>
+        </w:rPr>
+        <w:t>чн</w:t>
+      </w:r>
+      <w:r>
+        <w:rPr>
+          <w:sz w:val="28"/>
+          <w:szCs w:val="28"/>
+        </w:rPr>
+        <w:t xml:space="preserve">ості </w:t>
+      </w:r>
+      <w:r>
+        <w:rPr>
+          <w:sz w:val="28"/>
+          <w:szCs w:val="28"/>
+        </w:rPr>
+        <w:t>-</w:t>
+      </w:r>
+      <w:r>
+        <w:rPr>
+          <w:sz w:val="28"/>
+          <w:szCs w:val="28"/>
+        </w:rPr>
+        <w:t xml:space="preserve"> високу конкуренцію за спільний </w:t>
+      </w:r>
+      <w:r>
+        <w:rPr>
+          <w:sz w:val="28"/>
+          <w:szCs w:val="28"/>
+        </w:rPr>
+        <w:t xml:space="preserve">ресурс, </w:t>
+      </w:r>
+      <w:r>
+        <w:rPr>
+          <w:sz w:val="28"/>
+          <w:szCs w:val="28"/>
+        </w:rPr>
+        <w:t xml:space="preserve">яка виникає через відмову від використання локальних змінних. Насамперед впадає </w:t>
+      </w:r>
+      <w:r>
+        <w:rPr>
+          <w:sz w:val="28"/>
+          <w:szCs w:val="28"/>
+        </w:rPr>
+        <w:t>в очі</w:t>
+      </w:r>
+      <w:r>
+        <w:rPr>
+          <w:sz w:val="28"/>
+          <w:szCs w:val="28"/>
+        </w:rPr>
+        <w:t xml:space="preserve"> те, що обидва паралельні підходи катастрофічно програють звичайному послідовному алгоритму. Це відбувається тому, що послідовний алгоритм взагалі не витрачає ресурсів на синхронізацію: процесор просто завантажує масив у свій швидкий L1-кеш і блискавично </w:t>
+      </w:r>
+      <w:r>
+        <w:rPr>
+          <w:sz w:val="28"/>
+          <w:szCs w:val="28"/>
+        </w:rPr>
+        <w:t xml:space="preserve">швидко </w:t>
+      </w:r>
+      <w:r>
+        <w:rPr>
+          <w:sz w:val="28"/>
+          <w:szCs w:val="28"/>
+        </w:rPr>
+        <w:t>виконує додавання. Натомість у паралельних реалізаціях потоки змушені синхронізуватися на кожному знайденому непарному числі. Корисна робота займає всього один такт процесора, тоді як накладні витрати на координацію доступу до пам'яті забирають сотні або тисячі тактів, повністю нівелюючи будь-яку користь від розпаралелювання.</w:t>
       </w:r>
     </w:p>
     <w:p>
@@ -11588,29 +8288,50 @@
           <w:sz w:val="28"/>
           <w:szCs w:val="28"/>
         </w:rPr>
-        <w:t>Отже, н</w:t>
-      </w:r>
-      <w:r>
-        <w:rPr>
-          <w:sz w:val="28"/>
-          <w:szCs w:val="28"/>
-        </w:rPr>
-        <w:t xml:space="preserve">авіть при такій низькій конкуренції операція CAS демонструє свою апаратну перевагу над м'ютексом. На відміну від </w:t>
-      </w:r>
-      <w:r>
-        <w:rPr>
-          <w:sz w:val="28"/>
-          <w:szCs w:val="28"/>
-          <w:lang w:val="en-US"/>
-        </w:rPr>
-        <w:t>std::mutex</w:t>
-      </w:r>
-      <w:r>
-        <w:rPr>
-          <w:sz w:val="28"/>
-          <w:szCs w:val="28"/>
-        </w:rPr>
-        <w:t>, атомарні операції не викликають системних переривань, не переводять потоки у стан сну і не потребують ресурсномісткого перемикання контексту на рівні операційної системи.</w:t>
+        <w:t>Також можна помітити, що на</w:t>
+      </w:r>
+      <w:r>
+        <w:rPr>
+          <w:sz w:val="28"/>
+          <w:szCs w:val="28"/>
+        </w:rPr>
+        <w:t xml:space="preserve"> відносно малих обсягах даних (від десяти до ста тисяч елементів) атомарний підхід впевнено виграє у м'ютекса. Причина полягає в тому, що робота з м'ютексом вимагає важких системних викликів: якщо потік бачить закритий </w:t>
+      </w:r>
+      <w:r>
+        <w:rPr>
+          <w:sz w:val="28"/>
+          <w:szCs w:val="28"/>
+        </w:rPr>
+        <w:t>м’ютекс</w:t>
+      </w:r>
+      <w:r>
+        <w:rPr>
+          <w:sz w:val="28"/>
+          <w:szCs w:val="28"/>
+        </w:rPr>
+        <w:t xml:space="preserve">, операційна система має примусово перевести його у стан сну, зберегти контекст, а потім </w:t>
+      </w:r>
+      <w:r>
+        <w:rPr>
+          <w:sz w:val="28"/>
+          <w:szCs w:val="28"/>
+        </w:rPr>
+        <w:t>привести в дію</w:t>
+      </w:r>
+      <w:r>
+        <w:rPr>
+          <w:sz w:val="28"/>
+          <w:szCs w:val="28"/>
+        </w:rPr>
+        <w:t xml:space="preserve">. На малих масивах колізій </w:t>
+      </w:r>
+      <w:r>
+        <w:rPr>
+          <w:sz w:val="28"/>
+          <w:szCs w:val="28"/>
+        </w:rPr>
+        <w:lastRenderedPageBreak/>
+        <w:t>ще не так багато, тому атомарний цикл встигає швидко виконатися на рівні апаратних інструкцій самого процесора, не турбуючи операційну систему.</w:t>
       </w:r>
     </w:p>
     <w:p>
@@ -11632,6 +8353,100 @@
           <w:szCs w:val="28"/>
         </w:rPr>
       </w:pPr>
+      <w:r>
+        <w:rPr>
+          <w:sz w:val="28"/>
+          <w:szCs w:val="28"/>
+        </w:rPr>
+        <w:t xml:space="preserve">Однак після перетину позначки в мільйон елементів ситуація кардинально змінюється, і м'ютекс починає значно випереджати атомарний алгоритм. Коли кількість непарних чисел стає величезною, чотири потоки починають безперервно і одночасно атакувати одну й ту саму комірку пам'яті. В атомарному підході це призводить до ефекту активного очікування: потоки, яким не вдалося оновити змінну, миттєво йдуть на нову ітерацію циклу. Усі ядра процесора завантажуються на 100% порожньою роботою. Виникає жорстке перекидання кешу </w:t>
+      </w:r>
+      <w:r>
+        <w:rPr>
+          <w:sz w:val="28"/>
+          <w:szCs w:val="28"/>
+        </w:rPr>
+        <w:t xml:space="preserve">- </w:t>
+      </w:r>
+      <w:r>
+        <w:rPr>
+          <w:sz w:val="28"/>
+          <w:szCs w:val="28"/>
+        </w:rPr>
+        <w:t xml:space="preserve">ядра постійно надсилають одне одному по системній шині сигнали про те, що їхня локальна копія змінної застаріла. Процесор буквально </w:t>
+      </w:r>
+      <w:r>
+        <w:rPr>
+          <w:sz w:val="28"/>
+          <w:szCs w:val="28"/>
+        </w:rPr>
+        <w:t>перенасичується</w:t>
+      </w:r>
+      <w:r>
+        <w:rPr>
+          <w:sz w:val="28"/>
+          <w:szCs w:val="28"/>
+        </w:rPr>
+        <w:t xml:space="preserve"> від пересилок даних, а корисна робота </w:t>
+      </w:r>
+      <w:r>
+        <w:rPr>
+          <w:sz w:val="28"/>
+          <w:szCs w:val="28"/>
+        </w:rPr>
+        <w:t>майже відсутня</w:t>
+      </w:r>
+      <w:r>
+        <w:rPr>
+          <w:sz w:val="28"/>
+          <w:szCs w:val="28"/>
+        </w:rPr>
+        <w:t xml:space="preserve">. У випадку з м'ютексом реалізовано пасивне очікування: операційна система просто присипляє ті три потоки, які не встигли захопити </w:t>
+      </w:r>
+      <w:r>
+        <w:rPr>
+          <w:sz w:val="28"/>
+          <w:szCs w:val="28"/>
+        </w:rPr>
+        <w:t>м’ютекс</w:t>
+      </w:r>
+      <w:r>
+        <w:rPr>
+          <w:sz w:val="28"/>
+          <w:szCs w:val="28"/>
+        </w:rPr>
+        <w:t xml:space="preserve">. Вони перестають </w:t>
+      </w:r>
+      <w:r>
+        <w:rPr>
+          <w:sz w:val="28"/>
+          <w:szCs w:val="28"/>
+        </w:rPr>
+        <w:t>марно витрачати</w:t>
+      </w:r>
+      <w:r>
+        <w:rPr>
+          <w:sz w:val="28"/>
+          <w:szCs w:val="28"/>
+        </w:rPr>
+        <w:t xml:space="preserve"> процесорний час і звільняють системну шину, дозволяючи єдиному активному потоку спокійно та ексклюзивно працювати з пам'яттю. Це наочно доводить, що за умов екстремальної конкуренції класичне блокування на рівні ОС працює ефективніше, ніж неблокуючі алгоритми</w:t>
+      </w:r>
+      <w:r>
+        <w:rPr>
+          <w:sz w:val="28"/>
+          <w:szCs w:val="28"/>
+        </w:rPr>
+        <w:t>.</w:t>
+      </w:r>
+    </w:p>
+    <w:p>
+      <w:pPr>
+        <w:spacing w:line="360" w:lineRule="auto"/>
+        <w:ind w:firstLine="709"/>
+        <w:rPr>
+          <w:sz w:val="28"/>
+          <w:szCs w:val="28"/>
+        </w:rPr>
+      </w:pPr>
     </w:p>
     <w:p>
       <w:pPr>
@@ -11642,20 +8457,7 @@
         <w:rPr>
           <w:lang w:val="en-US"/>
         </w:rPr>
-        <w:lastRenderedPageBreak/>
-        <w:t>1.</w:t>
-      </w:r>
-      <w:r>
-        <w:rPr>
-          <w:lang w:val="en-US"/>
-        </w:rPr>
-        <w:t>6</w:t>
-      </w:r>
-      <w:r>
-        <w:rPr>
-          <w:lang w:val="en-US"/>
-        </w:rPr>
-        <w:t xml:space="preserve"> </w:t>
+        <w:t xml:space="preserve">1.6 </w:t>
       </w:r>
       <w:r>
         <w:t>Відповіді на контрольні запитання</w:t>
@@ -11718,7 +8520,7 @@
           <w:sz w:val="28"/>
           <w:szCs w:val="28"/>
         </w:rPr>
-        <w:t xml:space="preserve">Атомарність </w:t>
+        <w:t xml:space="preserve">Атомарність - це властивість операції, яка гарантує її неподільність. Операція може мати лише один із двох станів: або повністю виконана, або взагалі не виконана. Жодних проміжних етапів чи часткового </w:t>
       </w:r>
       <w:r>
         <w:rPr>
@@ -11726,99 +8528,8 @@
           <w:sz w:val="28"/>
           <w:szCs w:val="28"/>
         </w:rPr>
-        <w:t>-</w:t>
-      </w:r>
-      <w:r>
-        <w:rPr>
-          <w:rFonts w:ascii="Times New Roman" w:hAnsi="Times New Roman" w:cs="Times New Roman"/>
-          <w:sz w:val="28"/>
-          <w:szCs w:val="28"/>
-        </w:rPr>
-        <w:t xml:space="preserve"> це властивість операції, яка гарантує її неподільність. Операція може мати лише один із двох станів: або повністю виконана, або взагалі не виконана. Жодних проміжних етапів чи часткового виконання не існує.</w:t>
-      </w:r>
-      <w:r>
-        <w:rPr>
-          <w:rFonts w:ascii="Times New Roman" w:hAnsi="Times New Roman" w:cs="Times New Roman"/>
-          <w:sz w:val="28"/>
-          <w:szCs w:val="28"/>
-        </w:rPr>
-        <w:t xml:space="preserve"> Я раніше працював із цим поняттям </w:t>
-      </w:r>
-      <w:r>
-        <w:rPr>
-          <w:rFonts w:ascii="Times New Roman" w:hAnsi="Times New Roman" w:cs="Times New Roman"/>
-          <w:sz w:val="28"/>
-          <w:szCs w:val="28"/>
-        </w:rPr>
-        <w:t xml:space="preserve">під час роботи з базами даних (принцип ACID) та транзакціями. Там атомарність гарантує, що транзакція, яка складається з кількох SQL-запитів, виконається повністю. Якщо ж на якомусь етапі стається збій, система відкочує всі зміни, не залишаючи дані у </w:t>
-      </w:r>
-      <w:proofErr w:type="spellStart"/>
-      <w:r>
-        <w:rPr>
-          <w:rFonts w:ascii="Times New Roman" w:hAnsi="Times New Roman" w:cs="Times New Roman"/>
-          <w:sz w:val="28"/>
-          <w:szCs w:val="28"/>
-        </w:rPr>
-        <w:t>напівзміненому</w:t>
-      </w:r>
-      <w:proofErr w:type="spellEnd"/>
-      <w:r>
-        <w:rPr>
-          <w:rFonts w:ascii="Times New Roman" w:hAnsi="Times New Roman" w:cs="Times New Roman"/>
-          <w:sz w:val="28"/>
-          <w:szCs w:val="28"/>
-        </w:rPr>
-        <w:t xml:space="preserve"> стані.</w:t>
-      </w:r>
-      <w:r>
-        <w:rPr>
-          <w:rFonts w:ascii="Times New Roman" w:hAnsi="Times New Roman" w:cs="Times New Roman"/>
-          <w:sz w:val="28"/>
-          <w:szCs w:val="28"/>
-        </w:rPr>
-        <w:t xml:space="preserve"> </w:t>
-      </w:r>
-      <w:r>
-        <w:rPr>
-          <w:rFonts w:ascii="Times New Roman" w:hAnsi="Times New Roman" w:cs="Times New Roman"/>
-          <w:sz w:val="28"/>
-          <w:szCs w:val="28"/>
-        </w:rPr>
-        <w:t>У контексті паралелізму</w:t>
-      </w:r>
-      <w:r>
-        <w:rPr>
-          <w:rFonts w:ascii="Times New Roman" w:hAnsi="Times New Roman" w:cs="Times New Roman"/>
-          <w:sz w:val="28"/>
-          <w:szCs w:val="28"/>
-        </w:rPr>
-        <w:t xml:space="preserve"> атомарність</w:t>
-      </w:r>
-      <w:r>
-        <w:rPr>
-          <w:rFonts w:ascii="Times New Roman" w:hAnsi="Times New Roman" w:cs="Times New Roman"/>
-          <w:sz w:val="28"/>
-          <w:szCs w:val="28"/>
-        </w:rPr>
-        <w:t xml:space="preserve"> означає, що під час виконання операції над спільною змінною одним потоком, жоден інший потік чи процес не може втрутитися в її виконання. Інші потоки не можуть ані побачити проміжний результат, ані змінити стан змінної до завершення цієї операції. Це запобігає гонці даних та гарантує коректність обчислень у </w:t>
-      </w:r>
-      <w:proofErr w:type="spellStart"/>
-      <w:r>
-        <w:rPr>
-          <w:rFonts w:ascii="Times New Roman" w:hAnsi="Times New Roman" w:cs="Times New Roman"/>
-          <w:sz w:val="28"/>
-          <w:szCs w:val="28"/>
-        </w:rPr>
-        <w:t>багатопотоковому</w:t>
-      </w:r>
-      <w:proofErr w:type="spellEnd"/>
-      <w:r>
-        <w:rPr>
-          <w:rFonts w:ascii="Times New Roman" w:hAnsi="Times New Roman" w:cs="Times New Roman"/>
-          <w:sz w:val="28"/>
-          <w:szCs w:val="28"/>
-        </w:rPr>
-        <w:t xml:space="preserve"> середовищі.</w:t>
+        <w:lastRenderedPageBreak/>
+        <w:t>виконання не існує. Я раніше працював із цим поняттям під час роботи з базами даних (принцип ACID) та транзакціями. Там атомарність гарантує, що транзакція, яка складається з кількох SQL-запитів, виконається повністю. Якщо ж на якомусь етапі стається збій, система відкочує всі зміни, не залишаючи дані у напівзміненому стані. У контексті паралелізму атомарність означає, що під час виконання операції над спільною змінною одним потоком, жоден інший потік чи процес не може втрутитися в її виконання. Інші потоки не можуть ані побачити проміжний результат, ані змінити стан змінної до завершення цієї операції. Це запобігає гонці даних та гарантує коректність обчислень у багатопотоковому середовищі.</w:t>
       </w:r>
     </w:p>
     <w:p>
@@ -11883,25 +8594,7 @@
           <w:sz w:val="28"/>
           <w:szCs w:val="28"/>
         </w:rPr>
-        <w:t xml:space="preserve">це алгоритм, який забезпечує синхронізацію між потоками без використання блокуючих примітивів, таких як </w:t>
-      </w:r>
-      <w:proofErr w:type="spellStart"/>
-      <w:r>
-        <w:rPr>
-          <w:rFonts w:ascii="Times New Roman" w:hAnsi="Times New Roman" w:cs="Times New Roman"/>
-          <w:sz w:val="28"/>
-          <w:szCs w:val="28"/>
-        </w:rPr>
-        <w:t>м'ютекси</w:t>
-      </w:r>
-      <w:proofErr w:type="spellEnd"/>
-      <w:r>
-        <w:rPr>
-          <w:rFonts w:ascii="Times New Roman" w:hAnsi="Times New Roman" w:cs="Times New Roman"/>
-          <w:sz w:val="28"/>
-          <w:szCs w:val="28"/>
-        </w:rPr>
-        <w:t xml:space="preserve"> або семафори.</w:t>
+        <w:t>це алгоритм, який забезпечує синхронізацію між потоками без використання блокуючих примітивів, таких як м'ютекси або семафори.</w:t>
       </w:r>
       <w:r>
         <w:rPr>
@@ -11945,27 +8638,7 @@
           <w:sz w:val="28"/>
           <w:szCs w:val="28"/>
         </w:rPr>
-        <w:t xml:space="preserve">Які переваги й недоліки використанням атомарності в порівнянні з </w:t>
-      </w:r>
-      <w:r>
-        <w:rPr>
-          <w:rFonts w:ascii="Times New Roman" w:hAnsi="Times New Roman" w:cs="Times New Roman"/>
-          <w:b/>
-          <w:bCs/>
-          <w:sz w:val="28"/>
-          <w:szCs w:val="28"/>
-        </w:rPr>
-        <w:t xml:space="preserve"> </w:t>
-      </w:r>
-      <w:r>
-        <w:rPr>
-          <w:rFonts w:ascii="Times New Roman" w:hAnsi="Times New Roman" w:cs="Times New Roman"/>
-          <w:b/>
-          <w:bCs/>
-          <w:sz w:val="28"/>
-          <w:szCs w:val="28"/>
-        </w:rPr>
-        <w:t>блокуючими примітивами синхронізації?</w:t>
+        <w:t>Які переваги й недоліки використанням атомарності в порівнянні з  блокуючими примітивами синхронізації?</w:t>
       </w:r>
     </w:p>
     <w:p>
@@ -11986,7 +8659,6 @@
           <w:sz w:val="28"/>
           <w:szCs w:val="28"/>
         </w:rPr>
-        <w:lastRenderedPageBreak/>
         <w:t>Переваги:</w:t>
       </w:r>
       <w:r>
@@ -12030,7 +8702,6 @@
         </w:rPr>
         <w:t xml:space="preserve">ідсутність ризику </w:t>
       </w:r>
-      <w:proofErr w:type="spellStart"/>
       <w:r>
         <w:rPr>
           <w:rFonts w:ascii="Times New Roman" w:hAnsi="Times New Roman" w:cs="Times New Roman"/>
@@ -12039,7 +8710,6 @@
         </w:rPr>
         <w:t>дедлоків</w:t>
       </w:r>
-      <w:proofErr w:type="spellEnd"/>
       <w:r>
         <w:rPr>
           <w:rFonts w:ascii="Times New Roman" w:hAnsi="Times New Roman" w:cs="Times New Roman"/>
@@ -12113,25 +8783,23 @@
           <w:sz w:val="28"/>
           <w:szCs w:val="28"/>
         </w:rPr>
-        <w:t xml:space="preserve"> важче писати, підтримувати та </w:t>
-      </w:r>
-      <w:proofErr w:type="spellStart"/>
+        <w:t xml:space="preserve"> важче писати, підтримувати та дебажити</w:t>
+      </w:r>
       <w:r>
         <w:rPr>
           <w:rFonts w:ascii="Times New Roman" w:hAnsi="Times New Roman" w:cs="Times New Roman"/>
           <w:sz w:val="28"/>
           <w:szCs w:val="28"/>
         </w:rPr>
-        <w:t>дебажити</w:t>
-      </w:r>
-      <w:proofErr w:type="spellEnd"/>
+        <w:t xml:space="preserve"> </w:t>
+      </w:r>
       <w:r>
         <w:rPr>
           <w:rFonts w:ascii="Times New Roman" w:hAnsi="Times New Roman" w:cs="Times New Roman"/>
           <w:sz w:val="28"/>
           <w:szCs w:val="28"/>
         </w:rPr>
-        <w:t xml:space="preserve"> </w:t>
+        <w:t>через необхідність ручного керування циклами CAS та бар'єрами пам'яті.</w:t>
       </w:r>
       <w:r>
         <w:rPr>
@@ -12139,7 +8807,7 @@
           <w:sz w:val="28"/>
           <w:szCs w:val="28"/>
         </w:rPr>
-        <w:t>через необхідність ручного керування циклами CAS та бар'єрами пам'яті.</w:t>
+        <w:t xml:space="preserve"> Атомарні змінні п</w:t>
       </w:r>
       <w:r>
         <w:rPr>
@@ -12147,7 +8815,7 @@
           <w:sz w:val="28"/>
           <w:szCs w:val="28"/>
         </w:rPr>
-        <w:t xml:space="preserve"> Атомарні змінні п</w:t>
+        <w:t>ідход</w:t>
       </w:r>
       <w:r>
         <w:rPr>
@@ -12155,7 +8823,7 @@
           <w:sz w:val="28"/>
           <w:szCs w:val="28"/>
         </w:rPr>
-        <w:t>ідход</w:t>
+        <w:t>я</w:t>
       </w:r>
       <w:r>
         <w:rPr>
@@ -12163,7 +8831,7 @@
           <w:sz w:val="28"/>
           <w:szCs w:val="28"/>
         </w:rPr>
-        <w:t>я</w:t>
+        <w:t xml:space="preserve">ть переважно для простих, точкових операцій. </w:t>
       </w:r>
       <w:r>
         <w:rPr>
@@ -12171,25 +8839,8 @@
           <w:sz w:val="28"/>
           <w:szCs w:val="28"/>
         </w:rPr>
-        <w:t xml:space="preserve">ть переважно для простих, точкових операцій. Для комплексних операцій над великими структурами даних все одно потрібні </w:t>
-      </w:r>
-      <w:proofErr w:type="spellStart"/>
-      <w:r>
-        <w:rPr>
-          <w:rFonts w:ascii="Times New Roman" w:hAnsi="Times New Roman" w:cs="Times New Roman"/>
-          <w:sz w:val="28"/>
-          <w:szCs w:val="28"/>
-        </w:rPr>
-        <w:t>м'ютекси</w:t>
-      </w:r>
-      <w:proofErr w:type="spellEnd"/>
-      <w:r>
-        <w:rPr>
-          <w:rFonts w:ascii="Times New Roman" w:hAnsi="Times New Roman" w:cs="Times New Roman"/>
-          <w:sz w:val="28"/>
-          <w:szCs w:val="28"/>
-        </w:rPr>
-        <w:t>.</w:t>
+        <w:lastRenderedPageBreak/>
+        <w:t>Для комплексних операцій над великими структурами даних все одно потрібні м'ютекси.</w:t>
       </w:r>
     </w:p>
     <w:p>
@@ -12217,17 +8868,7 @@
           <w:sz w:val="28"/>
           <w:szCs w:val="28"/>
         </w:rPr>
-        <w:t>Що таке CAS? Навіщо потрібна така спеціалізована операція, і атомарні операції в цілому? Чому атомарність не є транзитивною (використання декількох атомарних операцій не дає атомарної операції в сумі)</w:t>
-      </w:r>
-      <w:r>
-        <w:rPr>
-          <w:rFonts w:ascii="Times New Roman" w:hAnsi="Times New Roman" w:cs="Times New Roman"/>
-          <w:b/>
-          <w:bCs/>
-          <w:sz w:val="28"/>
-          <w:szCs w:val="28"/>
-        </w:rPr>
-        <w:t>?</w:t>
+        <w:t>Що таке CAS? Навіщо потрібна така спеціалізована операція, і атомарні операції в цілому? Чому атомарність не є транзитивною (використання декількох атомарних операцій не дає атомарної операції в сумі)?</w:t>
       </w:r>
     </w:p>
     <w:p>
@@ -12367,25 +9008,7 @@
           <w:sz w:val="28"/>
           <w:szCs w:val="28"/>
         </w:rPr>
-        <w:t xml:space="preserve">дозволяють потокам безпечно оновлювати спільні змінні без використання </w:t>
-      </w:r>
-      <w:proofErr w:type="spellStart"/>
-      <w:r>
-        <w:rPr>
-          <w:rFonts w:ascii="Times New Roman" w:hAnsi="Times New Roman" w:cs="Times New Roman"/>
-          <w:sz w:val="28"/>
-          <w:szCs w:val="28"/>
-        </w:rPr>
-        <w:t>м'ютексів</w:t>
-      </w:r>
-      <w:proofErr w:type="spellEnd"/>
-      <w:r>
-        <w:rPr>
-          <w:rFonts w:ascii="Times New Roman" w:hAnsi="Times New Roman" w:cs="Times New Roman"/>
-          <w:sz w:val="28"/>
-          <w:szCs w:val="28"/>
-        </w:rPr>
-        <w:t xml:space="preserve">, усуваючи ризик взаємного блокування. CAS </w:t>
+        <w:t xml:space="preserve">дозволяють потокам безпечно оновлювати спільні змінні без використання м'ютексів, усуваючи ризик взаємного блокування. CAS </w:t>
       </w:r>
       <w:r>
         <w:rPr>
@@ -12445,40 +9068,7 @@
           <w:sz w:val="28"/>
           <w:szCs w:val="28"/>
         </w:rPr>
-        <w:t xml:space="preserve">Як в загальному реалізуються атомарні змінні та операції на рівні апаратного забезпечення, операційної системи, а також </w:t>
-      </w:r>
-      <w:r>
-        <w:rPr>
-          <w:rFonts w:ascii="Times New Roman" w:hAnsi="Times New Roman" w:cs="Times New Roman"/>
-          <w:b/>
-          <w:bCs/>
-          <w:sz w:val="28"/>
-          <w:szCs w:val="28"/>
-        </w:rPr>
-        <w:lastRenderedPageBreak/>
-        <w:t xml:space="preserve">семантичної моделі? Як </w:t>
-      </w:r>
-      <w:proofErr w:type="spellStart"/>
-      <w:r>
-        <w:rPr>
-          <w:rFonts w:ascii="Times New Roman" w:hAnsi="Times New Roman" w:cs="Times New Roman"/>
-          <w:b/>
-          <w:bCs/>
-          <w:sz w:val="28"/>
-          <w:szCs w:val="28"/>
-        </w:rPr>
-        <w:t>атоміки</w:t>
-      </w:r>
-      <w:proofErr w:type="spellEnd"/>
-      <w:r>
-        <w:rPr>
-          <w:rFonts w:ascii="Times New Roman" w:hAnsi="Times New Roman" w:cs="Times New Roman"/>
-          <w:b/>
-          <w:bCs/>
-          <w:sz w:val="28"/>
-          <w:szCs w:val="28"/>
-        </w:rPr>
-        <w:t xml:space="preserve"> реалізуються в обраній мові програмування?</w:t>
+        <w:t>Як в загальному реалізуються атомарні змінні та операції на рівні апаратного забезпечення, операційної системи, а також семантичної моделі? Як атоміки реалізуються в обраній мові програмування?</w:t>
       </w:r>
     </w:p>
     <w:p>
@@ -12499,7 +9089,7 @@
           <w:sz w:val="28"/>
           <w:szCs w:val="28"/>
         </w:rPr>
-        <w:t>На апаратному рівні атомарність д</w:t>
+        <w:t xml:space="preserve">На апаратному рівні атомарність досягається наявністю спеціальних машинних інструкцій процесора  (префікс LOCK). Під час їх виконання процесор на апаратному рівні блокує доступ інших ядер до конкретної лінії кешу, виконуючи операцію за один неподільний такт. На рівні семантичної моделі реалізується через моделі пам'яті та бар'єри пам'яті. </w:t>
       </w:r>
       <w:r>
         <w:rPr>
@@ -12507,7 +9097,8 @@
           <w:sz w:val="28"/>
           <w:szCs w:val="28"/>
         </w:rPr>
-        <w:t>осягається наявністю спеціальних машинних інструкцій процесора  (</w:t>
+        <w:lastRenderedPageBreak/>
+        <w:t xml:space="preserve">Семантична модель диктує компілятору та процесору жорсткі правила переупорядкування інструкцій, гарантуючи, в якому порядку та коли саме зміни даних стануть видимими для інших потоків. В мові C++ </w:t>
       </w:r>
       <w:r>
         <w:rPr>
@@ -12515,7 +9106,7 @@
           <w:sz w:val="28"/>
           <w:szCs w:val="28"/>
         </w:rPr>
-        <w:t xml:space="preserve">префікс </w:t>
+        <w:t>атоміки реалізовано</w:t>
       </w:r>
       <w:r>
         <w:rPr>
@@ -12523,15 +9114,16 @@
           <w:sz w:val="28"/>
           <w:szCs w:val="28"/>
         </w:rPr>
-        <w:t>LOCK). Під час їх виконання процесор на апаратному рівні блокує доступ інших ядер до конкретної лінії кешу, виконуючи операцію за один неподільний такт.</w:t>
+        <w:t xml:space="preserve"> через шаблонний клас </w:t>
       </w:r>
       <w:r>
         <w:rPr>
           <w:rFonts w:ascii="Times New Roman" w:hAnsi="Times New Roman" w:cs="Times New Roman"/>
           <w:sz w:val="28"/>
           <w:szCs w:val="28"/>
-        </w:rPr>
-        <w:t xml:space="preserve"> На рівні семантичної моделі р</w:t>
+          <w:lang w:val="en-US"/>
+        </w:rPr>
+        <w:t>std::atomic</w:t>
       </w:r>
       <w:r>
         <w:rPr>
@@ -12539,122 +9131,34 @@
           <w:sz w:val="28"/>
           <w:szCs w:val="28"/>
         </w:rPr>
-        <w:t xml:space="preserve">еалізується через моделі пам'яті та бар'єри пам'яті. Семантична модель диктує компілятору та процесору жорсткі правила </w:t>
-      </w:r>
-      <w:proofErr w:type="spellStart"/>
+        <w:t>&lt;T&gt; із стандартної бібліотеки &lt;</w:t>
+      </w:r>
       <w:r>
         <w:rPr>
           <w:rFonts w:ascii="Times New Roman" w:hAnsi="Times New Roman" w:cs="Times New Roman"/>
           <w:sz w:val="28"/>
           <w:szCs w:val="28"/>
-        </w:rPr>
-        <w:t>переупорядкування</w:t>
-      </w:r>
-      <w:proofErr w:type="spellEnd"/>
+          <w:lang w:val="en-US"/>
+        </w:rPr>
+        <w:t>atomic</w:t>
+      </w:r>
       <w:r>
         <w:rPr>
           <w:rFonts w:ascii="Times New Roman" w:hAnsi="Times New Roman" w:cs="Times New Roman"/>
           <w:sz w:val="28"/>
           <w:szCs w:val="28"/>
         </w:rPr>
-        <w:t xml:space="preserve"> інструкцій, гарантуючи, в якому порядку та коли саме зміни даних стануть видимими для інших потоків.</w:t>
+        <w:t xml:space="preserve">&gt;. Компілятор C++ автоматично транслює виклики методів у відповідні апаратні інструкції процесора. Крім того, C++ дозволяє керувати семантичною моделлю через параметри </w:t>
       </w:r>
       <w:r>
         <w:rPr>
           <w:rFonts w:ascii="Times New Roman" w:hAnsi="Times New Roman" w:cs="Times New Roman"/>
           <w:sz w:val="28"/>
           <w:szCs w:val="28"/>
-        </w:rPr>
-        <w:t xml:space="preserve"> </w:t>
-      </w:r>
-      <w:r>
-        <w:rPr>
-          <w:rFonts w:ascii="Times New Roman" w:hAnsi="Times New Roman" w:cs="Times New Roman"/>
-          <w:sz w:val="28"/>
-          <w:szCs w:val="28"/>
-        </w:rPr>
-        <w:t xml:space="preserve">В мові C++ </w:t>
-      </w:r>
-      <w:proofErr w:type="spellStart"/>
-      <w:r>
-        <w:rPr>
-          <w:rFonts w:ascii="Times New Roman" w:hAnsi="Times New Roman" w:cs="Times New Roman"/>
-          <w:sz w:val="28"/>
-          <w:szCs w:val="28"/>
-        </w:rPr>
-        <w:t>атоміки</w:t>
-      </w:r>
-      <w:proofErr w:type="spellEnd"/>
-      <w:r>
-        <w:rPr>
-          <w:rFonts w:ascii="Times New Roman" w:hAnsi="Times New Roman" w:cs="Times New Roman"/>
-          <w:sz w:val="28"/>
-          <w:szCs w:val="28"/>
-        </w:rPr>
-        <w:t xml:space="preserve"> реалізовано</w:t>
-      </w:r>
-      <w:r>
-        <w:rPr>
-          <w:rFonts w:ascii="Times New Roman" w:hAnsi="Times New Roman" w:cs="Times New Roman"/>
-          <w:sz w:val="28"/>
-          <w:szCs w:val="28"/>
-        </w:rPr>
-        <w:t xml:space="preserve"> через шаблонний клас </w:t>
-      </w:r>
-      <w:r>
-        <w:rPr>
-          <w:rFonts w:ascii="Times New Roman" w:hAnsi="Times New Roman" w:cs="Times New Roman"/>
-          <w:sz w:val="28"/>
-          <w:szCs w:val="28"/>
           <w:lang w:val="en-US"/>
         </w:rPr>
-        <w:t>std::atomic</w:t>
-      </w:r>
-      <w:r>
-        <w:rPr>
-          <w:rFonts w:ascii="Times New Roman" w:hAnsi="Times New Roman" w:cs="Times New Roman"/>
-          <w:sz w:val="28"/>
-          <w:szCs w:val="28"/>
-        </w:rPr>
-        <w:t>&lt;T&gt; із стандартної бібліотеки &lt;</w:t>
-      </w:r>
-      <w:r>
-        <w:rPr>
-          <w:rFonts w:ascii="Times New Roman" w:hAnsi="Times New Roman" w:cs="Times New Roman"/>
-          <w:sz w:val="28"/>
-          <w:szCs w:val="28"/>
-          <w:lang w:val="en-US"/>
-        </w:rPr>
-        <w:t>atomic</w:t>
-      </w:r>
-      <w:r>
-        <w:rPr>
-          <w:rFonts w:ascii="Times New Roman" w:hAnsi="Times New Roman" w:cs="Times New Roman"/>
-          <w:sz w:val="28"/>
-          <w:szCs w:val="28"/>
-        </w:rPr>
-        <w:t xml:space="preserve">&gt;. Компілятор C++ автоматично транслює виклики методів у відповідні апаратні інструкції процесора. Крім того, C++ дозволяє керувати семантичною моделлю через параметри </w:t>
-      </w:r>
-      <w:r>
-        <w:rPr>
-          <w:rFonts w:ascii="Times New Roman" w:hAnsi="Times New Roman" w:cs="Times New Roman"/>
-          <w:sz w:val="28"/>
-          <w:szCs w:val="28"/>
-          <w:lang w:val="en-US"/>
-        </w:rPr>
-        <w:t>std::</w:t>
-      </w:r>
-      <w:proofErr w:type="spellStart"/>
-      <w:r>
-        <w:rPr>
-          <w:rFonts w:ascii="Times New Roman" w:hAnsi="Times New Roman" w:cs="Times New Roman"/>
-          <w:sz w:val="28"/>
-          <w:szCs w:val="28"/>
-          <w:lang w:val="en-US"/>
-        </w:rPr>
-        <w:t>memory_order</w:t>
-      </w:r>
-      <w:proofErr w:type="spellEnd"/>
+        <w:t>std::memory_order</w:t>
+      </w:r>
       <w:r>
         <w:rPr>
           <w:rFonts w:ascii="Times New Roman" w:hAnsi="Times New Roman" w:cs="Times New Roman"/>
@@ -12706,81 +9210,7 @@
           <w:sz w:val="28"/>
           <w:szCs w:val="28"/>
         </w:rPr>
-        <w:t xml:space="preserve">Чим можливе використанням атомарних операцій без атомарних примітивів? (Питання стосується реалізації </w:t>
-      </w:r>
-      <w:proofErr w:type="spellStart"/>
-      <w:r>
-        <w:rPr>
-          <w:rFonts w:ascii="Times New Roman" w:hAnsi="Times New Roman" w:cs="Times New Roman"/>
-          <w:b/>
-          <w:bCs/>
-          <w:sz w:val="28"/>
-          <w:szCs w:val="28"/>
-        </w:rPr>
-        <w:t>атоміків</w:t>
-      </w:r>
-      <w:proofErr w:type="spellEnd"/>
-      <w:r>
-        <w:rPr>
-          <w:rFonts w:ascii="Times New Roman" w:hAnsi="Times New Roman" w:cs="Times New Roman"/>
-          <w:b/>
-          <w:bCs/>
-          <w:sz w:val="28"/>
-          <w:szCs w:val="28"/>
-        </w:rPr>
-        <w:t xml:space="preserve"> на рівні ОС та </w:t>
-      </w:r>
-      <w:r>
-        <w:rPr>
-          <w:rFonts w:ascii="Times New Roman" w:hAnsi="Times New Roman" w:cs="Times New Roman"/>
-          <w:b/>
-          <w:bCs/>
-          <w:sz w:val="28"/>
-          <w:szCs w:val="28"/>
-        </w:rPr>
-        <w:t>а</w:t>
-      </w:r>
-      <w:r>
-        <w:rPr>
-          <w:rFonts w:ascii="Times New Roman" w:hAnsi="Times New Roman" w:cs="Times New Roman"/>
-          <w:b/>
-          <w:bCs/>
-          <w:sz w:val="28"/>
-          <w:szCs w:val="28"/>
-        </w:rPr>
-        <w:t xml:space="preserve">паратного забезпечення, а також використання </w:t>
-      </w:r>
-      <w:proofErr w:type="spellStart"/>
-      <w:r>
-        <w:rPr>
-          <w:rFonts w:ascii="Times New Roman" w:hAnsi="Times New Roman" w:cs="Times New Roman"/>
-          <w:b/>
-          <w:bCs/>
-          <w:sz w:val="28"/>
-          <w:szCs w:val="28"/>
-        </w:rPr>
-        <w:t>WinAPI</w:t>
-      </w:r>
-      <w:proofErr w:type="spellEnd"/>
-      <w:r>
-        <w:rPr>
-          <w:rFonts w:ascii="Times New Roman" w:hAnsi="Times New Roman" w:cs="Times New Roman"/>
-          <w:b/>
-          <w:bCs/>
-          <w:sz w:val="28"/>
-          <w:szCs w:val="28"/>
-        </w:rPr>
-        <w:t>, POSIX)</w:t>
-      </w:r>
-      <w:r>
-        <w:rPr>
-          <w:rFonts w:ascii="Times New Roman" w:hAnsi="Times New Roman" w:cs="Times New Roman"/>
-          <w:b/>
-          <w:bCs/>
-          <w:sz w:val="28"/>
-          <w:szCs w:val="28"/>
-        </w:rPr>
-        <w:t>.</w:t>
+        <w:t>Чим можливе використанням атомарних операцій без атомарних примітивів? (Питання стосується реалізації атоміків на рівні ОС та апаратного забезпечення, а також використання WinAPI, POSIX).</w:t>
       </w:r>
     </w:p>
     <w:p>
@@ -12801,25 +9231,23 @@
           <w:sz w:val="28"/>
           <w:szCs w:val="28"/>
         </w:rPr>
-        <w:t xml:space="preserve">Використання атомарних операцій без стандартних </w:t>
-      </w:r>
-      <w:proofErr w:type="spellStart"/>
+        <w:t>Використання атомарних операцій без стандартних мовних примітивів можливе завдяки прямому зверненню до функцій операційної системи або безпосередньо до процесора</w:t>
+      </w:r>
       <w:r>
         <w:rPr>
           <w:rFonts w:ascii="Times New Roman" w:hAnsi="Times New Roman" w:cs="Times New Roman"/>
           <w:sz w:val="28"/>
           <w:szCs w:val="28"/>
         </w:rPr>
-        <w:t>мовних</w:t>
-      </w:r>
-      <w:proofErr w:type="spellEnd"/>
+        <w:t xml:space="preserve">. </w:t>
+      </w:r>
       <w:r>
         <w:rPr>
           <w:rFonts w:ascii="Times New Roman" w:hAnsi="Times New Roman" w:cs="Times New Roman"/>
           <w:sz w:val="28"/>
           <w:szCs w:val="28"/>
         </w:rPr>
-        <w:t xml:space="preserve"> примітивів можливе завдяки прямому зверненню до функцій операційної системи або безпосередньо до процесора</w:t>
+        <w:t>Розробник може використовувати асемблерні вставки у коді, викликаючи атомарні інструкції самого процесора</w:t>
       </w:r>
       <w:r>
         <w:rPr>
@@ -12827,7 +9255,7 @@
           <w:sz w:val="28"/>
           <w:szCs w:val="28"/>
         </w:rPr>
-        <w:t xml:space="preserve">. </w:t>
+        <w:t xml:space="preserve">. Також </w:t>
       </w:r>
       <w:r>
         <w:rPr>
@@ -12835,127 +9263,33 @@
           <w:sz w:val="28"/>
           <w:szCs w:val="28"/>
         </w:rPr>
-        <w:t xml:space="preserve">Розробник може використовувати </w:t>
-      </w:r>
-      <w:proofErr w:type="spellStart"/>
+        <w:t xml:space="preserve">Windows надає готовий набір системних функцій сімейства </w:t>
+      </w:r>
       <w:r>
         <w:rPr>
           <w:rFonts w:ascii="Times New Roman" w:hAnsi="Times New Roman" w:cs="Times New Roman"/>
           <w:sz w:val="28"/>
           <w:szCs w:val="28"/>
-        </w:rPr>
-        <w:t>асемблерні</w:t>
-      </w:r>
-      <w:proofErr w:type="spellEnd"/>
+          <w:lang w:val="en-US"/>
+        </w:rPr>
+        <w:t>Interlocked (</w:t>
+      </w:r>
       <w:r>
         <w:rPr>
           <w:rFonts w:ascii="Times New Roman" w:hAnsi="Times New Roman" w:cs="Times New Roman"/>
           <w:sz w:val="28"/>
           <w:szCs w:val="28"/>
         </w:rPr>
-        <w:t xml:space="preserve"> вставки у коді, викликаючи атомарні інструкції самого процесора</w:t>
+        <w:t>наприклад</w:t>
       </w:r>
       <w:r>
         <w:rPr>
           <w:rFonts w:ascii="Times New Roman" w:hAnsi="Times New Roman" w:cs="Times New Roman"/>
           <w:sz w:val="28"/>
           <w:szCs w:val="28"/>
-        </w:rPr>
-        <w:t xml:space="preserve">. Також </w:t>
-      </w:r>
-      <w:r>
-        <w:rPr>
-          <w:rFonts w:ascii="Times New Roman" w:hAnsi="Times New Roman" w:cs="Times New Roman"/>
-          <w:sz w:val="28"/>
-          <w:szCs w:val="28"/>
-        </w:rPr>
-        <w:t xml:space="preserve">Windows надає готовий набір системних функцій сімейства </w:t>
-      </w:r>
-      <w:r>
-        <w:rPr>
-          <w:rFonts w:ascii="Times New Roman" w:hAnsi="Times New Roman" w:cs="Times New Roman"/>
-          <w:sz w:val="28"/>
-          <w:szCs w:val="28"/>
           <w:lang w:val="en-US"/>
         </w:rPr>
-        <w:t>Interlocked (</w:t>
-      </w:r>
-      <w:r>
-        <w:rPr>
-          <w:rFonts w:ascii="Times New Roman" w:hAnsi="Times New Roman" w:cs="Times New Roman"/>
-          <w:sz w:val="28"/>
-          <w:szCs w:val="28"/>
-        </w:rPr>
-        <w:t>наприклад</w:t>
-      </w:r>
-      <w:r>
-        <w:rPr>
-          <w:rFonts w:ascii="Times New Roman" w:hAnsi="Times New Roman" w:cs="Times New Roman"/>
-          <w:sz w:val="28"/>
-          <w:szCs w:val="28"/>
-          <w:lang w:val="en-US"/>
-        </w:rPr>
-        <w:t xml:space="preserve">, </w:t>
-      </w:r>
-      <w:proofErr w:type="spellStart"/>
-      <w:r>
-        <w:rPr>
-          <w:rFonts w:ascii="Times New Roman" w:hAnsi="Times New Roman" w:cs="Times New Roman"/>
-          <w:sz w:val="28"/>
-          <w:szCs w:val="28"/>
-          <w:lang w:val="en-US"/>
-        </w:rPr>
-        <w:t>InterlockedCompareExchange</w:t>
-      </w:r>
-      <w:proofErr w:type="spellEnd"/>
-      <w:r>
-        <w:rPr>
-          <w:rFonts w:ascii="Times New Roman" w:hAnsi="Times New Roman" w:cs="Times New Roman"/>
-          <w:sz w:val="28"/>
-          <w:szCs w:val="28"/>
-          <w:lang w:val="en-US"/>
-        </w:rPr>
-        <w:t xml:space="preserve"> </w:t>
-      </w:r>
-      <w:proofErr w:type="spellStart"/>
-      <w:r>
-        <w:rPr>
-          <w:rFonts w:ascii="Times New Roman" w:hAnsi="Times New Roman" w:cs="Times New Roman"/>
-          <w:sz w:val="28"/>
-          <w:szCs w:val="28"/>
-          <w:lang w:val="en-US"/>
-        </w:rPr>
-        <w:t>або</w:t>
-      </w:r>
-      <w:proofErr w:type="spellEnd"/>
-      <w:r>
-        <w:rPr>
-          <w:rFonts w:ascii="Times New Roman" w:hAnsi="Times New Roman" w:cs="Times New Roman"/>
-          <w:sz w:val="28"/>
-          <w:szCs w:val="28"/>
-          <w:lang w:val="en-US"/>
-        </w:rPr>
-        <w:t xml:space="preserve"> </w:t>
-      </w:r>
-      <w:proofErr w:type="spellStart"/>
-      <w:r>
-        <w:rPr>
-          <w:rFonts w:ascii="Times New Roman" w:hAnsi="Times New Roman" w:cs="Times New Roman"/>
-          <w:sz w:val="28"/>
-          <w:szCs w:val="28"/>
-          <w:lang w:val="en-US"/>
-        </w:rPr>
-        <w:t>InterlockedIncrement</w:t>
-      </w:r>
-      <w:proofErr w:type="spellEnd"/>
-      <w:r>
-        <w:rPr>
-          <w:rFonts w:ascii="Times New Roman" w:hAnsi="Times New Roman" w:cs="Times New Roman"/>
-          <w:sz w:val="28"/>
-          <w:szCs w:val="28"/>
-          <w:lang w:val="en-US"/>
-        </w:rPr>
-        <w:t>),</w:t>
+        <w:t>, InterlockedCompareExchange або InterlockedIncrement),</w:t>
       </w:r>
       <w:r>
         <w:rPr>
@@ -13059,7 +9393,7 @@
           <w:sz w:val="28"/>
           <w:szCs w:val="28"/>
         </w:rPr>
-        <w:t xml:space="preserve">У результаті виконання роботи ми на практиці порівняли три підходи до обробки даних: послідовний, паралельний із блокуючою синхронізацією та неблокуючий паралельний алгоритм на базі атомарних змінних і операції CAS. </w:t>
+        <w:t>У результаті виконання роботи ми на практиці порівняли три підходи до обробки даних: послідовний, паралельний із блокуючою синхронізацією (м'ютекс) та неблокуючий паралельний алгоритм на базі атомарних змінних і операції CAS. Для вирішення задачі пошуку непарних елементів масив було розділено між 4 потоками. Ключовою архітектурною особливістю цієї реалізації стала свідома відмова від акумулювання проміжних результатів у локальних змінних. Синхронізація відбувалася безпосередньо всередині циклу при знаходженні кожного непарного числа, що створило умови високої конкуренції за спільну пам'ять.</w:t>
       </w:r>
     </w:p>
     <w:p>
@@ -13085,25 +9419,7 @@
           <w:sz w:val="28"/>
           <w:szCs w:val="28"/>
         </w:rPr>
-        <w:t xml:space="preserve">Для вирішення задачі пошуку непарних елементів масив було розділено між 4 потоками, що оптимально відповідає кількості фізичних ядер процесора. Ключовим архітектурним рішенням в обох паралельних реалізаціях стало акумулювання проміжних результатів у локальних </w:t>
-      </w:r>
-      <w:r>
-        <w:rPr>
-          <w:noProof/>
-          <w:color w:val="000000" w:themeColor="text1"/>
-          <w:sz w:val="28"/>
-          <w:szCs w:val="28"/>
-        </w:rPr>
-        <w:t>змінних</w:t>
-      </w:r>
-      <w:r>
-        <w:rPr>
-          <w:noProof/>
-          <w:color w:val="000000" w:themeColor="text1"/>
-          <w:sz w:val="28"/>
-          <w:szCs w:val="28"/>
-        </w:rPr>
-        <w:t xml:space="preserve"> кожного потоку. Це звело конкуренцію за спільну пам'ять до абсолютного мінімуму: глобальні змінні оновлювалися лише один раз наприкінці роботи кожного потоку. Саме через цю оптимізацію різниця у швидкодії між м'ютексом та атомарним підходом виявилася невеликою (на масиві з мільярда елементів атомарний алгоритм відпрацював швидше приблизно на 5%). </w:t>
+        <w:t>Такий підхід наочно продемонстрував головний парадокс неоптимізованої багатопотоковості: обидва паралельні алгоритми катастрофічно програли у швидкодії звичайному послідовному. Послідовний алгоритм виконував корисну роботу в швидкому кеші процесора без жодних накладних витрат. Натомість паралельні потоки витрачали сотні та тисячі тактів на координацію доступу до пам'яті заради однієї елементарної операції додавання, що повністю знівелювало переваги використання багатоядерності.</w:t>
       </w:r>
     </w:p>
     <w:p>
@@ -13129,7 +9445,7 @@
           <w:sz w:val="28"/>
           <w:szCs w:val="28"/>
         </w:rPr>
-        <w:t>Оскільки потоки майже не чекали один одного, ми уникнули масових перемикань контексту операційною системою, які зазвичай роблять блокуючі алгоритми повільними. Проте навіть за таких умов з мінімальною конкуренцією неблокуючий підхід продемонстрував свою технологічну перевагу.</w:t>
+        <w:t>Порівняння блокуючого та неблокуючого підходів показало пряму залежність їхньої ефективності від рівня навантаження. На відносно невеликих масивах (до ста тисяч елементів) атомарний алгоритм виявився швидшим за м'ютекс, оскільки дозволив потокам безпечно оновлювати дані на рівні апаратних інструкцій процесора, уникаючи важких системних викликів і масових перемикань контексту операційною системою.</w:t>
       </w:r>
     </w:p>
     <w:p>
@@ -13155,7 +9471,7 @@
           <w:sz w:val="28"/>
           <w:szCs w:val="28"/>
         </w:rPr>
-        <w:t>На відміну від системних м'ютексів, справжня атомарність працює безпосередньо на рівні апаратних інструкцій процесора. Використання циклу з операцією compare</w:t>
+        <w:t>Однак на великих обсягах даних (мільйон елементів і більше) атомарний підхід почав суттєво програвати м'ютексу. Через активне очікування</w:t>
       </w:r>
       <w:r>
         <w:rPr>
@@ -13173,7 +9489,7 @@
           <w:sz w:val="28"/>
           <w:szCs w:val="28"/>
         </w:rPr>
-        <w:t>and</w:t>
+        <w:t xml:space="preserve">у циклах потоки, яким не вдалося оновити змінну, не засинали, а безперервно </w:t>
       </w:r>
       <w:r>
         <w:rPr>
@@ -13182,7 +9498,7 @@
           <w:sz w:val="28"/>
           <w:szCs w:val="28"/>
         </w:rPr>
-        <w:t xml:space="preserve"> </w:t>
+        <w:t>витрачали впусту</w:t>
       </w:r>
       <w:r>
         <w:rPr>
@@ -13191,7 +9507,35 @@
           <w:sz w:val="28"/>
           <w:szCs w:val="28"/>
         </w:rPr>
-        <w:t>swap дозволило потокам безпечно порівнювати та оновлювати дані без ризику взаємного блокування та без переходу у стан сну.</w:t>
+        <w:t xml:space="preserve"> процесорний час. Це створило ефект жорсткого перекидання кешу та перевантажило системну шину постійними повідомленнями про невалідність </w:t>
+      </w:r>
+      <w:r>
+        <w:rPr>
+          <w:noProof/>
+          <w:color w:val="000000" w:themeColor="text1"/>
+          <w:sz w:val="28"/>
+          <w:szCs w:val="28"/>
+        </w:rPr>
+        <w:lastRenderedPageBreak/>
+        <w:t xml:space="preserve">даних. У цих екстремальних умовах класичний м'ютекс виявився ефективнішим саме завдяки механізму пасивного очікування: операційна система просто </w:t>
+      </w:r>
+      <w:r>
+        <w:rPr>
+          <w:noProof/>
+          <w:color w:val="000000" w:themeColor="text1"/>
+          <w:sz w:val="28"/>
+          <w:szCs w:val="28"/>
+        </w:rPr>
+        <w:t>призупиняла</w:t>
+      </w:r>
+      <w:r>
+        <w:rPr>
+          <w:noProof/>
+          <w:color w:val="000000" w:themeColor="text1"/>
+          <w:sz w:val="28"/>
+          <w:szCs w:val="28"/>
+        </w:rPr>
+        <w:t xml:space="preserve"> зайві потоки, дозволяючи єдиному активному потоку спокійно та ексклюзивно працювати з пам'яттю.</w:t>
       </w:r>
     </w:p>
     <w:p>
@@ -13217,7 +9561,7 @@
           <w:sz w:val="28"/>
           <w:szCs w:val="28"/>
         </w:rPr>
-        <w:t>Отримані результати підтверджують, що атомарні операції є раціональним інструментом для оптимізації вузьких місць у багатопотокових програмах, незважаючи на те, що їхнє впровадження вимагає складнішого</w:t>
+        <w:t>Отже, о</w:t>
       </w:r>
       <w:r>
         <w:rPr>
@@ -13226,7 +9570,7 @@
           <w:sz w:val="28"/>
           <w:szCs w:val="28"/>
         </w:rPr>
-        <w:t xml:space="preserve"> </w:t>
+        <w:t xml:space="preserve">тримані результати підтверджують, що неблокуючі алгоритми та атомарні операції не є універсальним інструментом, який автоматично прискорює будь-який код. Їх застосування в лоб для кожної ітерації в умовах високої конкуренції призводить до жорсткої деградації продуктивності. Для розкриття справжнього потенціалу багатопотоковості критично необхідна правильна архітектура алгоритму </w:t>
       </w:r>
       <w:r>
         <w:rPr>
@@ -13235,25 +9579,17 @@
           <w:sz w:val="28"/>
           <w:szCs w:val="28"/>
         </w:rPr>
-        <w:t>підходу до написання коду порівняно з класичними примітивами синхронізації.</w:t>
-      </w:r>
-    </w:p>
-    <w:p>
-      <w:pPr>
-        <w:tabs>
-          <w:tab w:val="left" w:pos="1134"/>
-          <w:tab w:val="left" w:pos="6237"/>
-        </w:tabs>
-        <w:spacing w:line="360" w:lineRule="auto"/>
-        <w:ind w:firstLine="709"/>
-        <w:jc w:val="both"/>
+        <w:t>-</w:t>
+      </w:r>
+      <w:r>
         <w:rPr>
           <w:noProof/>
           <w:color w:val="000000" w:themeColor="text1"/>
           <w:sz w:val="28"/>
           <w:szCs w:val="28"/>
         </w:rPr>
-      </w:pPr>
+        <w:t xml:space="preserve"> зокрема, просторовий розподіл даних та мінімізація точок синхронізації.</w:t>
+      </w:r>
     </w:p>
     <w:p>
       <w:pPr>
